--- a/LLM/LLM Document.docx
+++ b/LLM/LLM Document.docx
@@ -5,12 +5,14 @@
     <w:p>
       <w:pPr>
         <w:rPr>
+          <w:rFonts w:ascii="Arial" w:hAnsi="Arial" w:cs="Arial"/>
           <w:b/>
           <w:bCs/>
         </w:rPr>
       </w:pPr>
       <w:r>
         <w:rPr>
+          <w:rFonts w:ascii="Arial" w:hAnsi="Arial" w:cs="Arial"/>
           <w:b/>
           <w:bCs/>
         </w:rPr>
@@ -18,8 +20,14 @@
       </w:r>
     </w:p>
     <w:p>
-      <w:r>
-        <w:rPr>
+      <w:pPr>
+        <w:rPr>
+          <w:rFonts w:ascii="Arial" w:hAnsi="Arial" w:cs="Arial"/>
+        </w:rPr>
+      </w:pPr>
+      <w:r>
+        <w:rPr>
+          <w:rFonts w:ascii="Arial" w:hAnsi="Arial" w:cs="Arial"/>
           <w:b/>
           <w:bCs/>
         </w:rPr>
@@ -32,15 +40,22 @@
           <w:ilvl w:val="0"/>
           <w:numId w:val="1"/>
         </w:numPr>
-      </w:pPr>
-      <w:r>
-        <w:rPr>
+        <w:rPr>
+          <w:rFonts w:ascii="Arial" w:hAnsi="Arial" w:cs="Arial"/>
+        </w:rPr>
+      </w:pPr>
+      <w:r>
+        <w:rPr>
+          <w:rFonts w:ascii="Arial" w:hAnsi="Arial" w:cs="Arial"/>
           <w:b/>
           <w:bCs/>
         </w:rPr>
         <w:t>Besturingssysteem:</w:t>
       </w:r>
       <w:r>
+        <w:rPr>
+          <w:rFonts w:ascii="Arial" w:hAnsi="Arial" w:cs="Arial"/>
+        </w:rPr>
         <w:t xml:space="preserve"> Windows 11</w:t>
       </w:r>
     </w:p>
@@ -50,15 +65,25 @@
           <w:ilvl w:val="0"/>
           <w:numId w:val="1"/>
         </w:numPr>
-      </w:pPr>
-      <w:r>
-        <w:rPr>
+        <w:rPr>
+          <w:rFonts w:ascii="Arial" w:hAnsi="Arial" w:cs="Arial"/>
+          <w:lang w:val="en-US"/>
+        </w:rPr>
+      </w:pPr>
+      <w:r>
+        <w:rPr>
+          <w:rFonts w:ascii="Arial" w:hAnsi="Arial" w:cs="Arial"/>
           <w:b/>
           <w:bCs/>
+          <w:lang w:val="en-US"/>
         </w:rPr>
         <w:t>CPU:</w:t>
       </w:r>
       <w:r>
+        <w:rPr>
+          <w:rFonts w:ascii="Arial" w:hAnsi="Arial" w:cs="Arial"/>
+          <w:lang w:val="en-US"/>
+        </w:rPr>
         <w:t xml:space="preserve"> Intel Core i5-1135G7 (2.40 GHz)</w:t>
       </w:r>
     </w:p>
@@ -68,15 +93,22 @@
           <w:ilvl w:val="0"/>
           <w:numId w:val="1"/>
         </w:numPr>
-      </w:pPr>
-      <w:r>
-        <w:rPr>
+        <w:rPr>
+          <w:rFonts w:ascii="Arial" w:hAnsi="Arial" w:cs="Arial"/>
+        </w:rPr>
+      </w:pPr>
+      <w:r>
+        <w:rPr>
+          <w:rFonts w:ascii="Arial" w:hAnsi="Arial" w:cs="Arial"/>
           <w:b/>
           <w:bCs/>
         </w:rPr>
         <w:t>RAM:</w:t>
       </w:r>
       <w:r>
+        <w:rPr>
+          <w:rFonts w:ascii="Arial" w:hAnsi="Arial" w:cs="Arial"/>
+        </w:rPr>
         <w:t xml:space="preserve"> 8 GB</w:t>
       </w:r>
     </w:p>
@@ -86,15 +118,22 @@
           <w:ilvl w:val="0"/>
           <w:numId w:val="1"/>
         </w:numPr>
-      </w:pPr>
-      <w:r>
-        <w:rPr>
+        <w:rPr>
+          <w:rFonts w:ascii="Arial" w:hAnsi="Arial" w:cs="Arial"/>
+        </w:rPr>
+      </w:pPr>
+      <w:r>
+        <w:rPr>
+          <w:rFonts w:ascii="Arial" w:hAnsi="Arial" w:cs="Arial"/>
           <w:b/>
           <w:bCs/>
         </w:rPr>
         <w:t>Dedicated GPU:</w:t>
       </w:r>
       <w:r>
+        <w:rPr>
+          <w:rFonts w:ascii="Arial" w:hAnsi="Arial" w:cs="Arial"/>
+        </w:rPr>
         <w:t xml:space="preserve"> Geen (Geïntegreerde Intel Iris Xe Graphics)</w:t>
       </w:r>
     </w:p>
@@ -104,21 +143,34 @@
           <w:ilvl w:val="0"/>
           <w:numId w:val="1"/>
         </w:numPr>
-      </w:pPr>
-      <w:r>
-        <w:rPr>
+        <w:rPr>
+          <w:rFonts w:ascii="Arial" w:hAnsi="Arial" w:cs="Arial"/>
+        </w:rPr>
+      </w:pPr>
+      <w:r>
+        <w:rPr>
+          <w:rFonts w:ascii="Arial" w:hAnsi="Arial" w:cs="Arial"/>
           <w:b/>
           <w:bCs/>
         </w:rPr>
         <w:t>Inference type:</w:t>
       </w:r>
       <w:r>
+        <w:rPr>
+          <w:rFonts w:ascii="Arial" w:hAnsi="Arial" w:cs="Arial"/>
+        </w:rPr>
         <w:t xml:space="preserve"> CPU-based / Mixed (Aangezien de geïntegreerde GPU het systeemgeheugen deelt, wordt de belasting voornamelijk door de CPU en het gedeelde RAM opgevangen).</w:t>
       </w:r>
     </w:p>
     <w:p>
-      <w:r>
-        <w:rPr>
+      <w:pPr>
+        <w:rPr>
+          <w:rFonts w:ascii="Arial" w:hAnsi="Arial" w:cs="Arial"/>
+        </w:rPr>
+      </w:pPr>
+      <w:r>
+        <w:rPr>
+          <w:rFonts w:ascii="Arial" w:hAnsi="Arial" w:cs="Arial"/>
           <w:b/>
           <w:bCs/>
         </w:rPr>
@@ -131,15 +183,22 @@
           <w:ilvl w:val="0"/>
           <w:numId w:val="2"/>
         </w:numPr>
-      </w:pPr>
-      <w:r>
-        <w:rPr>
+        <w:rPr>
+          <w:rFonts w:ascii="Arial" w:hAnsi="Arial" w:cs="Arial"/>
+        </w:rPr>
+      </w:pPr>
+      <w:r>
+        <w:rPr>
+          <w:rFonts w:ascii="Arial" w:hAnsi="Arial" w:cs="Arial"/>
           <w:b/>
           <w:bCs/>
         </w:rPr>
         <w:t>Wat is LM Studio en wat kun je ermee?</w:t>
       </w:r>
       <w:r>
+        <w:rPr>
+          <w:rFonts w:ascii="Arial" w:hAnsi="Arial" w:cs="Arial"/>
+        </w:rPr>
         <w:t xml:space="preserve"> LM Studio is een gebruiksvriendelijke applicatie waarmee je eenvoudig open-source Large Language Models (LLM's) lokaal kunt zoeken, downloaden en draaien. Je hoeft geen ingewikkelde command-line tools of Python-omgevingen op te zetten; het biedt een kant-en-klare chatinterface en een lokale server die zich gedraagt als een OpenAI API.</w:t>
       </w:r>
     </w:p>
@@ -149,15 +208,22 @@
           <w:ilvl w:val="0"/>
           <w:numId w:val="2"/>
         </w:numPr>
-      </w:pPr>
-      <w:r>
-        <w:rPr>
+        <w:rPr>
+          <w:rFonts w:ascii="Arial" w:hAnsi="Arial" w:cs="Arial"/>
+        </w:rPr>
+      </w:pPr>
+      <w:r>
+        <w:rPr>
+          <w:rFonts w:ascii="Arial" w:hAnsi="Arial" w:cs="Arial"/>
           <w:b/>
           <w:bCs/>
         </w:rPr>
         <w:t>Waarom lokaal draaien i.p.v. cloudservices (zoals ChatGPT)?</w:t>
       </w:r>
       <w:r>
+        <w:rPr>
+          <w:rFonts w:ascii="Arial" w:hAnsi="Arial" w:cs="Arial"/>
+        </w:rPr>
         <w:t xml:space="preserve"> Als Software Engineering student is het lokaal draaien van LLM's essentieel voor data privacy. Je stuurt geen gevoelige code, bedrijfsgeheimen of persoonlijke gegevens naar externe servers. Bovendien kun je volledig offline werken, kost het geen abonnementsgeld, ben je niet afhankelijk van API-rate limits en kun je de werking van AI beter "onder de motorkap" bestuderen.</w:t>
       </w:r>
     </w:p>
@@ -167,27 +233,36 @@
           <w:ilvl w:val="0"/>
           <w:numId w:val="2"/>
         </w:numPr>
-      </w:pPr>
-      <w:r>
-        <w:rPr>
+        <w:rPr>
+          <w:rFonts w:ascii="Arial" w:hAnsi="Arial" w:cs="Arial"/>
+        </w:rPr>
+      </w:pPr>
+      <w:r>
+        <w:rPr>
+          <w:rFonts w:ascii="Arial" w:hAnsi="Arial" w:cs="Arial"/>
           <w:b/>
           <w:bCs/>
         </w:rPr>
         <w:t>Wat zijn de nadelen van lokale inference?</w:t>
       </w:r>
       <w:r>
+        <w:rPr>
+          <w:rFonts w:ascii="Arial" w:hAnsi="Arial" w:cs="Arial"/>
+        </w:rPr>
         <w:t xml:space="preserve"> Het grootste nadeel is de hardware-afhankelijkheid. Lokale inference vereist veel rekenkracht (vooral VRAM en RAM). Op een laptop met beperkte middelen, zoals 8 GB RAM en geen dedicated GPU, ben je beperkt tot sterk gecomprimeerde (gekwantiseerde) en kleinere modellen. Hierdoor is de generatiesnelheid lager en kan de kwaliteit of het redeneervermogen van de output minder nauwkeurig zijn dan bij gigantische cloudmodellen.</w:t>
       </w:r>
     </w:p>
     <w:p>
       <w:pPr>
         <w:rPr>
+          <w:rFonts w:ascii="Arial" w:hAnsi="Arial" w:cs="Arial"/>
           <w:b/>
           <w:bCs/>
         </w:rPr>
       </w:pPr>
       <w:r>
         <w:rPr>
+          <w:rFonts w:ascii="Arial" w:hAnsi="Arial" w:cs="Arial"/>
           <w:b/>
           <w:bCs/>
         </w:rPr>
@@ -195,22 +270,24 @@
       </w:r>
     </w:p>
     <w:p>
-      <w:r>
-        <w:rPr>
+      <w:pPr>
+        <w:rPr>
+          <w:rFonts w:ascii="Arial" w:hAnsi="Arial" w:cs="Arial"/>
+        </w:rPr>
+      </w:pPr>
+      <w:r>
+        <w:rPr>
+          <w:rFonts w:ascii="Arial" w:hAnsi="Arial" w:cs="Arial"/>
           <w:b/>
           <w:bCs/>
         </w:rPr>
         <w:t>Taak B1. Modeldocumentatie</w:t>
       </w:r>
       <w:r>
+        <w:rPr>
+          <w:rFonts w:ascii="Arial" w:hAnsi="Arial" w:cs="Arial"/>
+        </w:rPr>
         <w:t xml:space="preserve"> </w:t>
-      </w:r>
-      <w:r>
-        <w:rPr>
-          <w:i/>
-          <w:iCs/>
-        </w:rPr>
-        <w:t>(Bu kısmı modelleri test ettikçe hızlarına göre sen dolduracaksın, şimdilik böyle bir liste kalsın)</w:t>
       </w:r>
     </w:p>
     <w:p>
@@ -219,15 +296,25 @@
           <w:ilvl w:val="0"/>
           <w:numId w:val="3"/>
         </w:numPr>
-      </w:pPr>
-      <w:r>
-        <w:rPr>
+        <w:rPr>
+          <w:rFonts w:ascii="Arial" w:hAnsi="Arial" w:cs="Arial"/>
+          <w:lang w:val="en-US"/>
+        </w:rPr>
+      </w:pPr>
+      <w:r>
+        <w:rPr>
+          <w:rFonts w:ascii="Arial" w:hAnsi="Arial" w:cs="Arial"/>
           <w:b/>
           <w:bCs/>
+          <w:lang w:val="en-US"/>
         </w:rPr>
         <w:t>Model 1:</w:t>
       </w:r>
       <w:r>
+        <w:rPr>
+          <w:rFonts w:ascii="Arial" w:hAnsi="Arial" w:cs="Arial"/>
+          <w:lang w:val="en-US"/>
+        </w:rPr>
         <w:t xml:space="preserve"> Qwen 1.5B Instruct (Params: 1.5B | Quantization: Q4_K_S | Grootte: 2.03 GB)</w:t>
       </w:r>
     </w:p>
@@ -237,16 +324,25 @@
           <w:ilvl w:val="0"/>
           <w:numId w:val="3"/>
         </w:numPr>
-      </w:pPr>
-      <w:r>
-        <w:rPr>
+        <w:rPr>
+          <w:rFonts w:ascii="Arial" w:hAnsi="Arial" w:cs="Arial"/>
+          <w:lang w:val="en-US"/>
+        </w:rPr>
+      </w:pPr>
+      <w:r>
+        <w:rPr>
+          <w:rFonts w:ascii="Arial" w:hAnsi="Arial" w:cs="Arial"/>
           <w:b/>
           <w:bCs/>
-        </w:rPr>
-        <w:lastRenderedPageBreak/>
+          <w:lang w:val="en-US"/>
+        </w:rPr>
         <w:t>Model 2:</w:t>
       </w:r>
       <w:r>
+        <w:rPr>
+          <w:rFonts w:ascii="Arial" w:hAnsi="Arial" w:cs="Arial"/>
+          <w:lang w:val="en-US"/>
+        </w:rPr>
         <w:t xml:space="preserve"> Phi-3.1 Mini 4k Instruct (Params: ~3.8B | Quantization: Q4_K_M | Grootte: 2.39 GB)</w:t>
       </w:r>
     </w:p>
@@ -256,15 +352,26 @@
           <w:ilvl w:val="0"/>
           <w:numId w:val="3"/>
         </w:numPr>
-      </w:pPr>
-      <w:r>
-        <w:rPr>
+        <w:rPr>
+          <w:rFonts w:ascii="Arial" w:hAnsi="Arial" w:cs="Arial"/>
+          <w:lang w:val="en-US"/>
+        </w:rPr>
+      </w:pPr>
+      <w:r>
+        <w:rPr>
+          <w:rFonts w:ascii="Arial" w:hAnsi="Arial" w:cs="Arial"/>
           <w:b/>
           <w:bCs/>
-        </w:rPr>
+          <w:lang w:val="en-US"/>
+        </w:rPr>
+        <w:lastRenderedPageBreak/>
         <w:t>Model 3:</w:t>
       </w:r>
       <w:r>
+        <w:rPr>
+          <w:rFonts w:ascii="Arial" w:hAnsi="Arial" w:cs="Arial"/>
+          <w:lang w:val="en-US"/>
+        </w:rPr>
         <w:t xml:space="preserve"> Llama 3.2 1B Instruct (Params: 1B | Quantization: Q8_0 | Grootte: 1.32 GB)</w:t>
       </w:r>
     </w:p>
@@ -274,21 +381,37 @@
           <w:ilvl w:val="0"/>
           <w:numId w:val="3"/>
         </w:numPr>
-      </w:pPr>
-      <w:r>
-        <w:rPr>
+        <w:rPr>
+          <w:rFonts w:ascii="Arial" w:hAnsi="Arial" w:cs="Arial"/>
+          <w:lang w:val="en-US"/>
+        </w:rPr>
+      </w:pPr>
+      <w:r>
+        <w:rPr>
+          <w:rFonts w:ascii="Arial" w:hAnsi="Arial" w:cs="Arial"/>
           <w:b/>
           <w:bCs/>
+          <w:lang w:val="en-US"/>
         </w:rPr>
         <w:t>Model 4:</w:t>
       </w:r>
       <w:r>
+        <w:rPr>
+          <w:rFonts w:ascii="Arial" w:hAnsi="Arial" w:cs="Arial"/>
+          <w:lang w:val="en-US"/>
+        </w:rPr>
         <w:t xml:space="preserve"> Llama 3.2 1B Instruct (Params: 1B | Quantization: Q4_K_M | Grootte: ~onder 1 GB)</w:t>
       </w:r>
     </w:p>
     <w:p>
-      <w:r>
-        <w:rPr>
+      <w:pPr>
+        <w:rPr>
+          <w:rFonts w:ascii="Arial" w:hAnsi="Arial" w:cs="Arial"/>
+        </w:rPr>
+      </w:pPr>
+      <w:r>
+        <w:rPr>
+          <w:rFonts w:ascii="Arial" w:hAnsi="Arial" w:cs="Arial"/>
           <w:b/>
           <w:bCs/>
         </w:rPr>
@@ -301,19 +424,3860 @@
           <w:ilvl w:val="0"/>
           <w:numId w:val="4"/>
         </w:numPr>
-      </w:pPr>
-      <w:r>
-        <w:rPr>
+        <w:rPr>
+          <w:rFonts w:ascii="Arial" w:hAnsi="Arial" w:cs="Arial"/>
+        </w:rPr>
+      </w:pPr>
+      <w:r>
+        <w:rPr>
+          <w:rFonts w:ascii="Arial" w:hAnsi="Arial" w:cs="Arial"/>
           <w:b/>
           <w:bCs/>
         </w:rPr>
         <w:t>Waarom deze modellen?</w:t>
       </w:r>
       <w:r>
+        <w:rPr>
+          <w:rFonts w:ascii="Arial" w:hAnsi="Arial" w:cs="Arial"/>
+        </w:rPr>
         <w:t xml:space="preserve"> De keuze voor deze specifieke modellen is direct gedreven door de hardwarebeperkingen van mijn studielaptop (8 GB RAM en een geïntegreerde Intel Iris Xe GPU). Grote modellen zouden het systeem direct laten crashen (Out of Memory). Daarom heb ik gekozen voor kleine "instruct" modellen zoals Qwen 1.5B en de zeer capabele Phi-3 Mini. Om binnen het geheugenbudget te blijven, gebruik ik Q4_K_M en Q4_K_S quantizations, wat zorgt voor een goede balans tussen bestandsgrootte (rond de 2 GB) en werkbare intelligentie. Daarnaast heb ik bewust twee verschillende quantizations van hetzelfde Llama 3.2 1B model (Q8_0 en Q4) gekozen. Dit stelt mij in staat om direct te testen en te vergelijken wat de impact van compressie is op de snelheid (tokens/sec) en de kwaliteit van de output op dezelfde hardware.</w:t>
       </w:r>
     </w:p>
-    <w:p/>
+    <w:p>
+      <w:pPr>
+        <w:rPr>
+          <w:rFonts w:ascii="Arial" w:hAnsi="Arial" w:cs="Arial"/>
+        </w:rPr>
+      </w:pPr>
+    </w:p>
+    <w:p>
+      <w:pPr>
+        <w:rPr>
+          <w:rFonts w:ascii="Arial" w:hAnsi="Arial" w:cs="Arial"/>
+        </w:rPr>
+      </w:pPr>
+    </w:p>
+    <w:p>
+      <w:pPr>
+        <w:rPr>
+          <w:rFonts w:ascii="Arial" w:hAnsi="Arial" w:cs="Arial"/>
+          <w:b/>
+          <w:bCs/>
+        </w:rPr>
+      </w:pPr>
+      <w:r>
+        <w:rPr>
+          <w:rFonts w:ascii="Arial" w:hAnsi="Arial" w:cs="Arial"/>
+          <w:b/>
+          <w:bCs/>
+        </w:rPr>
+        <w:t>Deel C — Praktische prompting-experimenten</w:t>
+      </w:r>
+    </w:p>
+    <w:p>
+      <w:pPr>
+        <w:rPr>
+          <w:rFonts w:ascii="Arial" w:hAnsi="Arial" w:cs="Arial"/>
+        </w:rPr>
+      </w:pPr>
+      <w:r>
+        <w:rPr>
+          <w:rFonts w:ascii="Arial" w:hAnsi="Arial" w:cs="Arial"/>
+          <w:b/>
+          <w:bCs/>
+        </w:rPr>
+        <w:t>1. Categorie: Factual explanation</w:t>
+      </w:r>
+    </w:p>
+    <w:p>
+      <w:pPr>
+        <w:numPr>
+          <w:ilvl w:val="0"/>
+          <w:numId w:val="5"/>
+        </w:numPr>
+        <w:rPr>
+          <w:rFonts w:ascii="Arial" w:hAnsi="Arial" w:cs="Arial"/>
+        </w:rPr>
+      </w:pPr>
+      <w:r>
+        <w:rPr>
+          <w:rFonts w:ascii="Arial" w:hAnsi="Arial" w:cs="Arial"/>
+          <w:b/>
+          <w:bCs/>
+        </w:rPr>
+        <w:t>De prompt:</w:t>
+      </w:r>
+      <w:r>
+        <w:rPr>
+          <w:rFonts w:ascii="Arial" w:hAnsi="Arial" w:cs="Arial"/>
+        </w:rPr>
+        <w:t xml:space="preserve"> Leg uit wat een transformer is aan een eerstejaars informatica student.</w:t>
+      </w:r>
+    </w:p>
+    <w:p>
+      <w:pPr>
+        <w:numPr>
+          <w:ilvl w:val="0"/>
+          <w:numId w:val="5"/>
+        </w:numPr>
+        <w:rPr>
+          <w:rFonts w:ascii="Arial" w:hAnsi="Arial" w:cs="Arial"/>
+        </w:rPr>
+      </w:pPr>
+      <w:r>
+        <w:rPr>
+          <w:rFonts w:ascii="Arial" w:hAnsi="Arial" w:cs="Arial"/>
+          <w:b/>
+          <w:bCs/>
+        </w:rPr>
+        <w:t>Het model:</w:t>
+      </w:r>
+      <w:r>
+        <w:rPr>
+          <w:rFonts w:ascii="Arial" w:hAnsi="Arial" w:cs="Arial"/>
+        </w:rPr>
+        <w:t xml:space="preserve"> Phi-3.1 Mini 4k Instruct (Q4_K_M)</w:t>
+      </w:r>
+    </w:p>
+    <w:p>
+      <w:pPr>
+        <w:numPr>
+          <w:ilvl w:val="0"/>
+          <w:numId w:val="5"/>
+        </w:numPr>
+        <w:rPr>
+          <w:rFonts w:ascii="Arial" w:hAnsi="Arial" w:cs="Arial"/>
+        </w:rPr>
+      </w:pPr>
+      <w:r>
+        <w:rPr>
+          <w:rFonts w:ascii="Arial" w:hAnsi="Arial" w:cs="Arial"/>
+          <w:b/>
+          <w:bCs/>
+        </w:rPr>
+        <w:t>De output:</w:t>
+      </w:r>
+      <w:r>
+        <w:rPr>
+          <w:rFonts w:ascii="Arial" w:hAnsi="Arial" w:cs="Arial"/>
+        </w:rPr>
+        <w:t xml:space="preserve"> Het model gaf vier sterk uiteenlopende en veelal incorrecte definities (waaronder een wiskundige berekening, een niet-bestaand algoritme, een elektrische transformator en een vorm van persoonlijke groei) met een zeer matige beheersing van de Nederlandse taal (zoals het verzonnen woord "Transformer-Algoriek").</w:t>
+      </w:r>
+    </w:p>
+    <w:p>
+      <w:pPr>
+        <w:numPr>
+          <w:ilvl w:val="0"/>
+          <w:numId w:val="5"/>
+        </w:numPr>
+        <w:rPr>
+          <w:rFonts w:ascii="Arial" w:hAnsi="Arial" w:cs="Arial"/>
+        </w:rPr>
+      </w:pPr>
+      <w:r>
+        <w:rPr>
+          <w:rFonts w:ascii="Arial" w:hAnsi="Arial" w:cs="Arial"/>
+          <w:b/>
+          <w:bCs/>
+        </w:rPr>
+        <w:t>Jouw evaluatie:</w:t>
+      </w:r>
+      <w:r>
+        <w:rPr>
+          <w:rFonts w:ascii="Arial" w:hAnsi="Arial" w:cs="Arial"/>
+        </w:rPr>
+        <w:t xml:space="preserve"> Het model begrijpt de context van de vraag onvoldoende. Zonder een expliciete 'System Prompt' interpreteert het model de term 'transformer' veel te breed. De gebrekkige grammatica toont aan dat dit relatief kleine model (3.8B) primair geoptimaliseerd is voor de Engelse taal en moeite heeft met Nederlandstalige vaktermen.</w:t>
+      </w:r>
+    </w:p>
+    <w:p>
+      <w:pPr>
+        <w:rPr>
+          <w:rFonts w:ascii="Arial" w:hAnsi="Arial" w:cs="Arial"/>
+        </w:rPr>
+      </w:pPr>
+      <w:r>
+        <w:rPr>
+          <w:rFonts w:ascii="Arial" w:hAnsi="Arial" w:cs="Arial"/>
+          <w:b/>
+          <w:bCs/>
+        </w:rPr>
+        <w:t>2. Categorie: Samenvatten</w:t>
+      </w:r>
+    </w:p>
+    <w:p>
+      <w:pPr>
+        <w:numPr>
+          <w:ilvl w:val="0"/>
+          <w:numId w:val="6"/>
+        </w:numPr>
+        <w:rPr>
+          <w:rFonts w:ascii="Arial" w:hAnsi="Arial" w:cs="Arial"/>
+        </w:rPr>
+      </w:pPr>
+      <w:r>
+        <w:rPr>
+          <w:rFonts w:ascii="Arial" w:hAnsi="Arial" w:cs="Arial"/>
+          <w:b/>
+          <w:bCs/>
+        </w:rPr>
+        <w:lastRenderedPageBreak/>
+        <w:t>De prompt:</w:t>
+      </w:r>
+      <w:r>
+        <w:rPr>
+          <w:rFonts w:ascii="Arial" w:hAnsi="Arial" w:cs="Arial"/>
+        </w:rPr>
+        <w:t xml:space="preserve"> Vat de volgende tekst samen in één duidelijke zin: "De Transformer-architectuur werd in 2017 geïntroduceerd door Google in de paper 'Attention is all you need'..."</w:t>
+      </w:r>
+    </w:p>
+    <w:p>
+      <w:pPr>
+        <w:numPr>
+          <w:ilvl w:val="0"/>
+          <w:numId w:val="6"/>
+        </w:numPr>
+        <w:rPr>
+          <w:rFonts w:ascii="Arial" w:hAnsi="Arial" w:cs="Arial"/>
+        </w:rPr>
+      </w:pPr>
+      <w:r>
+        <w:rPr>
+          <w:rFonts w:ascii="Arial" w:hAnsi="Arial" w:cs="Arial"/>
+          <w:b/>
+          <w:bCs/>
+        </w:rPr>
+        <w:t>Het model:</w:t>
+      </w:r>
+      <w:r>
+        <w:rPr>
+          <w:rFonts w:ascii="Arial" w:hAnsi="Arial" w:cs="Arial"/>
+        </w:rPr>
+        <w:t xml:space="preserve"> Phi-3.1 Mini 4k Instruct (Q4_K_M)</w:t>
+      </w:r>
+    </w:p>
+    <w:p>
+      <w:pPr>
+        <w:numPr>
+          <w:ilvl w:val="0"/>
+          <w:numId w:val="6"/>
+        </w:numPr>
+        <w:rPr>
+          <w:rFonts w:ascii="Arial" w:hAnsi="Arial" w:cs="Arial"/>
+        </w:rPr>
+      </w:pPr>
+      <w:r>
+        <w:rPr>
+          <w:rFonts w:ascii="Arial" w:hAnsi="Arial" w:cs="Arial"/>
+          <w:b/>
+          <w:bCs/>
+        </w:rPr>
+        <w:t>De output:</w:t>
+      </w:r>
+      <w:r>
+        <w:rPr>
+          <w:rFonts w:ascii="Arial" w:hAnsi="Arial" w:cs="Arial"/>
+        </w:rPr>
+        <w:t xml:space="preserve"> "Transformer-architectuur - een beroep door Google op 2017 in paper 'Attention is all you need' - ontstaat uit nieuwe attention mechanismen om relevante woorden te begrijpen, voorbereidend bij veel sneller en efficiënter algoritmus."</w:t>
+      </w:r>
+    </w:p>
+    <w:p>
+      <w:pPr>
+        <w:numPr>
+          <w:ilvl w:val="0"/>
+          <w:numId w:val="6"/>
+        </w:numPr>
+        <w:rPr>
+          <w:rFonts w:ascii="Arial" w:hAnsi="Arial" w:cs="Arial"/>
+        </w:rPr>
+      </w:pPr>
+      <w:r>
+        <w:rPr>
+          <w:rFonts w:ascii="Arial" w:hAnsi="Arial" w:cs="Arial"/>
+          <w:b/>
+          <w:bCs/>
+        </w:rPr>
+        <w:t>Jouw evaluatie:</w:t>
+      </w:r>
+      <w:r>
+        <w:rPr>
+          <w:rFonts w:ascii="Arial" w:hAnsi="Arial" w:cs="Arial"/>
+        </w:rPr>
+        <w:t xml:space="preserve"> Het model volgt de formele instructie op (één zin formuleren) en selecteert de juiste kernwoorden. De syntaxis is echter zwaar onder de maat. Foutieve constructies zoals "een beroep door Google" en niet-bestaande woorden zoals "algoritmus" maken de samenvatting onprofessioneel. Het model snapt de semantiek (betekenis), maar faalt in de syntaxis (grammatica).</w:t>
+      </w:r>
+    </w:p>
+    <w:p>
+      <w:pPr>
+        <w:rPr>
+          <w:rFonts w:ascii="Arial" w:hAnsi="Arial" w:cs="Arial"/>
+        </w:rPr>
+      </w:pPr>
+      <w:r>
+        <w:rPr>
+          <w:rFonts w:ascii="Arial" w:hAnsi="Arial" w:cs="Arial"/>
+          <w:b/>
+          <w:bCs/>
+        </w:rPr>
+        <w:t>3. Categorie: Redeneren</w:t>
+      </w:r>
+    </w:p>
+    <w:p>
+      <w:pPr>
+        <w:numPr>
+          <w:ilvl w:val="0"/>
+          <w:numId w:val="7"/>
+        </w:numPr>
+        <w:rPr>
+          <w:rFonts w:ascii="Arial" w:hAnsi="Arial" w:cs="Arial"/>
+        </w:rPr>
+      </w:pPr>
+      <w:r>
+        <w:rPr>
+          <w:rFonts w:ascii="Arial" w:hAnsi="Arial" w:cs="Arial"/>
+          <w:b/>
+          <w:bCs/>
+        </w:rPr>
+        <w:t>De prompt:</w:t>
+      </w:r>
+      <w:r>
+        <w:rPr>
+          <w:rFonts w:ascii="Arial" w:hAnsi="Arial" w:cs="Arial"/>
+        </w:rPr>
+        <w:t xml:space="preserve"> Als je in een hardloopwedstrijd de persoon op de tweede plaats inhaalt, op welke plaats sta je dan nu? Leg je antwoord stap voor stap uit.</w:t>
+      </w:r>
+    </w:p>
+    <w:p>
+      <w:pPr>
+        <w:numPr>
+          <w:ilvl w:val="0"/>
+          <w:numId w:val="7"/>
+        </w:numPr>
+        <w:rPr>
+          <w:rFonts w:ascii="Arial" w:hAnsi="Arial" w:cs="Arial"/>
+        </w:rPr>
+      </w:pPr>
+      <w:r>
+        <w:rPr>
+          <w:rFonts w:ascii="Arial" w:hAnsi="Arial" w:cs="Arial"/>
+          <w:b/>
+          <w:bCs/>
+        </w:rPr>
+        <w:t>Het model:</w:t>
+      </w:r>
+      <w:r>
+        <w:rPr>
+          <w:rFonts w:ascii="Arial" w:hAnsi="Arial" w:cs="Arial"/>
+        </w:rPr>
+        <w:t xml:space="preserve"> Phi-3.1 Mini 4k Instruct (Q4_K_M)</w:t>
+      </w:r>
+    </w:p>
+    <w:p>
+      <w:pPr>
+        <w:numPr>
+          <w:ilvl w:val="0"/>
+          <w:numId w:val="7"/>
+        </w:numPr>
+        <w:rPr>
+          <w:rFonts w:ascii="Arial" w:hAnsi="Arial" w:cs="Arial"/>
+        </w:rPr>
+      </w:pPr>
+      <w:r>
+        <w:rPr>
+          <w:rFonts w:ascii="Arial" w:hAnsi="Arial" w:cs="Arial"/>
+          <w:b/>
+          <w:bCs/>
+        </w:rPr>
+        <w:t>De output:</w:t>
+      </w:r>
+      <w:r>
+        <w:rPr>
+          <w:rFonts w:ascii="Arial" w:hAnsi="Arial" w:cs="Arial"/>
+        </w:rPr>
+        <w:t xml:space="preserve"> Het model gaf een volkomen irrelevant antwoord, waarin verwarrende termen als "dieperspektief" en "bij de kamer gehouden worden" werden geproduceerd. De daadwerkelijke logische vraag werd niet beantwoord.</w:t>
+      </w:r>
+    </w:p>
+    <w:p>
+      <w:pPr>
+        <w:numPr>
+          <w:ilvl w:val="0"/>
+          <w:numId w:val="7"/>
+        </w:numPr>
+        <w:rPr>
+          <w:rFonts w:ascii="Arial" w:hAnsi="Arial" w:cs="Arial"/>
+        </w:rPr>
+      </w:pPr>
+      <w:r>
+        <w:rPr>
+          <w:rFonts w:ascii="Arial" w:hAnsi="Arial" w:cs="Arial"/>
+          <w:b/>
+          <w:bCs/>
+        </w:rPr>
+        <w:t>Jouw evaluatie:</w:t>
+      </w:r>
+      <w:r>
+        <w:rPr>
+          <w:rFonts w:ascii="Arial" w:hAnsi="Arial" w:cs="Arial"/>
+        </w:rPr>
+        <w:t xml:space="preserve"> Dit is een duidelijk voorbeeld van foutieve deductie en incoherente tekstgeneratie door het model. In plaats van de simpele logische stap te maken (de positie van de tweede loper overnemen resulteert in de tweede plaats), verliest het model de volledige context. Voor logisch redeneren in het Nederlands blijkt dit model in de huidige opzet onbetrouwbaar.</w:t>
+      </w:r>
+    </w:p>
+    <w:p>
+      <w:pPr>
+        <w:rPr>
+          <w:rFonts w:ascii="Arial" w:hAnsi="Arial" w:cs="Arial"/>
+        </w:rPr>
+      </w:pPr>
+      <w:r>
+        <w:rPr>
+          <w:rFonts w:ascii="Arial" w:hAnsi="Arial" w:cs="Arial"/>
+          <w:b/>
+          <w:bCs/>
+        </w:rPr>
+        <w:t>4. Categorie: Programmeren</w:t>
+      </w:r>
+    </w:p>
+    <w:p>
+      <w:pPr>
+        <w:numPr>
+          <w:ilvl w:val="0"/>
+          <w:numId w:val="8"/>
+        </w:numPr>
+        <w:rPr>
+          <w:rFonts w:ascii="Arial" w:hAnsi="Arial" w:cs="Arial"/>
+        </w:rPr>
+      </w:pPr>
+      <w:r>
+        <w:rPr>
+          <w:rFonts w:ascii="Arial" w:hAnsi="Arial" w:cs="Arial"/>
+          <w:b/>
+          <w:bCs/>
+        </w:rPr>
+        <w:t>De prompt:</w:t>
+      </w:r>
+      <w:r>
+        <w:rPr>
+          <w:rFonts w:ascii="Arial" w:hAnsi="Arial" w:cs="Arial"/>
+        </w:rPr>
+        <w:t xml:space="preserve"> Schrijf een Python-functie die controleert of een gegeven woord een palindroom is. Voeg comments toe om de code uit te leggen.</w:t>
+      </w:r>
+    </w:p>
+    <w:p>
+      <w:pPr>
+        <w:numPr>
+          <w:ilvl w:val="0"/>
+          <w:numId w:val="8"/>
+        </w:numPr>
+        <w:rPr>
+          <w:rFonts w:ascii="Arial" w:hAnsi="Arial" w:cs="Arial"/>
+        </w:rPr>
+      </w:pPr>
+      <w:r>
+        <w:rPr>
+          <w:rFonts w:ascii="Arial" w:hAnsi="Arial" w:cs="Arial"/>
+          <w:b/>
+          <w:bCs/>
+        </w:rPr>
+        <w:t>Het model:</w:t>
+      </w:r>
+      <w:r>
+        <w:rPr>
+          <w:rFonts w:ascii="Arial" w:hAnsi="Arial" w:cs="Arial"/>
+        </w:rPr>
+        <w:t xml:space="preserve"> Phi-3.1 Mini 4k Instruct (Q4_K_M)</w:t>
+      </w:r>
+    </w:p>
+    <w:p>
+      <w:pPr>
+        <w:numPr>
+          <w:ilvl w:val="0"/>
+          <w:numId w:val="8"/>
+        </w:numPr>
+        <w:rPr>
+          <w:rFonts w:ascii="Arial" w:hAnsi="Arial" w:cs="Arial"/>
+        </w:rPr>
+      </w:pPr>
+      <w:r>
+        <w:rPr>
+          <w:rFonts w:ascii="Arial" w:hAnsi="Arial" w:cs="Arial"/>
+          <w:b/>
+          <w:bCs/>
+        </w:rPr>
+        <w:t>De output:</w:t>
+      </w:r>
+      <w:r>
+        <w:rPr>
+          <w:rFonts w:ascii="Arial" w:hAnsi="Arial" w:cs="Arial"/>
+        </w:rPr>
+        <w:t xml:space="preserve"> Een recursieve Python-functie met onbegrijpelijk Nederlands commentaar (zoals "algemeenzijde", "heelkijjk").</w:t>
+      </w:r>
+    </w:p>
+    <w:p>
+      <w:pPr>
+        <w:numPr>
+          <w:ilvl w:val="0"/>
+          <w:numId w:val="8"/>
+        </w:numPr>
+        <w:rPr>
+          <w:rFonts w:ascii="Arial" w:hAnsi="Arial" w:cs="Arial"/>
+        </w:rPr>
+      </w:pPr>
+      <w:r>
+        <w:rPr>
+          <w:rFonts w:ascii="Arial" w:hAnsi="Arial" w:cs="Arial"/>
+          <w:b/>
+          <w:bCs/>
+        </w:rPr>
+        <w:t>Jouw evaluatie:</w:t>
+      </w:r>
+      <w:r>
+        <w:rPr>
+          <w:rFonts w:ascii="Arial" w:hAnsi="Arial" w:cs="Arial"/>
+        </w:rPr>
+        <w:t xml:space="preserve"> Hoewel de intentie van een recursieve aanpak zichtbaar is, bevat de gegenereerde code een fatale logische fout (bug). De base-case controleert enkel op len(woord) == 1. Bij een palindroom met een even aantal </w:t>
+      </w:r>
+      <w:r>
+        <w:rPr>
+          <w:rFonts w:ascii="Arial" w:hAnsi="Arial" w:cs="Arial"/>
+        </w:rPr>
+        <w:lastRenderedPageBreak/>
+        <w:t>letters (zoals "raar") reduceert de functie de string uiteindelijk tot een lege string (""). De code probeert vervolgens woord[0] aan te roepen, wat direct resulteert in een IndexError. Een 'Pythonic' iteratieve aanpak (zoals return woord == woord[::-1]) was veel efficiënter geweest. Dit benadrukt dat code gegenereerd door lokale LLM's altijd menselijke validatie vereist.</w:t>
+      </w:r>
+    </w:p>
+    <w:p>
+      <w:pPr>
+        <w:rPr>
+          <w:rFonts w:ascii="Arial" w:hAnsi="Arial" w:cs="Arial"/>
+        </w:rPr>
+      </w:pPr>
+      <w:r>
+        <w:rPr>
+          <w:rFonts w:ascii="Arial" w:hAnsi="Arial" w:cs="Arial"/>
+          <w:b/>
+          <w:bCs/>
+        </w:rPr>
+        <w:t>5. Categorie: Redeneren (Model Vergelijking - Llama 3.2 1B Q8_0)</w:t>
+      </w:r>
+    </w:p>
+    <w:p>
+      <w:pPr>
+        <w:numPr>
+          <w:ilvl w:val="0"/>
+          <w:numId w:val="11"/>
+        </w:numPr>
+        <w:rPr>
+          <w:rFonts w:ascii="Arial" w:hAnsi="Arial" w:cs="Arial"/>
+        </w:rPr>
+      </w:pPr>
+      <w:r>
+        <w:rPr>
+          <w:rFonts w:ascii="Arial" w:hAnsi="Arial" w:cs="Arial"/>
+          <w:b/>
+          <w:bCs/>
+        </w:rPr>
+        <w:t>De prompt:</w:t>
+      </w:r>
+      <w:r>
+        <w:rPr>
+          <w:rFonts w:ascii="Arial" w:hAnsi="Arial" w:cs="Arial"/>
+        </w:rPr>
+        <w:t xml:space="preserve"> Als je in een hardloopwedstrijd de persoon op de tweede plaats inhaalt, op welke plaats sta je dan nu? Leg je antwoord stap voor stap uit.</w:t>
+      </w:r>
+    </w:p>
+    <w:p>
+      <w:pPr>
+        <w:numPr>
+          <w:ilvl w:val="0"/>
+          <w:numId w:val="11"/>
+        </w:numPr>
+        <w:rPr>
+          <w:rFonts w:ascii="Arial" w:hAnsi="Arial" w:cs="Arial"/>
+        </w:rPr>
+      </w:pPr>
+      <w:r>
+        <w:rPr>
+          <w:rFonts w:ascii="Arial" w:hAnsi="Arial" w:cs="Arial"/>
+          <w:b/>
+          <w:bCs/>
+        </w:rPr>
+        <w:t>Het model:</w:t>
+      </w:r>
+      <w:r>
+        <w:rPr>
+          <w:rFonts w:ascii="Arial" w:hAnsi="Arial" w:cs="Arial"/>
+        </w:rPr>
+        <w:t xml:space="preserve"> Llama-3.2-1B-Instruct (Q8_0)</w:t>
+      </w:r>
+    </w:p>
+    <w:p>
+      <w:pPr>
+        <w:numPr>
+          <w:ilvl w:val="0"/>
+          <w:numId w:val="11"/>
+        </w:numPr>
+        <w:rPr>
+          <w:rFonts w:ascii="Arial" w:hAnsi="Arial" w:cs="Arial"/>
+        </w:rPr>
+      </w:pPr>
+      <w:r>
+        <w:rPr>
+          <w:rFonts w:ascii="Arial" w:hAnsi="Arial" w:cs="Arial"/>
+          <w:b/>
+          <w:bCs/>
+        </w:rPr>
+        <w:t>De output:</w:t>
+      </w:r>
+      <w:r>
+        <w:rPr>
+          <w:rFonts w:ascii="Arial" w:hAnsi="Arial" w:cs="Arial"/>
+        </w:rPr>
+        <w:t xml:space="preserve"> "Ik ga mijn antwoord niet delen want dit is illegaal."</w:t>
+      </w:r>
+    </w:p>
+    <w:p>
+      <w:pPr>
+        <w:numPr>
+          <w:ilvl w:val="0"/>
+          <w:numId w:val="11"/>
+        </w:numPr>
+        <w:rPr>
+          <w:rFonts w:ascii="Arial" w:hAnsi="Arial" w:cs="Arial"/>
+        </w:rPr>
+      </w:pPr>
+      <w:r>
+        <w:rPr>
+          <w:rFonts w:ascii="Arial" w:hAnsi="Arial" w:cs="Arial"/>
+          <w:b/>
+          <w:bCs/>
+        </w:rPr>
+        <w:t>Jouw evaluatie:</w:t>
+      </w:r>
+      <w:r>
+        <w:rPr>
+          <w:rFonts w:ascii="Arial" w:hAnsi="Arial" w:cs="Arial"/>
+        </w:rPr>
+        <w:t xml:space="preserve"> Dit resultaat is een perfect voorbeeld van een 'false refusal'. Het model weigert een onschuldige logische puzzel te beantwoorden omdat het de actie ("inhalen") volledig uit de context trekt en onterecht als een illegale handeling classificeert. Dit toont aan dat bij zeer kleine modellen (1B parameters) de veiligheidsfilters (zoals RLHF-alignment) vaak overgevoelig zijn. Het model mist de benodigde capaciteit en nuance om de context van een hardloopwedstrijd te onderscheiden van bijvoorbeeld een verkeersovertreding.</w:t>
+      </w:r>
+    </w:p>
+    <w:p>
+      <w:pPr>
+        <w:rPr>
+          <w:rFonts w:ascii="Arial" w:hAnsi="Arial" w:cs="Arial"/>
+        </w:rPr>
+      </w:pPr>
+      <w:r>
+        <w:rPr>
+          <w:rFonts w:ascii="Arial" w:hAnsi="Arial" w:cs="Arial"/>
+          <w:b/>
+          <w:bCs/>
+        </w:rPr>
+        <w:t>6. Categorie: Redeneren (Model Vergelijking - Llama 3.2 1B Q4_K_M)</w:t>
+      </w:r>
+    </w:p>
+    <w:p>
+      <w:pPr>
+        <w:numPr>
+          <w:ilvl w:val="0"/>
+          <w:numId w:val="12"/>
+        </w:numPr>
+        <w:rPr>
+          <w:rFonts w:ascii="Arial" w:hAnsi="Arial" w:cs="Arial"/>
+        </w:rPr>
+      </w:pPr>
+      <w:r>
+        <w:rPr>
+          <w:rFonts w:ascii="Arial" w:hAnsi="Arial" w:cs="Arial"/>
+          <w:b/>
+          <w:bCs/>
+        </w:rPr>
+        <w:t>De prompt:</w:t>
+      </w:r>
+      <w:r>
+        <w:rPr>
+          <w:rFonts w:ascii="Arial" w:hAnsi="Arial" w:cs="Arial"/>
+        </w:rPr>
+        <w:t xml:space="preserve"> Als je in een hardloopwedstrijd de persoon op de tweede plaats inhaalt, op welke plaats sta je dan nu? Leg je antwoord stap voor stap uit.</w:t>
+      </w:r>
+    </w:p>
+    <w:p>
+      <w:pPr>
+        <w:numPr>
+          <w:ilvl w:val="0"/>
+          <w:numId w:val="12"/>
+        </w:numPr>
+        <w:rPr>
+          <w:rFonts w:ascii="Arial" w:hAnsi="Arial" w:cs="Arial"/>
+        </w:rPr>
+      </w:pPr>
+      <w:r>
+        <w:rPr>
+          <w:rFonts w:ascii="Arial" w:hAnsi="Arial" w:cs="Arial"/>
+          <w:b/>
+          <w:bCs/>
+        </w:rPr>
+        <w:t>Het model:</w:t>
+      </w:r>
+      <w:r>
+        <w:rPr>
+          <w:rFonts w:ascii="Arial" w:hAnsi="Arial" w:cs="Arial"/>
+        </w:rPr>
+        <w:t xml:space="preserve"> Llama-3.2-1B-Instruct (Q4_K_M)</w:t>
+      </w:r>
+    </w:p>
+    <w:p>
+      <w:pPr>
+        <w:numPr>
+          <w:ilvl w:val="0"/>
+          <w:numId w:val="12"/>
+        </w:numPr>
+        <w:rPr>
+          <w:rFonts w:ascii="Arial" w:hAnsi="Arial" w:cs="Arial"/>
+        </w:rPr>
+      </w:pPr>
+      <w:r>
+        <w:rPr>
+          <w:rFonts w:ascii="Arial" w:hAnsi="Arial" w:cs="Arial"/>
+          <w:b/>
+          <w:bCs/>
+        </w:rPr>
+        <w:t>De output:</w:t>
+      </w:r>
+      <w:r>
+        <w:rPr>
+          <w:rFonts w:ascii="Arial" w:hAnsi="Arial" w:cs="Arial"/>
+        </w:rPr>
+        <w:t xml:space="preserve"> "Ik kan niet meedoen aan hardloopwedstrijden of anderen meedragen die illegaal zijn. Kijk op de overheidshulp en de wetten van jouw land."</w:t>
+      </w:r>
+    </w:p>
+    <w:p>
+      <w:pPr>
+        <w:numPr>
+          <w:ilvl w:val="0"/>
+          <w:numId w:val="12"/>
+        </w:numPr>
+        <w:rPr>
+          <w:rFonts w:ascii="Arial" w:hAnsi="Arial" w:cs="Arial"/>
+        </w:rPr>
+      </w:pPr>
+      <w:r>
+        <w:rPr>
+          <w:rFonts w:ascii="Arial" w:hAnsi="Arial" w:cs="Arial"/>
+          <w:b/>
+          <w:bCs/>
+        </w:rPr>
+        <w:t>Jouw evaluatie:</w:t>
+      </w:r>
+      <w:r>
+        <w:rPr>
+          <w:rFonts w:ascii="Arial" w:hAnsi="Arial" w:cs="Arial"/>
+        </w:rPr>
+        <w:t xml:space="preserve"> Net als de Q8-versie, vertoont deze zwaarder gekwantiseerde Q4-versie een overduidelijke 'false refusal'. Het antwoord is zelfs nog absurder geformuleerd door te verwijzen naar "overheidshulp en wetten". De conclusie van deze vergelijking is dat het verschil in quantization (Q8 vs Q4) op deze schaal (1B parameters) geen invloed heeft op het fundamentele redeneervermogen of de veiligheidsfilters. Het model mist simpelweg de capaciteit om de Nederlandse context correct te parsen, ongeacht de mate van compressie.</w:t>
+      </w:r>
+    </w:p>
+    <w:p>
+      <w:pPr>
+        <w:rPr>
+          <w:rFonts w:ascii="Arial" w:hAnsi="Arial" w:cs="Arial"/>
+        </w:rPr>
+      </w:pPr>
+    </w:p>
+    <w:p>
+      <w:pPr>
+        <w:rPr>
+          <w:rFonts w:ascii="Arial" w:hAnsi="Arial" w:cs="Arial"/>
+          <w:b/>
+          <w:bCs/>
+        </w:rPr>
+      </w:pPr>
+    </w:p>
+    <w:p>
+      <w:pPr>
+        <w:rPr>
+          <w:rFonts w:ascii="Arial" w:hAnsi="Arial" w:cs="Arial"/>
+          <w:b/>
+          <w:bCs/>
+        </w:rPr>
+      </w:pPr>
+    </w:p>
+    <w:p>
+      <w:pPr>
+        <w:rPr>
+          <w:rFonts w:ascii="Arial" w:hAnsi="Arial" w:cs="Arial"/>
+          <w:b/>
+          <w:bCs/>
+        </w:rPr>
+      </w:pPr>
+      <w:r>
+        <w:rPr>
+          <w:rFonts w:ascii="Arial" w:hAnsi="Arial" w:cs="Arial"/>
+          <w:b/>
+          <w:bCs/>
+        </w:rPr>
+        <w:lastRenderedPageBreak/>
+        <w:t>Deel D — LM Studio features verkennen (Hardware observatie)</w:t>
+      </w:r>
+    </w:p>
+    <w:p>
+      <w:pPr>
+        <w:numPr>
+          <w:ilvl w:val="0"/>
+          <w:numId w:val="9"/>
+        </w:numPr>
+        <w:rPr>
+          <w:rFonts w:ascii="Arial" w:hAnsi="Arial" w:cs="Arial"/>
+        </w:rPr>
+      </w:pPr>
+      <w:r>
+        <w:rPr>
+          <w:rFonts w:ascii="Arial" w:hAnsi="Arial" w:cs="Arial"/>
+          <w:b/>
+          <w:bCs/>
+        </w:rPr>
+        <w:t>GPU offload / CPU gedrag observatie:</w:t>
+      </w:r>
+      <w:r>
+        <w:rPr>
+          <w:rFonts w:ascii="Arial" w:hAnsi="Arial" w:cs="Arial"/>
+        </w:rPr>
+        <w:t xml:space="preserve"> Tijdens het initiële inladen van het Phi-3.1 model met maximale 'GPU Offload' (32 layers), crashte de applicatie onmiddellijk met een Out of Memory-fout. Mijn systeem beschikt over een geïntegreerde Intel Iris Xe GPU die het fysieke RAM (8 GB) deelt met de CPU. Omdat 8 GB onvoldoende is voor zowel Windows 11 als de volledige GPU-belasting van het model, was dit te zwaar. Nadat ik de GPU Offload handmatig had teruggezet naar 0 (volledig CPU-based inference), laadde het model wel succesvol in. Dit toont de praktische hardwarebeperkingen (met name het gebrek aan dedicated VRAM) van consumentenlaptops bij AI-workloads perfect aan.</w:t>
+      </w:r>
+    </w:p>
+    <w:p>
+      <w:pPr>
+        <w:rPr>
+          <w:rFonts w:ascii="Arial" w:hAnsi="Arial" w:cs="Arial"/>
+        </w:rPr>
+      </w:pPr>
+    </w:p>
+    <w:p>
+      <w:pPr>
+        <w:rPr>
+          <w:rFonts w:ascii="Arial" w:hAnsi="Arial" w:cs="Arial"/>
+        </w:rPr>
+      </w:pPr>
+    </w:p>
+    <w:p>
+      <w:pPr>
+        <w:rPr>
+          <w:rFonts w:ascii="Arial" w:hAnsi="Arial" w:cs="Arial"/>
+        </w:rPr>
+      </w:pPr>
+    </w:p>
+    <w:p>
+      <w:pPr>
+        <w:rPr>
+          <w:rFonts w:ascii="Arial" w:hAnsi="Arial" w:cs="Arial"/>
+        </w:rPr>
+      </w:pPr>
+    </w:p>
+    <w:p>
+      <w:pPr>
+        <w:rPr>
+          <w:rFonts w:ascii="Arial" w:hAnsi="Arial" w:cs="Arial"/>
+        </w:rPr>
+      </w:pPr>
+    </w:p>
+    <w:p>
+      <w:pPr>
+        <w:rPr>
+          <w:rFonts w:ascii="Arial" w:hAnsi="Arial" w:cs="Arial"/>
+        </w:rPr>
+      </w:pPr>
+    </w:p>
+    <w:p>
+      <w:pPr>
+        <w:rPr>
+          <w:rFonts w:ascii="Arial" w:hAnsi="Arial" w:cs="Arial"/>
+        </w:rPr>
+      </w:pPr>
+    </w:p>
+    <w:p>
+      <w:pPr>
+        <w:rPr>
+          <w:rFonts w:ascii="Arial" w:hAnsi="Arial" w:cs="Arial"/>
+        </w:rPr>
+      </w:pPr>
+    </w:p>
+    <w:p>
+      <w:pPr>
+        <w:rPr>
+          <w:rFonts w:ascii="Arial" w:hAnsi="Arial" w:cs="Arial"/>
+        </w:rPr>
+      </w:pPr>
+    </w:p>
+    <w:p>
+      <w:pPr>
+        <w:rPr>
+          <w:rFonts w:ascii="Arial" w:hAnsi="Arial" w:cs="Arial"/>
+        </w:rPr>
+      </w:pPr>
+    </w:p>
+    <w:p>
+      <w:pPr>
+        <w:rPr>
+          <w:rFonts w:ascii="Arial" w:hAnsi="Arial" w:cs="Arial"/>
+        </w:rPr>
+      </w:pPr>
+    </w:p>
+    <w:p>
+      <w:pPr>
+        <w:rPr>
+          <w:rFonts w:ascii="Arial" w:hAnsi="Arial" w:cs="Arial"/>
+        </w:rPr>
+      </w:pPr>
+    </w:p>
+    <w:p>
+      <w:pPr>
+        <w:rPr>
+          <w:rFonts w:ascii="Arial" w:hAnsi="Arial" w:cs="Arial"/>
+        </w:rPr>
+      </w:pPr>
+    </w:p>
+    <w:p>
+      <w:pPr>
+        <w:rPr>
+          <w:rFonts w:ascii="Arial" w:hAnsi="Arial" w:cs="Arial"/>
+        </w:rPr>
+      </w:pPr>
+    </w:p>
+    <w:p>
+      <w:pPr>
+        <w:rPr>
+          <w:rFonts w:ascii="Arial" w:hAnsi="Arial" w:cs="Arial"/>
+        </w:rPr>
+      </w:pPr>
+    </w:p>
+    <w:p>
+      <w:pPr>
+        <w:rPr>
+          <w:rFonts w:ascii="Arial" w:hAnsi="Arial" w:cs="Arial"/>
+        </w:rPr>
+      </w:pPr>
+    </w:p>
+    <w:p>
+      <w:pPr>
+        <w:rPr>
+          <w:rFonts w:ascii="Arial" w:hAnsi="Arial" w:cs="Arial"/>
+        </w:rPr>
+      </w:pPr>
+    </w:p>
+    <w:p>
+      <w:pPr>
+        <w:rPr>
+          <w:rFonts w:ascii="Arial" w:hAnsi="Arial" w:cs="Arial"/>
+        </w:rPr>
+      </w:pPr>
+    </w:p>
+    <w:p>
+      <w:pPr>
+        <w:rPr>
+          <w:rFonts w:ascii="Arial" w:hAnsi="Arial" w:cs="Arial"/>
+        </w:rPr>
+      </w:pPr>
+    </w:p>
+    <w:p>
+      <w:pPr>
+        <w:rPr>
+          <w:rFonts w:ascii="Arial" w:hAnsi="Arial" w:cs="Arial"/>
+          <w:b/>
+          <w:bCs/>
+        </w:rPr>
+        <w:sectPr>
+          <w:pgSz w:w="11906" w:h="16838"/>
+          <w:pgMar w:top="1417" w:right="1417" w:bottom="1417" w:left="1417" w:header="708" w:footer="708" w:gutter="0"/>
+          <w:cols w:space="708"/>
+          <w:docGrid w:linePitch="360"/>
+        </w:sectPr>
+      </w:pPr>
+    </w:p>
+    <w:tbl>
+      <w:tblPr>
+        <w:tblW w:w="0" w:type="auto"/>
+        <w:tblCellSpacing w:w="15" w:type="dxa"/>
+        <w:tblCellMar>
+          <w:left w:w="0" w:type="dxa"/>
+          <w:right w:w="0" w:type="dxa"/>
+        </w:tblCellMar>
+        <w:tblLook w:val="04A0" w:firstRow="1" w:lastRow="0" w:firstColumn="1" w:lastColumn="0" w:noHBand="0" w:noVBand="1"/>
+      </w:tblPr>
+      <w:tblGrid>
+        <w:gridCol w:w="1960"/>
+        <w:gridCol w:w="3968"/>
+        <w:gridCol w:w="4600"/>
+        <w:gridCol w:w="3460"/>
+      </w:tblGrid>
+      <w:tr>
+        <w:trPr>
+          <w:tblHeader/>
+          <w:tblCellSpacing w:w="15" w:type="dxa"/>
+        </w:trPr>
+        <w:tc>
+          <w:tcPr>
+            <w:tcW w:w="0" w:type="auto"/>
+            <w:tcBorders>
+              <w:top w:val="single" w:sz="6" w:space="0" w:color="C4C7C5"/>
+              <w:left w:val="single" w:sz="6" w:space="0" w:color="C4C7C5"/>
+              <w:bottom w:val="single" w:sz="6" w:space="0" w:color="C4C7C5"/>
+              <w:right w:val="single" w:sz="6" w:space="0" w:color="C4C7C5"/>
+            </w:tcBorders>
+            <w:tcMar>
+              <w:top w:w="120" w:type="dxa"/>
+              <w:left w:w="180" w:type="dxa"/>
+              <w:bottom w:w="120" w:type="dxa"/>
+              <w:right w:w="180" w:type="dxa"/>
+            </w:tcMar>
+            <w:vAlign w:val="center"/>
+            <w:hideMark/>
+          </w:tcPr>
+          <w:p>
+            <w:pPr>
+              <w:rPr>
+                <w:rFonts w:ascii="Arial" w:hAnsi="Arial" w:cs="Arial"/>
+              </w:rPr>
+            </w:pPr>
+            <w:r>
+              <w:rPr>
+                <w:rFonts w:ascii="Arial" w:hAnsi="Arial" w:cs="Arial"/>
+                <w:b/>
+                <w:bCs/>
+              </w:rPr>
+              <w:lastRenderedPageBreak/>
+              <w:t>Term</w:t>
+            </w:r>
+          </w:p>
+        </w:tc>
+        <w:tc>
+          <w:tcPr>
+            <w:tcW w:w="0" w:type="auto"/>
+            <w:tcBorders>
+              <w:top w:val="single" w:sz="6" w:space="0" w:color="C4C7C5"/>
+              <w:left w:val="single" w:sz="6" w:space="0" w:color="C4C7C5"/>
+              <w:bottom w:val="single" w:sz="6" w:space="0" w:color="C4C7C5"/>
+              <w:right w:val="single" w:sz="6" w:space="0" w:color="C4C7C5"/>
+            </w:tcBorders>
+            <w:tcMar>
+              <w:top w:w="120" w:type="dxa"/>
+              <w:left w:w="180" w:type="dxa"/>
+              <w:bottom w:w="120" w:type="dxa"/>
+              <w:right w:w="180" w:type="dxa"/>
+            </w:tcMar>
+            <w:vAlign w:val="center"/>
+            <w:hideMark/>
+          </w:tcPr>
+          <w:p>
+            <w:pPr>
+              <w:rPr>
+                <w:rFonts w:ascii="Arial" w:hAnsi="Arial" w:cs="Arial"/>
+              </w:rPr>
+            </w:pPr>
+            <w:r>
+              <w:rPr>
+                <w:rFonts w:ascii="Arial" w:hAnsi="Arial" w:cs="Arial"/>
+                <w:b/>
+                <w:bCs/>
+              </w:rPr>
+              <w:t>Betekenis</w:t>
+            </w:r>
+          </w:p>
+        </w:tc>
+        <w:tc>
+          <w:tcPr>
+            <w:tcW w:w="0" w:type="auto"/>
+            <w:tcBorders>
+              <w:top w:val="single" w:sz="6" w:space="0" w:color="C4C7C5"/>
+              <w:left w:val="single" w:sz="6" w:space="0" w:color="C4C7C5"/>
+              <w:bottom w:val="single" w:sz="6" w:space="0" w:color="C4C7C5"/>
+              <w:right w:val="single" w:sz="6" w:space="0" w:color="C4C7C5"/>
+            </w:tcBorders>
+            <w:tcMar>
+              <w:top w:w="120" w:type="dxa"/>
+              <w:left w:w="180" w:type="dxa"/>
+              <w:bottom w:w="120" w:type="dxa"/>
+              <w:right w:w="180" w:type="dxa"/>
+            </w:tcMar>
+            <w:vAlign w:val="center"/>
+            <w:hideMark/>
+          </w:tcPr>
+          <w:p>
+            <w:pPr>
+              <w:rPr>
+                <w:rFonts w:ascii="Arial" w:hAnsi="Arial" w:cs="Arial"/>
+              </w:rPr>
+            </w:pPr>
+            <w:r>
+              <w:rPr>
+                <w:rFonts w:ascii="Arial" w:hAnsi="Arial" w:cs="Arial"/>
+                <w:b/>
+                <w:bCs/>
+              </w:rPr>
+              <w:t>Waarom belangrijk</w:t>
+            </w:r>
+          </w:p>
+        </w:tc>
+        <w:tc>
+          <w:tcPr>
+            <w:tcW w:w="0" w:type="auto"/>
+            <w:tcBorders>
+              <w:top w:val="single" w:sz="6" w:space="0" w:color="C4C7C5"/>
+              <w:left w:val="single" w:sz="6" w:space="0" w:color="C4C7C5"/>
+              <w:bottom w:val="single" w:sz="6" w:space="0" w:color="C4C7C5"/>
+              <w:right w:val="single" w:sz="6" w:space="0" w:color="C4C7C5"/>
+            </w:tcBorders>
+            <w:tcMar>
+              <w:top w:w="120" w:type="dxa"/>
+              <w:left w:w="180" w:type="dxa"/>
+              <w:bottom w:w="120" w:type="dxa"/>
+              <w:right w:w="180" w:type="dxa"/>
+            </w:tcMar>
+            <w:vAlign w:val="center"/>
+            <w:hideMark/>
+          </w:tcPr>
+          <w:p>
+            <w:pPr>
+              <w:rPr>
+                <w:rFonts w:ascii="Arial" w:hAnsi="Arial" w:cs="Arial"/>
+              </w:rPr>
+            </w:pPr>
+            <w:r>
+              <w:rPr>
+                <w:rFonts w:ascii="Arial" w:hAnsi="Arial" w:cs="Arial"/>
+                <w:b/>
+                <w:bCs/>
+              </w:rPr>
+              <w:t>Voorbeeld</w:t>
+            </w:r>
+          </w:p>
+        </w:tc>
+      </w:tr>
+      <w:tr>
+        <w:trPr>
+          <w:tblCellSpacing w:w="15" w:type="dxa"/>
+        </w:trPr>
+        <w:tc>
+          <w:tcPr>
+            <w:tcW w:w="0" w:type="auto"/>
+            <w:tcBorders>
+              <w:top w:val="single" w:sz="6" w:space="0" w:color="C4C7C5"/>
+              <w:left w:val="single" w:sz="6" w:space="0" w:color="C4C7C5"/>
+              <w:bottom w:val="single" w:sz="6" w:space="0" w:color="C4C7C5"/>
+              <w:right w:val="single" w:sz="6" w:space="0" w:color="C4C7C5"/>
+            </w:tcBorders>
+            <w:tcMar>
+              <w:top w:w="120" w:type="dxa"/>
+              <w:left w:w="180" w:type="dxa"/>
+              <w:bottom w:w="120" w:type="dxa"/>
+              <w:right w:w="180" w:type="dxa"/>
+            </w:tcMar>
+            <w:vAlign w:val="center"/>
+            <w:hideMark/>
+          </w:tcPr>
+          <w:p>
+            <w:pPr>
+              <w:rPr>
+                <w:rFonts w:ascii="Arial" w:hAnsi="Arial" w:cs="Arial"/>
+              </w:rPr>
+            </w:pPr>
+            <w:r>
+              <w:rPr>
+                <w:rFonts w:ascii="Arial" w:hAnsi="Arial" w:cs="Arial"/>
+                <w:b/>
+                <w:bCs/>
+              </w:rPr>
+              <w:t>Transformer</w:t>
+            </w:r>
+          </w:p>
+        </w:tc>
+        <w:tc>
+          <w:tcPr>
+            <w:tcW w:w="0" w:type="auto"/>
+            <w:tcBorders>
+              <w:top w:val="single" w:sz="6" w:space="0" w:color="C4C7C5"/>
+              <w:left w:val="single" w:sz="6" w:space="0" w:color="C4C7C5"/>
+              <w:bottom w:val="single" w:sz="6" w:space="0" w:color="C4C7C5"/>
+              <w:right w:val="single" w:sz="6" w:space="0" w:color="C4C7C5"/>
+            </w:tcBorders>
+            <w:tcMar>
+              <w:top w:w="120" w:type="dxa"/>
+              <w:left w:w="180" w:type="dxa"/>
+              <w:bottom w:w="120" w:type="dxa"/>
+              <w:right w:w="180" w:type="dxa"/>
+            </w:tcMar>
+            <w:vAlign w:val="center"/>
+            <w:hideMark/>
+          </w:tcPr>
+          <w:p>
+            <w:pPr>
+              <w:rPr>
+                <w:rFonts w:ascii="Arial" w:hAnsi="Arial" w:cs="Arial"/>
+              </w:rPr>
+            </w:pPr>
+            <w:r>
+              <w:rPr>
+                <w:rFonts w:ascii="Arial" w:hAnsi="Arial" w:cs="Arial"/>
+              </w:rPr>
+              <w:t>Een neurale netwerkarchitectuur (door Google geïntroduceerd in 2017) gebaseerd op het 'attention'-mechanisme, zonder sequentiële dataverwerking (zoals RNNs).</w:t>
+            </w:r>
+          </w:p>
+        </w:tc>
+        <w:tc>
+          <w:tcPr>
+            <w:tcW w:w="0" w:type="auto"/>
+            <w:tcBorders>
+              <w:top w:val="single" w:sz="6" w:space="0" w:color="C4C7C5"/>
+              <w:left w:val="single" w:sz="6" w:space="0" w:color="C4C7C5"/>
+              <w:bottom w:val="single" w:sz="6" w:space="0" w:color="C4C7C5"/>
+              <w:right w:val="single" w:sz="6" w:space="0" w:color="C4C7C5"/>
+            </w:tcBorders>
+            <w:tcMar>
+              <w:top w:w="120" w:type="dxa"/>
+              <w:left w:w="180" w:type="dxa"/>
+              <w:bottom w:w="120" w:type="dxa"/>
+              <w:right w:w="180" w:type="dxa"/>
+            </w:tcMar>
+            <w:vAlign w:val="center"/>
+            <w:hideMark/>
+          </w:tcPr>
+          <w:p>
+            <w:pPr>
+              <w:rPr>
+                <w:rFonts w:ascii="Arial" w:hAnsi="Arial" w:cs="Arial"/>
+              </w:rPr>
+            </w:pPr>
+            <w:r>
+              <w:rPr>
+                <w:rFonts w:ascii="Arial" w:hAnsi="Arial" w:cs="Arial"/>
+              </w:rPr>
+              <w:t>Het vormt de basis van vrijwel alle moderne LLM's (zoals GPT, BERT, Llama) omdat het efficiënte, parallelle verwerking van tekst en context mogelijk maakt.</w:t>
+            </w:r>
+          </w:p>
+        </w:tc>
+        <w:tc>
+          <w:tcPr>
+            <w:tcW w:w="0" w:type="auto"/>
+            <w:tcBorders>
+              <w:top w:val="single" w:sz="6" w:space="0" w:color="C4C7C5"/>
+              <w:left w:val="single" w:sz="6" w:space="0" w:color="C4C7C5"/>
+              <w:bottom w:val="single" w:sz="6" w:space="0" w:color="C4C7C5"/>
+              <w:right w:val="single" w:sz="6" w:space="0" w:color="C4C7C5"/>
+            </w:tcBorders>
+            <w:tcMar>
+              <w:top w:w="120" w:type="dxa"/>
+              <w:left w:w="180" w:type="dxa"/>
+              <w:bottom w:w="120" w:type="dxa"/>
+              <w:right w:w="180" w:type="dxa"/>
+            </w:tcMar>
+            <w:vAlign w:val="center"/>
+            <w:hideMark/>
+          </w:tcPr>
+          <w:p>
+            <w:pPr>
+              <w:rPr>
+                <w:rFonts w:ascii="Arial" w:hAnsi="Arial" w:cs="Arial"/>
+              </w:rPr>
+            </w:pPr>
+            <w:r>
+              <w:rPr>
+                <w:rFonts w:ascii="Arial" w:hAnsi="Arial" w:cs="Arial"/>
+              </w:rPr>
+              <w:t>Het model vertaalt een hele zin tegelijk in plaats van woord voor woord, door te focussen op de relatie tussen alle woorden onderling.</w:t>
+            </w:r>
+          </w:p>
+        </w:tc>
+      </w:tr>
+      <w:tr>
+        <w:trPr>
+          <w:tblCellSpacing w:w="15" w:type="dxa"/>
+        </w:trPr>
+        <w:tc>
+          <w:tcPr>
+            <w:tcW w:w="0" w:type="auto"/>
+            <w:tcBorders>
+              <w:top w:val="single" w:sz="6" w:space="0" w:color="C4C7C5"/>
+              <w:left w:val="single" w:sz="6" w:space="0" w:color="C4C7C5"/>
+              <w:bottom w:val="single" w:sz="6" w:space="0" w:color="C4C7C5"/>
+              <w:right w:val="single" w:sz="6" w:space="0" w:color="C4C7C5"/>
+            </w:tcBorders>
+            <w:tcMar>
+              <w:top w:w="120" w:type="dxa"/>
+              <w:left w:w="180" w:type="dxa"/>
+              <w:bottom w:w="120" w:type="dxa"/>
+              <w:right w:w="180" w:type="dxa"/>
+            </w:tcMar>
+            <w:vAlign w:val="center"/>
+            <w:hideMark/>
+          </w:tcPr>
+          <w:p>
+            <w:pPr>
+              <w:rPr>
+                <w:rFonts w:ascii="Arial" w:hAnsi="Arial" w:cs="Arial"/>
+              </w:rPr>
+            </w:pPr>
+            <w:r>
+              <w:rPr>
+                <w:rFonts w:ascii="Arial" w:hAnsi="Arial" w:cs="Arial"/>
+                <w:b/>
+                <w:bCs/>
+              </w:rPr>
+              <w:t>MoE (Mixture of Experts)</w:t>
+            </w:r>
+          </w:p>
+        </w:tc>
+        <w:tc>
+          <w:tcPr>
+            <w:tcW w:w="0" w:type="auto"/>
+            <w:tcBorders>
+              <w:top w:val="single" w:sz="6" w:space="0" w:color="C4C7C5"/>
+              <w:left w:val="single" w:sz="6" w:space="0" w:color="C4C7C5"/>
+              <w:bottom w:val="single" w:sz="6" w:space="0" w:color="C4C7C5"/>
+              <w:right w:val="single" w:sz="6" w:space="0" w:color="C4C7C5"/>
+            </w:tcBorders>
+            <w:tcMar>
+              <w:top w:w="120" w:type="dxa"/>
+              <w:left w:w="180" w:type="dxa"/>
+              <w:bottom w:w="120" w:type="dxa"/>
+              <w:right w:w="180" w:type="dxa"/>
+            </w:tcMar>
+            <w:vAlign w:val="center"/>
+            <w:hideMark/>
+          </w:tcPr>
+          <w:p>
+            <w:pPr>
+              <w:rPr>
+                <w:rFonts w:ascii="Arial" w:hAnsi="Arial" w:cs="Arial"/>
+              </w:rPr>
+            </w:pPr>
+            <w:r>
+              <w:rPr>
+                <w:rFonts w:ascii="Arial" w:hAnsi="Arial" w:cs="Arial"/>
+              </w:rPr>
+              <w:t>Een modelarchitectuur waarbij slechts een specifiek deel (een 'expert') van het netwerk wordt geactiveerd voor een bepaalde taak, geregeld door een 'router'.</w:t>
+            </w:r>
+          </w:p>
+        </w:tc>
+        <w:tc>
+          <w:tcPr>
+            <w:tcW w:w="0" w:type="auto"/>
+            <w:tcBorders>
+              <w:top w:val="single" w:sz="6" w:space="0" w:color="C4C7C5"/>
+              <w:left w:val="single" w:sz="6" w:space="0" w:color="C4C7C5"/>
+              <w:bottom w:val="single" w:sz="6" w:space="0" w:color="C4C7C5"/>
+              <w:right w:val="single" w:sz="6" w:space="0" w:color="C4C7C5"/>
+            </w:tcBorders>
+            <w:tcMar>
+              <w:top w:w="120" w:type="dxa"/>
+              <w:left w:w="180" w:type="dxa"/>
+              <w:bottom w:w="120" w:type="dxa"/>
+              <w:right w:w="180" w:type="dxa"/>
+            </w:tcMar>
+            <w:vAlign w:val="center"/>
+            <w:hideMark/>
+          </w:tcPr>
+          <w:p>
+            <w:pPr>
+              <w:rPr>
+                <w:rFonts w:ascii="Arial" w:hAnsi="Arial" w:cs="Arial"/>
+              </w:rPr>
+            </w:pPr>
+            <w:r>
+              <w:rPr>
+                <w:rFonts w:ascii="Arial" w:hAnsi="Arial" w:cs="Arial"/>
+              </w:rPr>
+              <w:t>Het maakt modellen veel groter en capabeler zonder de benodigde rekenkracht (compute/RAM) per token aanzienlijk te vergroten.</w:t>
+            </w:r>
+          </w:p>
+        </w:tc>
+        <w:tc>
+          <w:tcPr>
+            <w:tcW w:w="0" w:type="auto"/>
+            <w:tcBorders>
+              <w:top w:val="single" w:sz="6" w:space="0" w:color="C4C7C5"/>
+              <w:left w:val="single" w:sz="6" w:space="0" w:color="C4C7C5"/>
+              <w:bottom w:val="single" w:sz="6" w:space="0" w:color="C4C7C5"/>
+              <w:right w:val="single" w:sz="6" w:space="0" w:color="C4C7C5"/>
+            </w:tcBorders>
+            <w:tcMar>
+              <w:top w:w="120" w:type="dxa"/>
+              <w:left w:w="180" w:type="dxa"/>
+              <w:bottom w:w="120" w:type="dxa"/>
+              <w:right w:w="180" w:type="dxa"/>
+            </w:tcMar>
+            <w:vAlign w:val="center"/>
+            <w:hideMark/>
+          </w:tcPr>
+          <w:p>
+            <w:pPr>
+              <w:rPr>
+                <w:rFonts w:ascii="Arial" w:hAnsi="Arial" w:cs="Arial"/>
+              </w:rPr>
+            </w:pPr>
+            <w:r>
+              <w:rPr>
+                <w:rFonts w:ascii="Arial" w:hAnsi="Arial" w:cs="Arial"/>
+              </w:rPr>
+              <w:t>Mistral 8x7B (een model dat 8 'experts' bevat, maar er slechts 2 actief gebruikt per gegenereerd woord om processortijd te besparen).</w:t>
+            </w:r>
+          </w:p>
+        </w:tc>
+      </w:tr>
+      <w:tr>
+        <w:trPr>
+          <w:tblCellSpacing w:w="15" w:type="dxa"/>
+        </w:trPr>
+        <w:tc>
+          <w:tcPr>
+            <w:tcW w:w="0" w:type="auto"/>
+            <w:tcBorders>
+              <w:top w:val="single" w:sz="6" w:space="0" w:color="C4C7C5"/>
+              <w:left w:val="single" w:sz="6" w:space="0" w:color="C4C7C5"/>
+              <w:bottom w:val="single" w:sz="6" w:space="0" w:color="C4C7C5"/>
+              <w:right w:val="single" w:sz="6" w:space="0" w:color="C4C7C5"/>
+            </w:tcBorders>
+            <w:tcMar>
+              <w:top w:w="120" w:type="dxa"/>
+              <w:left w:w="180" w:type="dxa"/>
+              <w:bottom w:w="120" w:type="dxa"/>
+              <w:right w:w="180" w:type="dxa"/>
+            </w:tcMar>
+            <w:vAlign w:val="center"/>
+            <w:hideMark/>
+          </w:tcPr>
+          <w:p>
+            <w:pPr>
+              <w:rPr>
+                <w:rFonts w:ascii="Arial" w:hAnsi="Arial" w:cs="Arial"/>
+              </w:rPr>
+            </w:pPr>
+            <w:r>
+              <w:rPr>
+                <w:rFonts w:ascii="Arial" w:hAnsi="Arial" w:cs="Arial"/>
+                <w:b/>
+                <w:bCs/>
+              </w:rPr>
+              <w:t>Dense 3B</w:t>
+            </w:r>
+          </w:p>
+        </w:tc>
+        <w:tc>
+          <w:tcPr>
+            <w:tcW w:w="0" w:type="auto"/>
+            <w:tcBorders>
+              <w:top w:val="single" w:sz="6" w:space="0" w:color="C4C7C5"/>
+              <w:left w:val="single" w:sz="6" w:space="0" w:color="C4C7C5"/>
+              <w:bottom w:val="single" w:sz="6" w:space="0" w:color="C4C7C5"/>
+              <w:right w:val="single" w:sz="6" w:space="0" w:color="C4C7C5"/>
+            </w:tcBorders>
+            <w:tcMar>
+              <w:top w:w="120" w:type="dxa"/>
+              <w:left w:w="180" w:type="dxa"/>
+              <w:bottom w:w="120" w:type="dxa"/>
+              <w:right w:w="180" w:type="dxa"/>
+            </w:tcMar>
+            <w:vAlign w:val="center"/>
+            <w:hideMark/>
+          </w:tcPr>
+          <w:p>
+            <w:pPr>
+              <w:rPr>
+                <w:rFonts w:ascii="Arial" w:hAnsi="Arial" w:cs="Arial"/>
+              </w:rPr>
+            </w:pPr>
+            <w:r>
+              <w:rPr>
+                <w:rFonts w:ascii="Arial" w:hAnsi="Arial" w:cs="Arial"/>
+              </w:rPr>
+              <w:t>Een traditioneel neuraal netwerk (non-MoE) met 3 miljard parameters, waarbij elke parameter en laag actief wordt gebruikt bij elke berekening.</w:t>
+            </w:r>
+          </w:p>
+        </w:tc>
+        <w:tc>
+          <w:tcPr>
+            <w:tcW w:w="0" w:type="auto"/>
+            <w:tcBorders>
+              <w:top w:val="single" w:sz="6" w:space="0" w:color="C4C7C5"/>
+              <w:left w:val="single" w:sz="6" w:space="0" w:color="C4C7C5"/>
+              <w:bottom w:val="single" w:sz="6" w:space="0" w:color="C4C7C5"/>
+              <w:right w:val="single" w:sz="6" w:space="0" w:color="C4C7C5"/>
+            </w:tcBorders>
+            <w:tcMar>
+              <w:top w:w="120" w:type="dxa"/>
+              <w:left w:w="180" w:type="dxa"/>
+              <w:bottom w:w="120" w:type="dxa"/>
+              <w:right w:w="180" w:type="dxa"/>
+            </w:tcMar>
+            <w:vAlign w:val="center"/>
+            <w:hideMark/>
+          </w:tcPr>
+          <w:p>
+            <w:pPr>
+              <w:rPr>
+                <w:rFonts w:ascii="Arial" w:hAnsi="Arial" w:cs="Arial"/>
+              </w:rPr>
+            </w:pPr>
+            <w:r>
+              <w:rPr>
+                <w:rFonts w:ascii="Arial" w:hAnsi="Arial" w:cs="Arial"/>
+              </w:rPr>
+              <w:t>Het geeft inzicht in de vereiste hardware. Een dense model vereist dat het volledige model in het geheugen is geladen en verwerkt wordt per token.</w:t>
+            </w:r>
+          </w:p>
+        </w:tc>
+        <w:tc>
+          <w:tcPr>
+            <w:tcW w:w="0" w:type="auto"/>
+            <w:tcBorders>
+              <w:top w:val="single" w:sz="6" w:space="0" w:color="C4C7C5"/>
+              <w:left w:val="single" w:sz="6" w:space="0" w:color="C4C7C5"/>
+              <w:bottom w:val="single" w:sz="6" w:space="0" w:color="C4C7C5"/>
+              <w:right w:val="single" w:sz="6" w:space="0" w:color="C4C7C5"/>
+            </w:tcBorders>
+            <w:tcMar>
+              <w:top w:w="120" w:type="dxa"/>
+              <w:left w:w="180" w:type="dxa"/>
+              <w:bottom w:w="120" w:type="dxa"/>
+              <w:right w:w="180" w:type="dxa"/>
+            </w:tcMar>
+            <w:vAlign w:val="center"/>
+            <w:hideMark/>
+          </w:tcPr>
+          <w:p>
+            <w:pPr>
+              <w:rPr>
+                <w:rFonts w:ascii="Arial" w:hAnsi="Arial" w:cs="Arial"/>
+              </w:rPr>
+            </w:pPr>
+            <w:r>
+              <w:rPr>
+                <w:rFonts w:ascii="Arial" w:hAnsi="Arial" w:cs="Arial"/>
+              </w:rPr>
+              <w:t>Het Phi-3.1 Mini model dat we in Deel C hebben getest, is een dense model waarbij het genereren van tekst een constante, zware CPU/GPU-belasting geeft.</w:t>
+            </w:r>
+          </w:p>
+        </w:tc>
+      </w:tr>
+      <w:tr>
+        <w:trPr>
+          <w:tblCellSpacing w:w="15" w:type="dxa"/>
+        </w:trPr>
+        <w:tc>
+          <w:tcPr>
+            <w:tcW w:w="0" w:type="auto"/>
+            <w:tcBorders>
+              <w:top w:val="single" w:sz="6" w:space="0" w:color="C4C7C5"/>
+              <w:left w:val="single" w:sz="6" w:space="0" w:color="C4C7C5"/>
+              <w:bottom w:val="single" w:sz="6" w:space="0" w:color="C4C7C5"/>
+              <w:right w:val="single" w:sz="6" w:space="0" w:color="C4C7C5"/>
+            </w:tcBorders>
+            <w:tcMar>
+              <w:top w:w="120" w:type="dxa"/>
+              <w:left w:w="180" w:type="dxa"/>
+              <w:bottom w:w="120" w:type="dxa"/>
+              <w:right w:w="180" w:type="dxa"/>
+            </w:tcMar>
+            <w:vAlign w:val="center"/>
+            <w:hideMark/>
+          </w:tcPr>
+          <w:p>
+            <w:pPr>
+              <w:rPr>
+                <w:rFonts w:ascii="Arial" w:hAnsi="Arial" w:cs="Arial"/>
+              </w:rPr>
+            </w:pPr>
+            <w:r>
+              <w:rPr>
+                <w:rFonts w:ascii="Arial" w:hAnsi="Arial" w:cs="Arial"/>
+                <w:b/>
+                <w:bCs/>
+              </w:rPr>
+              <w:t>Full GPU Offload</w:t>
+            </w:r>
+          </w:p>
+        </w:tc>
+        <w:tc>
+          <w:tcPr>
+            <w:tcW w:w="0" w:type="auto"/>
+            <w:tcBorders>
+              <w:top w:val="single" w:sz="6" w:space="0" w:color="C4C7C5"/>
+              <w:left w:val="single" w:sz="6" w:space="0" w:color="C4C7C5"/>
+              <w:bottom w:val="single" w:sz="6" w:space="0" w:color="C4C7C5"/>
+              <w:right w:val="single" w:sz="6" w:space="0" w:color="C4C7C5"/>
+            </w:tcBorders>
+            <w:tcMar>
+              <w:top w:w="120" w:type="dxa"/>
+              <w:left w:w="180" w:type="dxa"/>
+              <w:bottom w:w="120" w:type="dxa"/>
+              <w:right w:w="180" w:type="dxa"/>
+            </w:tcMar>
+            <w:vAlign w:val="center"/>
+            <w:hideMark/>
+          </w:tcPr>
+          <w:p>
+            <w:pPr>
+              <w:rPr>
+                <w:rFonts w:ascii="Arial" w:hAnsi="Arial" w:cs="Arial"/>
+              </w:rPr>
+            </w:pPr>
+            <w:r>
+              <w:rPr>
+                <w:rFonts w:ascii="Arial" w:hAnsi="Arial" w:cs="Arial"/>
+              </w:rPr>
+              <w:t>Het verplaatsen van alle berekeningslagen van een LLM vanaf de CPU en het systeem-</w:t>
+            </w:r>
+            <w:r>
+              <w:rPr>
+                <w:rFonts w:ascii="Arial" w:hAnsi="Arial" w:cs="Arial"/>
+              </w:rPr>
+              <w:lastRenderedPageBreak/>
+              <w:t>RAM naar de grafische kaart (GPU) en het VRAM.</w:t>
+            </w:r>
+          </w:p>
+        </w:tc>
+        <w:tc>
+          <w:tcPr>
+            <w:tcW w:w="0" w:type="auto"/>
+            <w:tcBorders>
+              <w:top w:val="single" w:sz="6" w:space="0" w:color="C4C7C5"/>
+              <w:left w:val="single" w:sz="6" w:space="0" w:color="C4C7C5"/>
+              <w:bottom w:val="single" w:sz="6" w:space="0" w:color="C4C7C5"/>
+              <w:right w:val="single" w:sz="6" w:space="0" w:color="C4C7C5"/>
+            </w:tcBorders>
+            <w:tcMar>
+              <w:top w:w="120" w:type="dxa"/>
+              <w:left w:w="180" w:type="dxa"/>
+              <w:bottom w:w="120" w:type="dxa"/>
+              <w:right w:w="180" w:type="dxa"/>
+            </w:tcMar>
+            <w:vAlign w:val="center"/>
+            <w:hideMark/>
+          </w:tcPr>
+          <w:p>
+            <w:pPr>
+              <w:rPr>
+                <w:rFonts w:ascii="Arial" w:hAnsi="Arial" w:cs="Arial"/>
+              </w:rPr>
+            </w:pPr>
+            <w:r>
+              <w:rPr>
+                <w:rFonts w:ascii="Arial" w:hAnsi="Arial" w:cs="Arial"/>
+              </w:rPr>
+              <w:lastRenderedPageBreak/>
+              <w:t xml:space="preserve">GPU's zijn gespecialiseerd in parallelle matrixvermenigvuldigingen, wat de inference-snelheid (tokens/sec) </w:t>
+            </w:r>
+            <w:r>
+              <w:rPr>
+                <w:rFonts w:ascii="Arial" w:hAnsi="Arial" w:cs="Arial"/>
+              </w:rPr>
+              <w:lastRenderedPageBreak/>
+              <w:t>gigantisch verhoogt vergeleken met CPU-berekeningen.</w:t>
+            </w:r>
+          </w:p>
+        </w:tc>
+        <w:tc>
+          <w:tcPr>
+            <w:tcW w:w="0" w:type="auto"/>
+            <w:tcBorders>
+              <w:top w:val="single" w:sz="6" w:space="0" w:color="C4C7C5"/>
+              <w:left w:val="single" w:sz="6" w:space="0" w:color="C4C7C5"/>
+              <w:bottom w:val="single" w:sz="6" w:space="0" w:color="C4C7C5"/>
+              <w:right w:val="single" w:sz="6" w:space="0" w:color="C4C7C5"/>
+            </w:tcBorders>
+            <w:tcMar>
+              <w:top w:w="120" w:type="dxa"/>
+              <w:left w:w="180" w:type="dxa"/>
+              <w:bottom w:w="120" w:type="dxa"/>
+              <w:right w:w="180" w:type="dxa"/>
+            </w:tcMar>
+            <w:vAlign w:val="center"/>
+            <w:hideMark/>
+          </w:tcPr>
+          <w:p>
+            <w:pPr>
+              <w:rPr>
+                <w:rFonts w:ascii="Arial" w:hAnsi="Arial" w:cs="Arial"/>
+              </w:rPr>
+            </w:pPr>
+            <w:r>
+              <w:rPr>
+                <w:rFonts w:ascii="Arial" w:hAnsi="Arial" w:cs="Arial"/>
+              </w:rPr>
+              <w:lastRenderedPageBreak/>
+              <w:t xml:space="preserve">In LM Studio de slider 'GPU Offload' op Max (bijv. 32/32) zetten. Op mijn laptop (met </w:t>
+            </w:r>
+            <w:r>
+              <w:rPr>
+                <w:rFonts w:ascii="Arial" w:hAnsi="Arial" w:cs="Arial"/>
+              </w:rPr>
+              <w:lastRenderedPageBreak/>
+              <w:t>Iris Xe) leidde dit direct tot een Out of Memory-crash.</w:t>
+            </w:r>
+          </w:p>
+        </w:tc>
+      </w:tr>
+      <w:tr>
+        <w:trPr>
+          <w:tblCellSpacing w:w="15" w:type="dxa"/>
+        </w:trPr>
+        <w:tc>
+          <w:tcPr>
+            <w:tcW w:w="0" w:type="auto"/>
+            <w:tcBorders>
+              <w:top w:val="single" w:sz="6" w:space="0" w:color="C4C7C5"/>
+              <w:left w:val="single" w:sz="6" w:space="0" w:color="C4C7C5"/>
+              <w:bottom w:val="single" w:sz="6" w:space="0" w:color="C4C7C5"/>
+              <w:right w:val="single" w:sz="6" w:space="0" w:color="C4C7C5"/>
+            </w:tcBorders>
+            <w:tcMar>
+              <w:top w:w="120" w:type="dxa"/>
+              <w:left w:w="180" w:type="dxa"/>
+              <w:bottom w:w="120" w:type="dxa"/>
+              <w:right w:w="180" w:type="dxa"/>
+            </w:tcMar>
+            <w:vAlign w:val="center"/>
+            <w:hideMark/>
+          </w:tcPr>
+          <w:p>
+            <w:pPr>
+              <w:rPr>
+                <w:rFonts w:ascii="Arial" w:hAnsi="Arial" w:cs="Arial"/>
+                <w:lang w:val="en-US"/>
+              </w:rPr>
+            </w:pPr>
+            <w:r>
+              <w:rPr>
+                <w:rFonts w:ascii="Arial" w:hAnsi="Arial" w:cs="Arial"/>
+                <w:b/>
+                <w:bCs/>
+                <w:lang w:val="en-US"/>
+              </w:rPr>
+              <w:lastRenderedPageBreak/>
+              <w:t>K-V cache (Key-Value)</w:t>
+            </w:r>
+          </w:p>
+        </w:tc>
+        <w:tc>
+          <w:tcPr>
+            <w:tcW w:w="0" w:type="auto"/>
+            <w:tcBorders>
+              <w:top w:val="single" w:sz="6" w:space="0" w:color="C4C7C5"/>
+              <w:left w:val="single" w:sz="6" w:space="0" w:color="C4C7C5"/>
+              <w:bottom w:val="single" w:sz="6" w:space="0" w:color="C4C7C5"/>
+              <w:right w:val="single" w:sz="6" w:space="0" w:color="C4C7C5"/>
+            </w:tcBorders>
+            <w:tcMar>
+              <w:top w:w="120" w:type="dxa"/>
+              <w:left w:w="180" w:type="dxa"/>
+              <w:bottom w:w="120" w:type="dxa"/>
+              <w:right w:w="180" w:type="dxa"/>
+            </w:tcMar>
+            <w:vAlign w:val="center"/>
+            <w:hideMark/>
+          </w:tcPr>
+          <w:p>
+            <w:pPr>
+              <w:rPr>
+                <w:rFonts w:ascii="Arial" w:hAnsi="Arial" w:cs="Arial"/>
+              </w:rPr>
+            </w:pPr>
+            <w:r>
+              <w:rPr>
+                <w:rFonts w:ascii="Arial" w:hAnsi="Arial" w:cs="Arial"/>
+              </w:rPr>
+              <w:t>Het tijdelijk opslaan van eerdere aandachtsscores (Keys en Values) van gepasseerde tokens in het RAM, zodat het model deze niet opnieuw hoeft te berekenen.</w:t>
+            </w:r>
+          </w:p>
+        </w:tc>
+        <w:tc>
+          <w:tcPr>
+            <w:tcW w:w="0" w:type="auto"/>
+            <w:tcBorders>
+              <w:top w:val="single" w:sz="6" w:space="0" w:color="C4C7C5"/>
+              <w:left w:val="single" w:sz="6" w:space="0" w:color="C4C7C5"/>
+              <w:bottom w:val="single" w:sz="6" w:space="0" w:color="C4C7C5"/>
+              <w:right w:val="single" w:sz="6" w:space="0" w:color="C4C7C5"/>
+            </w:tcBorders>
+            <w:tcMar>
+              <w:top w:w="120" w:type="dxa"/>
+              <w:left w:w="180" w:type="dxa"/>
+              <w:bottom w:w="120" w:type="dxa"/>
+              <w:right w:w="180" w:type="dxa"/>
+            </w:tcMar>
+            <w:vAlign w:val="center"/>
+            <w:hideMark/>
+          </w:tcPr>
+          <w:p>
+            <w:pPr>
+              <w:rPr>
+                <w:rFonts w:ascii="Arial" w:hAnsi="Arial" w:cs="Arial"/>
+              </w:rPr>
+            </w:pPr>
+            <w:r>
+              <w:rPr>
+                <w:rFonts w:ascii="Arial" w:hAnsi="Arial" w:cs="Arial"/>
+              </w:rPr>
+              <w:t>Het versnelt de tekstgeneratie aanzienlijk bij lange contexten, maar de geheugenvoetafdruk groeit wel lineair naarmate het gesprek of de prompt langer wordt.</w:t>
+            </w:r>
+          </w:p>
+        </w:tc>
+        <w:tc>
+          <w:tcPr>
+            <w:tcW w:w="0" w:type="auto"/>
+            <w:tcBorders>
+              <w:top w:val="single" w:sz="6" w:space="0" w:color="C4C7C5"/>
+              <w:left w:val="single" w:sz="6" w:space="0" w:color="C4C7C5"/>
+              <w:bottom w:val="single" w:sz="6" w:space="0" w:color="C4C7C5"/>
+              <w:right w:val="single" w:sz="6" w:space="0" w:color="C4C7C5"/>
+            </w:tcBorders>
+            <w:tcMar>
+              <w:top w:w="120" w:type="dxa"/>
+              <w:left w:w="180" w:type="dxa"/>
+              <w:bottom w:w="120" w:type="dxa"/>
+              <w:right w:w="180" w:type="dxa"/>
+            </w:tcMar>
+            <w:vAlign w:val="center"/>
+            <w:hideMark/>
+          </w:tcPr>
+          <w:p>
+            <w:pPr>
+              <w:rPr>
+                <w:rFonts w:ascii="Arial" w:hAnsi="Arial" w:cs="Arial"/>
+              </w:rPr>
+            </w:pPr>
+            <w:r>
+              <w:rPr>
+                <w:rFonts w:ascii="Arial" w:hAnsi="Arial" w:cs="Arial"/>
+              </w:rPr>
+              <w:t>Als je een lang PDF-document inlaadt, onthoudt de K-V cache de wiskundige representatie van de eerdere tekst, zodat het genereren van het antwoord vlot blijft.</w:t>
+            </w:r>
+          </w:p>
+        </w:tc>
+      </w:tr>
+      <w:tr>
+        <w:trPr>
+          <w:tblCellSpacing w:w="15" w:type="dxa"/>
+        </w:trPr>
+        <w:tc>
+          <w:tcPr>
+            <w:tcW w:w="0" w:type="auto"/>
+            <w:tcBorders>
+              <w:top w:val="single" w:sz="6" w:space="0" w:color="C4C7C5"/>
+              <w:left w:val="single" w:sz="6" w:space="0" w:color="C4C7C5"/>
+              <w:bottom w:val="single" w:sz="6" w:space="0" w:color="C4C7C5"/>
+              <w:right w:val="single" w:sz="6" w:space="0" w:color="C4C7C5"/>
+            </w:tcBorders>
+            <w:tcMar>
+              <w:top w:w="120" w:type="dxa"/>
+              <w:left w:w="180" w:type="dxa"/>
+              <w:bottom w:w="120" w:type="dxa"/>
+              <w:right w:w="180" w:type="dxa"/>
+            </w:tcMar>
+            <w:vAlign w:val="center"/>
+            <w:hideMark/>
+          </w:tcPr>
+          <w:p>
+            <w:pPr>
+              <w:rPr>
+                <w:rFonts w:ascii="Arial" w:hAnsi="Arial" w:cs="Arial"/>
+              </w:rPr>
+            </w:pPr>
+            <w:r>
+              <w:rPr>
+                <w:rFonts w:ascii="Arial" w:hAnsi="Arial" w:cs="Arial"/>
+                <w:b/>
+                <w:bCs/>
+              </w:rPr>
+              <w:t>Instruct</w:t>
+            </w:r>
+          </w:p>
+        </w:tc>
+        <w:tc>
+          <w:tcPr>
+            <w:tcW w:w="0" w:type="auto"/>
+            <w:tcBorders>
+              <w:top w:val="single" w:sz="6" w:space="0" w:color="C4C7C5"/>
+              <w:left w:val="single" w:sz="6" w:space="0" w:color="C4C7C5"/>
+              <w:bottom w:val="single" w:sz="6" w:space="0" w:color="C4C7C5"/>
+              <w:right w:val="single" w:sz="6" w:space="0" w:color="C4C7C5"/>
+            </w:tcBorders>
+            <w:tcMar>
+              <w:top w:w="120" w:type="dxa"/>
+              <w:left w:w="180" w:type="dxa"/>
+              <w:bottom w:w="120" w:type="dxa"/>
+              <w:right w:w="180" w:type="dxa"/>
+            </w:tcMar>
+            <w:vAlign w:val="center"/>
+            <w:hideMark/>
+          </w:tcPr>
+          <w:p>
+            <w:pPr>
+              <w:rPr>
+                <w:rFonts w:ascii="Arial" w:hAnsi="Arial" w:cs="Arial"/>
+              </w:rPr>
+            </w:pPr>
+            <w:r>
+              <w:rPr>
+                <w:rFonts w:ascii="Arial" w:hAnsi="Arial" w:cs="Arial"/>
+              </w:rPr>
+              <w:t>Een versie van een LLM die na de basistraining specifiek is 'gefinetuned' (vaak via RLHF) om opdrachten op te volgen en als assistent te fungeren.</w:t>
+            </w:r>
+          </w:p>
+        </w:tc>
+        <w:tc>
+          <w:tcPr>
+            <w:tcW w:w="0" w:type="auto"/>
+            <w:tcBorders>
+              <w:top w:val="single" w:sz="6" w:space="0" w:color="C4C7C5"/>
+              <w:left w:val="single" w:sz="6" w:space="0" w:color="C4C7C5"/>
+              <w:bottom w:val="single" w:sz="6" w:space="0" w:color="C4C7C5"/>
+              <w:right w:val="single" w:sz="6" w:space="0" w:color="C4C7C5"/>
+            </w:tcBorders>
+            <w:tcMar>
+              <w:top w:w="120" w:type="dxa"/>
+              <w:left w:w="180" w:type="dxa"/>
+              <w:bottom w:w="120" w:type="dxa"/>
+              <w:right w:w="180" w:type="dxa"/>
+            </w:tcMar>
+            <w:vAlign w:val="center"/>
+            <w:hideMark/>
+          </w:tcPr>
+          <w:p>
+            <w:pPr>
+              <w:rPr>
+                <w:rFonts w:ascii="Arial" w:hAnsi="Arial" w:cs="Arial"/>
+              </w:rPr>
+            </w:pPr>
+            <w:r>
+              <w:rPr>
+                <w:rFonts w:ascii="Arial" w:hAnsi="Arial" w:cs="Arial"/>
+              </w:rPr>
+              <w:t>Zonder instruct-tuning zou een model alleen tekst logisch proberen aan te vullen (als een geavanceerde autocorrect), in plaats van vragen direct te beantwoorden.</w:t>
+            </w:r>
+          </w:p>
+        </w:tc>
+        <w:tc>
+          <w:tcPr>
+            <w:tcW w:w="0" w:type="auto"/>
+            <w:tcBorders>
+              <w:top w:val="single" w:sz="6" w:space="0" w:color="C4C7C5"/>
+              <w:left w:val="single" w:sz="6" w:space="0" w:color="C4C7C5"/>
+              <w:bottom w:val="single" w:sz="6" w:space="0" w:color="C4C7C5"/>
+              <w:right w:val="single" w:sz="6" w:space="0" w:color="C4C7C5"/>
+            </w:tcBorders>
+            <w:tcMar>
+              <w:top w:w="120" w:type="dxa"/>
+              <w:left w:w="180" w:type="dxa"/>
+              <w:bottom w:w="120" w:type="dxa"/>
+              <w:right w:w="180" w:type="dxa"/>
+            </w:tcMar>
+            <w:vAlign w:val="center"/>
+            <w:hideMark/>
+          </w:tcPr>
+          <w:p>
+            <w:pPr>
+              <w:rPr>
+                <w:rFonts w:ascii="Arial" w:hAnsi="Arial" w:cs="Arial"/>
+              </w:rPr>
+            </w:pPr>
+            <w:r>
+              <w:rPr>
+                <w:rFonts w:ascii="Arial" w:hAnsi="Arial" w:cs="Arial"/>
+              </w:rPr>
+              <w:t>Op de prompt "Wat is 1+1?" antwoordt een instruct-model "2", terwijl een ongetraind base-model de prompt wellicht aanvult met "Wat is 2+2?".</w:t>
+            </w:r>
+          </w:p>
+        </w:tc>
+      </w:tr>
+      <w:tr>
+        <w:trPr>
+          <w:tblCellSpacing w:w="15" w:type="dxa"/>
+        </w:trPr>
+        <w:tc>
+          <w:tcPr>
+            <w:tcW w:w="0" w:type="auto"/>
+            <w:tcBorders>
+              <w:top w:val="single" w:sz="6" w:space="0" w:color="C4C7C5"/>
+              <w:left w:val="single" w:sz="6" w:space="0" w:color="C4C7C5"/>
+              <w:bottom w:val="single" w:sz="6" w:space="0" w:color="C4C7C5"/>
+              <w:right w:val="single" w:sz="6" w:space="0" w:color="C4C7C5"/>
+            </w:tcBorders>
+            <w:tcMar>
+              <w:top w:w="120" w:type="dxa"/>
+              <w:left w:w="180" w:type="dxa"/>
+              <w:bottom w:w="120" w:type="dxa"/>
+              <w:right w:w="180" w:type="dxa"/>
+            </w:tcMar>
+            <w:vAlign w:val="center"/>
+            <w:hideMark/>
+          </w:tcPr>
+          <w:p>
+            <w:pPr>
+              <w:rPr>
+                <w:rFonts w:ascii="Arial" w:hAnsi="Arial" w:cs="Arial"/>
+              </w:rPr>
+            </w:pPr>
+            <w:r>
+              <w:rPr>
+                <w:rFonts w:ascii="Arial" w:hAnsi="Arial" w:cs="Arial"/>
+                <w:b/>
+                <w:bCs/>
+              </w:rPr>
+              <w:t>Hybrid model</w:t>
+            </w:r>
+          </w:p>
+        </w:tc>
+        <w:tc>
+          <w:tcPr>
+            <w:tcW w:w="0" w:type="auto"/>
+            <w:tcBorders>
+              <w:top w:val="single" w:sz="6" w:space="0" w:color="C4C7C5"/>
+              <w:left w:val="single" w:sz="6" w:space="0" w:color="C4C7C5"/>
+              <w:bottom w:val="single" w:sz="6" w:space="0" w:color="C4C7C5"/>
+              <w:right w:val="single" w:sz="6" w:space="0" w:color="C4C7C5"/>
+            </w:tcBorders>
+            <w:tcMar>
+              <w:top w:w="120" w:type="dxa"/>
+              <w:left w:w="180" w:type="dxa"/>
+              <w:bottom w:w="120" w:type="dxa"/>
+              <w:right w:w="180" w:type="dxa"/>
+            </w:tcMar>
+            <w:vAlign w:val="center"/>
+            <w:hideMark/>
+          </w:tcPr>
+          <w:p>
+            <w:pPr>
+              <w:rPr>
+                <w:rFonts w:ascii="Arial" w:hAnsi="Arial" w:cs="Arial"/>
+              </w:rPr>
+            </w:pPr>
+            <w:r>
+              <w:rPr>
+                <w:rFonts w:ascii="Arial" w:hAnsi="Arial" w:cs="Arial"/>
+              </w:rPr>
+              <w:t xml:space="preserve">Een architectuur die de klassieke Transformer-structuur combineert met andere mechanismen (zoals State </w:t>
+            </w:r>
+            <w:r>
+              <w:rPr>
+                <w:rFonts w:ascii="Arial" w:hAnsi="Arial" w:cs="Arial"/>
+              </w:rPr>
+              <w:lastRenderedPageBreak/>
+              <w:t>Space Models / Mamba) om specifieke zwaktes op te lossen.</w:t>
+            </w:r>
+          </w:p>
+        </w:tc>
+        <w:tc>
+          <w:tcPr>
+            <w:tcW w:w="0" w:type="auto"/>
+            <w:tcBorders>
+              <w:top w:val="single" w:sz="6" w:space="0" w:color="C4C7C5"/>
+              <w:left w:val="single" w:sz="6" w:space="0" w:color="C4C7C5"/>
+              <w:bottom w:val="single" w:sz="6" w:space="0" w:color="C4C7C5"/>
+              <w:right w:val="single" w:sz="6" w:space="0" w:color="C4C7C5"/>
+            </w:tcBorders>
+            <w:tcMar>
+              <w:top w:w="120" w:type="dxa"/>
+              <w:left w:w="180" w:type="dxa"/>
+              <w:bottom w:w="120" w:type="dxa"/>
+              <w:right w:w="180" w:type="dxa"/>
+            </w:tcMar>
+            <w:vAlign w:val="center"/>
+            <w:hideMark/>
+          </w:tcPr>
+          <w:p>
+            <w:pPr>
+              <w:rPr>
+                <w:rFonts w:ascii="Arial" w:hAnsi="Arial" w:cs="Arial"/>
+              </w:rPr>
+            </w:pPr>
+            <w:r>
+              <w:rPr>
+                <w:rFonts w:ascii="Arial" w:hAnsi="Arial" w:cs="Arial"/>
+              </w:rPr>
+              <w:lastRenderedPageBreak/>
+              <w:t>Het biedt oplossingen voor de kwadratische groei in geheugengebruik van pure Transformers bij hele lange context length requirements.</w:t>
+            </w:r>
+          </w:p>
+        </w:tc>
+        <w:tc>
+          <w:tcPr>
+            <w:tcW w:w="0" w:type="auto"/>
+            <w:tcBorders>
+              <w:top w:val="single" w:sz="6" w:space="0" w:color="C4C7C5"/>
+              <w:left w:val="single" w:sz="6" w:space="0" w:color="C4C7C5"/>
+              <w:bottom w:val="single" w:sz="6" w:space="0" w:color="C4C7C5"/>
+              <w:right w:val="single" w:sz="6" w:space="0" w:color="C4C7C5"/>
+            </w:tcBorders>
+            <w:tcMar>
+              <w:top w:w="120" w:type="dxa"/>
+              <w:left w:w="180" w:type="dxa"/>
+              <w:bottom w:w="120" w:type="dxa"/>
+              <w:right w:w="180" w:type="dxa"/>
+            </w:tcMar>
+            <w:vAlign w:val="center"/>
+            <w:hideMark/>
+          </w:tcPr>
+          <w:p>
+            <w:pPr>
+              <w:rPr>
+                <w:rFonts w:ascii="Arial" w:hAnsi="Arial" w:cs="Arial"/>
+              </w:rPr>
+            </w:pPr>
+            <w:r>
+              <w:rPr>
+                <w:rFonts w:ascii="Arial" w:hAnsi="Arial" w:cs="Arial"/>
+              </w:rPr>
+              <w:t xml:space="preserve">Modellen zoals Jamba (Transformer + Mamba) die efficiënt extreem grote codebase-bestanden kunnen verwerken zonder </w:t>
+            </w:r>
+            <w:r>
+              <w:rPr>
+                <w:rFonts w:ascii="Arial" w:hAnsi="Arial" w:cs="Arial"/>
+              </w:rPr>
+              <w:lastRenderedPageBreak/>
+              <w:t>het RAM volledig vol te storten.</w:t>
+            </w:r>
+          </w:p>
+        </w:tc>
+      </w:tr>
+      <w:tr>
+        <w:trPr>
+          <w:tblCellSpacing w:w="15" w:type="dxa"/>
+        </w:trPr>
+        <w:tc>
+          <w:tcPr>
+            <w:tcW w:w="0" w:type="auto"/>
+            <w:tcBorders>
+              <w:top w:val="single" w:sz="6" w:space="0" w:color="C4C7C5"/>
+              <w:left w:val="single" w:sz="6" w:space="0" w:color="C4C7C5"/>
+              <w:bottom w:val="single" w:sz="6" w:space="0" w:color="C4C7C5"/>
+              <w:right w:val="single" w:sz="6" w:space="0" w:color="C4C7C5"/>
+            </w:tcBorders>
+            <w:tcMar>
+              <w:top w:w="120" w:type="dxa"/>
+              <w:left w:w="180" w:type="dxa"/>
+              <w:bottom w:w="120" w:type="dxa"/>
+              <w:right w:w="180" w:type="dxa"/>
+            </w:tcMar>
+            <w:vAlign w:val="center"/>
+            <w:hideMark/>
+          </w:tcPr>
+          <w:p>
+            <w:pPr>
+              <w:rPr>
+                <w:rFonts w:ascii="Arial" w:hAnsi="Arial" w:cs="Arial"/>
+              </w:rPr>
+            </w:pPr>
+            <w:r>
+              <w:rPr>
+                <w:rFonts w:ascii="Arial" w:hAnsi="Arial" w:cs="Arial"/>
+                <w:b/>
+                <w:bCs/>
+              </w:rPr>
+              <w:lastRenderedPageBreak/>
+              <w:t>QK_K_M</w:t>
+            </w:r>
+          </w:p>
+        </w:tc>
+        <w:tc>
+          <w:tcPr>
+            <w:tcW w:w="0" w:type="auto"/>
+            <w:tcBorders>
+              <w:top w:val="single" w:sz="6" w:space="0" w:color="C4C7C5"/>
+              <w:left w:val="single" w:sz="6" w:space="0" w:color="C4C7C5"/>
+              <w:bottom w:val="single" w:sz="6" w:space="0" w:color="C4C7C5"/>
+              <w:right w:val="single" w:sz="6" w:space="0" w:color="C4C7C5"/>
+            </w:tcBorders>
+            <w:tcMar>
+              <w:top w:w="120" w:type="dxa"/>
+              <w:left w:w="180" w:type="dxa"/>
+              <w:bottom w:w="120" w:type="dxa"/>
+              <w:right w:w="180" w:type="dxa"/>
+            </w:tcMar>
+            <w:vAlign w:val="center"/>
+            <w:hideMark/>
+          </w:tcPr>
+          <w:p>
+            <w:pPr>
+              <w:rPr>
+                <w:rFonts w:ascii="Arial" w:hAnsi="Arial" w:cs="Arial"/>
+              </w:rPr>
+            </w:pPr>
+            <w:r>
+              <w:rPr>
+                <w:rFonts w:ascii="Arial" w:hAnsi="Arial" w:cs="Arial"/>
+              </w:rPr>
+              <w:t>Een specifieke quantization (compressie) methode binnen het GGUF-formaat. Het staat voor een 4-bit quantisatie waarbij k-quants worden gebruikt voor een Medium (M) balans.</w:t>
+            </w:r>
+          </w:p>
+        </w:tc>
+        <w:tc>
+          <w:tcPr>
+            <w:tcW w:w="0" w:type="auto"/>
+            <w:tcBorders>
+              <w:top w:val="single" w:sz="6" w:space="0" w:color="C4C7C5"/>
+              <w:left w:val="single" w:sz="6" w:space="0" w:color="C4C7C5"/>
+              <w:bottom w:val="single" w:sz="6" w:space="0" w:color="C4C7C5"/>
+              <w:right w:val="single" w:sz="6" w:space="0" w:color="C4C7C5"/>
+            </w:tcBorders>
+            <w:tcMar>
+              <w:top w:w="120" w:type="dxa"/>
+              <w:left w:w="180" w:type="dxa"/>
+              <w:bottom w:w="120" w:type="dxa"/>
+              <w:right w:w="180" w:type="dxa"/>
+            </w:tcMar>
+            <w:vAlign w:val="center"/>
+            <w:hideMark/>
+          </w:tcPr>
+          <w:p>
+            <w:pPr>
+              <w:rPr>
+                <w:rFonts w:ascii="Arial" w:hAnsi="Arial" w:cs="Arial"/>
+              </w:rPr>
+            </w:pPr>
+            <w:r>
+              <w:rPr>
+                <w:rFonts w:ascii="Arial" w:hAnsi="Arial" w:cs="Arial"/>
+              </w:rPr>
+              <w:t>Het biedt de "sweet spot" tussen het verkleinen van de bestandsgrootte/VRAM-gebruik en het behouden van de intelligentie en accuratesse van het model.</w:t>
+            </w:r>
+          </w:p>
+        </w:tc>
+        <w:tc>
+          <w:tcPr>
+            <w:tcW w:w="0" w:type="auto"/>
+            <w:tcBorders>
+              <w:top w:val="single" w:sz="6" w:space="0" w:color="C4C7C5"/>
+              <w:left w:val="single" w:sz="6" w:space="0" w:color="C4C7C5"/>
+              <w:bottom w:val="single" w:sz="6" w:space="0" w:color="C4C7C5"/>
+              <w:right w:val="single" w:sz="6" w:space="0" w:color="C4C7C5"/>
+            </w:tcBorders>
+            <w:tcMar>
+              <w:top w:w="120" w:type="dxa"/>
+              <w:left w:w="180" w:type="dxa"/>
+              <w:bottom w:w="120" w:type="dxa"/>
+              <w:right w:w="180" w:type="dxa"/>
+            </w:tcMar>
+            <w:vAlign w:val="center"/>
+            <w:hideMark/>
+          </w:tcPr>
+          <w:p>
+            <w:pPr>
+              <w:rPr>
+                <w:rFonts w:ascii="Arial" w:hAnsi="Arial" w:cs="Arial"/>
+              </w:rPr>
+            </w:pPr>
+            <w:r>
+              <w:rPr>
+                <w:rFonts w:ascii="Arial" w:hAnsi="Arial" w:cs="Arial"/>
+              </w:rPr>
+              <w:t>Ons Llama 3.2 1B (Q4_K_M) model, dat door deze compressie minder dan 1 GB RAM vereiste en daardoor zonder problemen op een standaard laptop draaide.</w:t>
+            </w:r>
+          </w:p>
+        </w:tc>
+      </w:tr>
+      <w:tr>
+        <w:trPr>
+          <w:tblCellSpacing w:w="15" w:type="dxa"/>
+        </w:trPr>
+        <w:tc>
+          <w:tcPr>
+            <w:tcW w:w="0" w:type="auto"/>
+            <w:tcBorders>
+              <w:top w:val="single" w:sz="6" w:space="0" w:color="C4C7C5"/>
+              <w:left w:val="single" w:sz="6" w:space="0" w:color="C4C7C5"/>
+              <w:bottom w:val="single" w:sz="6" w:space="0" w:color="C4C7C5"/>
+              <w:right w:val="single" w:sz="6" w:space="0" w:color="C4C7C5"/>
+            </w:tcBorders>
+            <w:tcMar>
+              <w:top w:w="120" w:type="dxa"/>
+              <w:left w:w="180" w:type="dxa"/>
+              <w:bottom w:w="120" w:type="dxa"/>
+              <w:right w:w="180" w:type="dxa"/>
+            </w:tcMar>
+            <w:vAlign w:val="center"/>
+            <w:hideMark/>
+          </w:tcPr>
+          <w:p>
+            <w:pPr>
+              <w:rPr>
+                <w:rFonts w:ascii="Arial" w:hAnsi="Arial" w:cs="Arial"/>
+              </w:rPr>
+            </w:pPr>
+            <w:r>
+              <w:rPr>
+                <w:rFonts w:ascii="Arial" w:hAnsi="Arial" w:cs="Arial"/>
+                <w:b/>
+                <w:bCs/>
+              </w:rPr>
+              <w:t>Speculative decoding</w:t>
+            </w:r>
+          </w:p>
+        </w:tc>
+        <w:tc>
+          <w:tcPr>
+            <w:tcW w:w="0" w:type="auto"/>
+            <w:tcBorders>
+              <w:top w:val="single" w:sz="6" w:space="0" w:color="C4C7C5"/>
+              <w:left w:val="single" w:sz="6" w:space="0" w:color="C4C7C5"/>
+              <w:bottom w:val="single" w:sz="6" w:space="0" w:color="C4C7C5"/>
+              <w:right w:val="single" w:sz="6" w:space="0" w:color="C4C7C5"/>
+            </w:tcBorders>
+            <w:tcMar>
+              <w:top w:w="120" w:type="dxa"/>
+              <w:left w:w="180" w:type="dxa"/>
+              <w:bottom w:w="120" w:type="dxa"/>
+              <w:right w:w="180" w:type="dxa"/>
+            </w:tcMar>
+            <w:vAlign w:val="center"/>
+            <w:hideMark/>
+          </w:tcPr>
+          <w:p>
+            <w:pPr>
+              <w:rPr>
+                <w:rFonts w:ascii="Arial" w:hAnsi="Arial" w:cs="Arial"/>
+              </w:rPr>
+            </w:pPr>
+            <w:r>
+              <w:rPr>
+                <w:rFonts w:ascii="Arial" w:hAnsi="Arial" w:cs="Arial"/>
+              </w:rPr>
+              <w:t>Een techniek waarbij een klein, snel "draft"-model meerdere toekomstige woorden gokt, waarna een groter "target"-model deze in één keer parallel goedkeurt.</w:t>
+            </w:r>
+          </w:p>
+        </w:tc>
+        <w:tc>
+          <w:tcPr>
+            <w:tcW w:w="0" w:type="auto"/>
+            <w:tcBorders>
+              <w:top w:val="single" w:sz="6" w:space="0" w:color="C4C7C5"/>
+              <w:left w:val="single" w:sz="6" w:space="0" w:color="C4C7C5"/>
+              <w:bottom w:val="single" w:sz="6" w:space="0" w:color="C4C7C5"/>
+              <w:right w:val="single" w:sz="6" w:space="0" w:color="C4C7C5"/>
+            </w:tcBorders>
+            <w:tcMar>
+              <w:top w:w="120" w:type="dxa"/>
+              <w:left w:w="180" w:type="dxa"/>
+              <w:bottom w:w="120" w:type="dxa"/>
+              <w:right w:w="180" w:type="dxa"/>
+            </w:tcMar>
+            <w:vAlign w:val="center"/>
+            <w:hideMark/>
+          </w:tcPr>
+          <w:p>
+            <w:pPr>
+              <w:rPr>
+                <w:rFonts w:ascii="Arial" w:hAnsi="Arial" w:cs="Arial"/>
+              </w:rPr>
+            </w:pPr>
+            <w:r>
+              <w:rPr>
+                <w:rFonts w:ascii="Arial" w:hAnsi="Arial" w:cs="Arial"/>
+              </w:rPr>
+              <w:t>Het levert een enorme prestatiewinst op (snellere tokens/sec) bij hardware waar geheugenbandbreedte de bottleneck is, zonder in te leveren op de outputkwaliteit.</w:t>
+            </w:r>
+          </w:p>
+        </w:tc>
+        <w:tc>
+          <w:tcPr>
+            <w:tcW w:w="0" w:type="auto"/>
+            <w:tcBorders>
+              <w:top w:val="single" w:sz="6" w:space="0" w:color="C4C7C5"/>
+              <w:left w:val="single" w:sz="6" w:space="0" w:color="C4C7C5"/>
+              <w:bottom w:val="single" w:sz="6" w:space="0" w:color="C4C7C5"/>
+              <w:right w:val="single" w:sz="6" w:space="0" w:color="C4C7C5"/>
+            </w:tcBorders>
+            <w:tcMar>
+              <w:top w:w="120" w:type="dxa"/>
+              <w:left w:w="180" w:type="dxa"/>
+              <w:bottom w:w="120" w:type="dxa"/>
+              <w:right w:w="180" w:type="dxa"/>
+            </w:tcMar>
+            <w:vAlign w:val="center"/>
+            <w:hideMark/>
+          </w:tcPr>
+          <w:p>
+            <w:pPr>
+              <w:rPr>
+                <w:rFonts w:ascii="Arial" w:hAnsi="Arial" w:cs="Arial"/>
+              </w:rPr>
+            </w:pPr>
+            <w:r>
+              <w:rPr>
+                <w:rFonts w:ascii="Arial" w:hAnsi="Arial" w:cs="Arial"/>
+              </w:rPr>
+              <w:t>Een 1B model gokt razendsnel het woord "informatica", waarna het 70B model dit in één rekenstap goedkeurt, in plaats van het letter voor letter zelf uit te rekenen.</w:t>
+            </w:r>
+          </w:p>
+        </w:tc>
+      </w:tr>
+      <w:tr>
+        <w:trPr>
+          <w:tblCellSpacing w:w="15" w:type="dxa"/>
+        </w:trPr>
+        <w:tc>
+          <w:tcPr>
+            <w:tcW w:w="0" w:type="auto"/>
+            <w:tcBorders>
+              <w:top w:val="single" w:sz="6" w:space="0" w:color="C4C7C5"/>
+              <w:left w:val="single" w:sz="6" w:space="0" w:color="C4C7C5"/>
+              <w:bottom w:val="single" w:sz="6" w:space="0" w:color="C4C7C5"/>
+              <w:right w:val="single" w:sz="6" w:space="0" w:color="C4C7C5"/>
+            </w:tcBorders>
+            <w:tcMar>
+              <w:top w:w="120" w:type="dxa"/>
+              <w:left w:w="180" w:type="dxa"/>
+              <w:bottom w:w="120" w:type="dxa"/>
+              <w:right w:w="180" w:type="dxa"/>
+            </w:tcMar>
+            <w:vAlign w:val="center"/>
+            <w:hideMark/>
+          </w:tcPr>
+          <w:p>
+            <w:pPr>
+              <w:rPr>
+                <w:rFonts w:ascii="Arial" w:hAnsi="Arial" w:cs="Arial"/>
+              </w:rPr>
+            </w:pPr>
+            <w:r>
+              <w:rPr>
+                <w:rFonts w:ascii="Arial" w:hAnsi="Arial" w:cs="Arial"/>
+                <w:b/>
+                <w:bCs/>
+              </w:rPr>
+              <w:t>Enable Thinking</w:t>
+            </w:r>
+          </w:p>
+        </w:tc>
+        <w:tc>
+          <w:tcPr>
+            <w:tcW w:w="0" w:type="auto"/>
+            <w:tcBorders>
+              <w:top w:val="single" w:sz="6" w:space="0" w:color="C4C7C5"/>
+              <w:left w:val="single" w:sz="6" w:space="0" w:color="C4C7C5"/>
+              <w:bottom w:val="single" w:sz="6" w:space="0" w:color="C4C7C5"/>
+              <w:right w:val="single" w:sz="6" w:space="0" w:color="C4C7C5"/>
+            </w:tcBorders>
+            <w:tcMar>
+              <w:top w:w="120" w:type="dxa"/>
+              <w:left w:w="180" w:type="dxa"/>
+              <w:bottom w:w="120" w:type="dxa"/>
+              <w:right w:w="180" w:type="dxa"/>
+            </w:tcMar>
+            <w:vAlign w:val="center"/>
+            <w:hideMark/>
+          </w:tcPr>
+          <w:p>
+            <w:pPr>
+              <w:rPr>
+                <w:rFonts w:ascii="Arial" w:hAnsi="Arial" w:cs="Arial"/>
+              </w:rPr>
+            </w:pPr>
+            <w:r>
+              <w:rPr>
+                <w:rFonts w:ascii="Arial" w:hAnsi="Arial" w:cs="Arial"/>
+              </w:rPr>
+              <w:t xml:space="preserve">Een instelling of modelontwerp (Chain of Thought) waarbij het model extra onzichtbare (of zichtbare) tokens genereert om </w:t>
+            </w:r>
+            <w:r>
+              <w:rPr>
+                <w:rFonts w:ascii="Arial" w:hAnsi="Arial" w:cs="Arial"/>
+              </w:rPr>
+              <w:lastRenderedPageBreak/>
+              <w:t>stapsgewijs na te denken vóór het definitieve antwoord.</w:t>
+            </w:r>
+          </w:p>
+        </w:tc>
+        <w:tc>
+          <w:tcPr>
+            <w:tcW w:w="0" w:type="auto"/>
+            <w:tcBorders>
+              <w:top w:val="single" w:sz="6" w:space="0" w:color="C4C7C5"/>
+              <w:left w:val="single" w:sz="6" w:space="0" w:color="C4C7C5"/>
+              <w:bottom w:val="single" w:sz="6" w:space="0" w:color="C4C7C5"/>
+              <w:right w:val="single" w:sz="6" w:space="0" w:color="C4C7C5"/>
+            </w:tcBorders>
+            <w:tcMar>
+              <w:top w:w="120" w:type="dxa"/>
+              <w:left w:w="180" w:type="dxa"/>
+              <w:bottom w:w="120" w:type="dxa"/>
+              <w:right w:w="180" w:type="dxa"/>
+            </w:tcMar>
+            <w:vAlign w:val="center"/>
+            <w:hideMark/>
+          </w:tcPr>
+          <w:p>
+            <w:pPr>
+              <w:rPr>
+                <w:rFonts w:ascii="Arial" w:hAnsi="Arial" w:cs="Arial"/>
+              </w:rPr>
+            </w:pPr>
+            <w:r>
+              <w:rPr>
+                <w:rFonts w:ascii="Arial" w:hAnsi="Arial" w:cs="Arial"/>
+              </w:rPr>
+              <w:lastRenderedPageBreak/>
+              <w:t>Het verbetert drastisch de prestaties van het model op wiskundige logica en complexe programmeervraagstukken.</w:t>
+            </w:r>
+          </w:p>
+        </w:tc>
+        <w:tc>
+          <w:tcPr>
+            <w:tcW w:w="0" w:type="auto"/>
+            <w:tcBorders>
+              <w:top w:val="single" w:sz="6" w:space="0" w:color="C4C7C5"/>
+              <w:left w:val="single" w:sz="6" w:space="0" w:color="C4C7C5"/>
+              <w:bottom w:val="single" w:sz="6" w:space="0" w:color="C4C7C5"/>
+              <w:right w:val="single" w:sz="6" w:space="0" w:color="C4C7C5"/>
+            </w:tcBorders>
+            <w:tcMar>
+              <w:top w:w="120" w:type="dxa"/>
+              <w:left w:w="180" w:type="dxa"/>
+              <w:bottom w:w="120" w:type="dxa"/>
+              <w:right w:w="180" w:type="dxa"/>
+            </w:tcMar>
+            <w:vAlign w:val="center"/>
+            <w:hideMark/>
+          </w:tcPr>
+          <w:p>
+            <w:pPr>
+              <w:rPr>
+                <w:rFonts w:ascii="Arial" w:hAnsi="Arial" w:cs="Arial"/>
+              </w:rPr>
+            </w:pPr>
+            <w:r>
+              <w:rPr>
+                <w:rFonts w:ascii="Arial" w:hAnsi="Arial" w:cs="Arial"/>
+              </w:rPr>
+              <w:t xml:space="preserve">Het model output eerst &lt;thought&gt; Als X de tweede inhaalt, wordt hij de tweede &lt;/thought&gt; voordat het zijn </w:t>
+            </w:r>
+            <w:r>
+              <w:rPr>
+                <w:rFonts w:ascii="Arial" w:hAnsi="Arial" w:cs="Arial"/>
+              </w:rPr>
+              <w:lastRenderedPageBreak/>
+              <w:t>daadwerkelijke, correcte antwoord aan de gebruiker geeft.</w:t>
+            </w:r>
+          </w:p>
+        </w:tc>
+      </w:tr>
+    </w:tbl>
+    <w:p>
+      <w:pPr>
+        <w:rPr>
+          <w:rFonts w:ascii="Arial" w:hAnsi="Arial" w:cs="Arial"/>
+        </w:rPr>
+      </w:pPr>
+    </w:p>
+    <w:p>
+      <w:pPr>
+        <w:rPr>
+          <w:rFonts w:ascii="Arial" w:hAnsi="Arial" w:cs="Arial"/>
+        </w:rPr>
+      </w:pPr>
+    </w:p>
+    <w:p>
+      <w:pPr>
+        <w:rPr>
+          <w:rFonts w:ascii="Arial" w:hAnsi="Arial" w:cs="Arial"/>
+        </w:rPr>
+      </w:pPr>
+    </w:p>
+    <w:p>
+      <w:pPr>
+        <w:rPr>
+          <w:rFonts w:ascii="Arial" w:hAnsi="Arial" w:cs="Arial"/>
+        </w:rPr>
+      </w:pPr>
+    </w:p>
+    <w:p>
+      <w:pPr>
+        <w:rPr>
+          <w:rFonts w:ascii="Arial" w:hAnsi="Arial" w:cs="Arial"/>
+        </w:rPr>
+      </w:pPr>
+    </w:p>
+    <w:p>
+      <w:pPr>
+        <w:rPr>
+          <w:rFonts w:ascii="Arial" w:hAnsi="Arial" w:cs="Arial"/>
+        </w:rPr>
+      </w:pPr>
+    </w:p>
+    <w:p>
+      <w:pPr>
+        <w:rPr>
+          <w:rFonts w:ascii="Arial" w:hAnsi="Arial" w:cs="Arial"/>
+        </w:rPr>
+      </w:pPr>
+    </w:p>
+    <w:p>
+      <w:pPr>
+        <w:rPr>
+          <w:rFonts w:ascii="Arial" w:hAnsi="Arial" w:cs="Arial"/>
+        </w:rPr>
+      </w:pPr>
+    </w:p>
+    <w:p>
+      <w:pPr>
+        <w:rPr>
+          <w:rFonts w:ascii="Arial" w:hAnsi="Arial" w:cs="Arial"/>
+        </w:rPr>
+      </w:pPr>
+    </w:p>
+    <w:p>
+      <w:pPr>
+        <w:rPr>
+          <w:rFonts w:ascii="Arial" w:hAnsi="Arial" w:cs="Arial"/>
+        </w:rPr>
+      </w:pPr>
+    </w:p>
+    <w:p>
+      <w:pPr>
+        <w:rPr>
+          <w:rFonts w:ascii="Arial" w:hAnsi="Arial" w:cs="Arial"/>
+        </w:rPr>
+      </w:pPr>
+    </w:p>
+    <w:p>
+      <w:pPr>
+        <w:rPr>
+          <w:rFonts w:ascii="Arial" w:hAnsi="Arial" w:cs="Arial"/>
+        </w:rPr>
+      </w:pPr>
+    </w:p>
+    <w:p>
+      <w:pPr>
+        <w:rPr>
+          <w:rFonts w:ascii="Arial" w:hAnsi="Arial" w:cs="Arial"/>
+        </w:rPr>
+      </w:pPr>
+    </w:p>
+    <w:p>
+      <w:pPr>
+        <w:rPr>
+          <w:rFonts w:ascii="Arial" w:hAnsi="Arial" w:cs="Arial"/>
+        </w:rPr>
+      </w:pPr>
+    </w:p>
+    <w:p>
+      <w:pPr>
+        <w:rPr>
+          <w:rFonts w:ascii="Arial" w:hAnsi="Arial" w:cs="Arial"/>
+        </w:rPr>
+        <w:sectPr>
+          <w:pgSz w:w="16838" w:h="11906" w:orient="landscape"/>
+          <w:pgMar w:top="1417" w:right="1417" w:bottom="1417" w:left="1417" w:header="708" w:footer="708" w:gutter="0"/>
+          <w:cols w:space="708"/>
+          <w:docGrid w:linePitch="360"/>
+        </w:sectPr>
+      </w:pPr>
+    </w:p>
+    <w:p>
+      <w:pPr>
+        <w:rPr>
+          <w:rFonts w:ascii="Arial" w:hAnsi="Arial" w:cs="Arial"/>
+          <w:b/>
+          <w:bCs/>
+        </w:rPr>
+      </w:pPr>
+      <w:r>
+        <w:rPr>
+          <w:rFonts w:ascii="Arial" w:hAnsi="Arial" w:cs="Arial"/>
+          <w:b/>
+          <w:bCs/>
+        </w:rPr>
+        <w:lastRenderedPageBreak/>
+        <w:t>Deel F — Python API gebruik</w:t>
+      </w:r>
+    </w:p>
+    <w:p>
+      <w:pPr>
+        <w:rPr>
+          <w:rFonts w:ascii="Arial" w:hAnsi="Arial" w:cs="Arial"/>
+        </w:rPr>
+      </w:pPr>
+      <w:r>
+        <w:rPr>
+          <w:rFonts w:ascii="Arial" w:hAnsi="Arial" w:cs="Arial"/>
+        </w:rPr>
+        <w:t>Voor deze taak heb ik de ingebouwde Local Server van LM Studio (draaiend op http://localhost:1234/v1) geactiveerd met het Qwen 1.5B Instruct model in het geheugen. Vervolgens heb ik via Python (met behulp van de openai library) een script geschreven om programmatisch te communiceren met het model. Het script verstuurt drie verschillende prompts, meet de responstijd via de CPU en slaat de vereiste metadata op.</w:t>
+      </w:r>
+    </w:p>
+    <w:p>
+      <w:pPr>
+        <w:rPr>
+          <w:rFonts w:ascii="Arial" w:hAnsi="Arial" w:cs="Arial"/>
+          <w:lang w:val="en-US"/>
+        </w:rPr>
+      </w:pPr>
+    </w:p>
+    <w:p>
+      <w:pPr>
+        <w:rPr>
+          <w:rFonts w:ascii="Arial" w:hAnsi="Arial" w:cs="Arial"/>
+          <w:b/>
+          <w:bCs/>
+          <w:lang w:val="en-US"/>
+        </w:rPr>
+      </w:pPr>
+      <w:r>
+        <w:rPr>
+          <w:rFonts w:ascii="Arial" w:hAnsi="Arial" w:cs="Arial"/>
+          <w:b/>
+          <w:bCs/>
+        </w:rPr>
+        <w:t>Python Script:</w:t>
+      </w:r>
+    </w:p>
+    <w:p>
+      <w:pPr>
+        <w:rPr>
+          <w:rFonts w:ascii="Arial" w:hAnsi="Arial" w:cs="Arial"/>
+          <w:lang w:val="en-US"/>
+        </w:rPr>
+      </w:pPr>
+      <w:r>
+        <w:rPr>
+          <w:rFonts w:ascii="Arial" w:hAnsi="Arial" w:cs="Arial"/>
+          <w:lang w:val="en-US"/>
+        </w:rPr>
+        <w:t>from openai import OpenAI</w:t>
+      </w:r>
+    </w:p>
+    <w:p>
+      <w:pPr>
+        <w:rPr>
+          <w:rFonts w:ascii="Arial" w:hAnsi="Arial" w:cs="Arial"/>
+          <w:lang w:val="en-US"/>
+        </w:rPr>
+      </w:pPr>
+      <w:r>
+        <w:rPr>
+          <w:rFonts w:ascii="Arial" w:hAnsi="Arial" w:cs="Arial"/>
+          <w:lang w:val="en-US"/>
+        </w:rPr>
+        <w:t>import time</w:t>
+      </w:r>
+    </w:p>
+    <w:p>
+      <w:pPr>
+        <w:rPr>
+          <w:rFonts w:ascii="Arial" w:hAnsi="Arial" w:cs="Arial"/>
+          <w:lang w:val="en-US"/>
+        </w:rPr>
+      </w:pPr>
+    </w:p>
+    <w:p>
+      <w:pPr>
+        <w:rPr>
+          <w:rFonts w:ascii="Arial" w:hAnsi="Arial" w:cs="Arial"/>
+          <w:lang w:val="en-US"/>
+        </w:rPr>
+      </w:pPr>
+      <w:r>
+        <w:rPr>
+          <w:rFonts w:ascii="Arial" w:hAnsi="Arial" w:cs="Arial"/>
+          <w:lang w:val="en-US"/>
+        </w:rPr>
+        <w:t># Connecting to LM Studio's local server (Port: 1234)</w:t>
+      </w:r>
+    </w:p>
+    <w:p>
+      <w:pPr>
+        <w:rPr>
+          <w:rFonts w:ascii="Arial" w:hAnsi="Arial" w:cs="Arial"/>
+          <w:lang w:val="en-US"/>
+        </w:rPr>
+      </w:pPr>
+      <w:r>
+        <w:rPr>
+          <w:rFonts w:ascii="Arial" w:hAnsi="Arial" w:cs="Arial"/>
+          <w:lang w:val="en-US"/>
+        </w:rPr>
+        <w:t>client = OpenAI(base_url="http://localhost:1234/v1", api_key="lm-studio")</w:t>
+      </w:r>
+    </w:p>
+    <w:p>
+      <w:pPr>
+        <w:rPr>
+          <w:rFonts w:ascii="Arial" w:hAnsi="Arial" w:cs="Arial"/>
+          <w:lang w:val="en-US"/>
+        </w:rPr>
+      </w:pPr>
+    </w:p>
+    <w:p>
+      <w:pPr>
+        <w:rPr>
+          <w:rFonts w:ascii="Arial" w:hAnsi="Arial" w:cs="Arial"/>
+          <w:lang w:val="en-US"/>
+        </w:rPr>
+      </w:pPr>
+      <w:r>
+        <w:rPr>
+          <w:rFonts w:ascii="Arial" w:hAnsi="Arial" w:cs="Arial"/>
+          <w:lang w:val="en-US"/>
+        </w:rPr>
+        <w:t># 3 different prompts to ask the model</w:t>
+      </w:r>
+    </w:p>
+    <w:p>
+      <w:pPr>
+        <w:rPr>
+          <w:rFonts w:ascii="Arial" w:hAnsi="Arial" w:cs="Arial"/>
+        </w:rPr>
+      </w:pPr>
+      <w:r>
+        <w:rPr>
+          <w:rFonts w:ascii="Arial" w:hAnsi="Arial" w:cs="Arial"/>
+        </w:rPr>
+        <w:t>prompts = [</w:t>
+      </w:r>
+    </w:p>
+    <w:p>
+      <w:pPr>
+        <w:rPr>
+          <w:rFonts w:ascii="Arial" w:hAnsi="Arial" w:cs="Arial"/>
+        </w:rPr>
+      </w:pPr>
+      <w:r>
+        <w:rPr>
+          <w:rFonts w:ascii="Arial" w:hAnsi="Arial" w:cs="Arial"/>
+        </w:rPr>
+        <w:t xml:space="preserve">    "Wat is de hoofdstad van Frankrijk?",</w:t>
+      </w:r>
+    </w:p>
+    <w:p>
+      <w:pPr>
+        <w:rPr>
+          <w:rFonts w:ascii="Arial" w:hAnsi="Arial" w:cs="Arial"/>
+        </w:rPr>
+      </w:pPr>
+      <w:r>
+        <w:rPr>
+          <w:rFonts w:ascii="Arial" w:hAnsi="Arial" w:cs="Arial"/>
+        </w:rPr>
+        <w:t xml:space="preserve">    "Leg in één korte zin uit wat een variabele is in programmeren.",</w:t>
+      </w:r>
+    </w:p>
+    <w:p>
+      <w:pPr>
+        <w:rPr>
+          <w:rFonts w:ascii="Arial" w:hAnsi="Arial" w:cs="Arial"/>
+          <w:lang w:val="en-US"/>
+        </w:rPr>
+      </w:pPr>
+      <w:r>
+        <w:rPr>
+          <w:rFonts w:ascii="Arial" w:hAnsi="Arial" w:cs="Arial"/>
+        </w:rPr>
+        <w:t xml:space="preserve">    </w:t>
+      </w:r>
+      <w:r>
+        <w:rPr>
+          <w:rFonts w:ascii="Arial" w:hAnsi="Arial" w:cs="Arial"/>
+          <w:lang w:val="en-US"/>
+        </w:rPr>
+        <w:t>"Wat is 5 + 7?"</w:t>
+      </w:r>
+    </w:p>
+    <w:p>
+      <w:pPr>
+        <w:rPr>
+          <w:rFonts w:ascii="Arial" w:hAnsi="Arial" w:cs="Arial"/>
+          <w:lang w:val="en-US"/>
+        </w:rPr>
+      </w:pPr>
+      <w:r>
+        <w:rPr>
+          <w:rFonts w:ascii="Arial" w:hAnsi="Arial" w:cs="Arial"/>
+          <w:lang w:val="en-US"/>
+        </w:rPr>
+        <w:t>]</w:t>
+      </w:r>
+    </w:p>
+    <w:p>
+      <w:pPr>
+        <w:rPr>
+          <w:rFonts w:ascii="Arial" w:hAnsi="Arial" w:cs="Arial"/>
+          <w:lang w:val="en-US"/>
+        </w:rPr>
+      </w:pPr>
+    </w:p>
+    <w:p>
+      <w:pPr>
+        <w:rPr>
+          <w:rFonts w:ascii="Arial" w:hAnsi="Arial" w:cs="Arial"/>
+          <w:lang w:val="en-US"/>
+        </w:rPr>
+      </w:pPr>
+      <w:r>
+        <w:rPr>
+          <w:rFonts w:ascii="Arial" w:hAnsi="Arial" w:cs="Arial"/>
+          <w:lang w:val="en-US"/>
+        </w:rPr>
+        <w:t>print("--- Start Python API Test ---")</w:t>
+      </w:r>
+    </w:p>
+    <w:p>
+      <w:pPr>
+        <w:rPr>
+          <w:rFonts w:ascii="Arial" w:hAnsi="Arial" w:cs="Arial"/>
+          <w:lang w:val="en-US"/>
+        </w:rPr>
+      </w:pPr>
+    </w:p>
+    <w:p>
+      <w:pPr>
+        <w:rPr>
+          <w:rFonts w:ascii="Arial" w:hAnsi="Arial" w:cs="Arial"/>
+          <w:lang w:val="en-US"/>
+        </w:rPr>
+      </w:pPr>
+      <w:r>
+        <w:rPr>
+          <w:rFonts w:ascii="Arial" w:hAnsi="Arial" w:cs="Arial"/>
+          <w:lang w:val="en-US"/>
+        </w:rPr>
+        <w:t># Starting a loop for each prompt</w:t>
+      </w:r>
+    </w:p>
+    <w:p>
+      <w:pPr>
+        <w:rPr>
+          <w:rFonts w:ascii="Arial" w:hAnsi="Arial" w:cs="Arial"/>
+          <w:lang w:val="en-US"/>
+        </w:rPr>
+      </w:pPr>
+      <w:r>
+        <w:rPr>
+          <w:rFonts w:ascii="Arial" w:hAnsi="Arial" w:cs="Arial"/>
+          <w:lang w:val="en-US"/>
+        </w:rPr>
+        <w:t>for i, prompt in enumerate(prompts):</w:t>
+      </w:r>
+    </w:p>
+    <w:p>
+      <w:pPr>
+        <w:rPr>
+          <w:rFonts w:ascii="Arial" w:hAnsi="Arial" w:cs="Arial"/>
+          <w:lang w:val="en-US"/>
+        </w:rPr>
+      </w:pPr>
+      <w:r>
+        <w:rPr>
+          <w:rFonts w:ascii="Arial" w:hAnsi="Arial" w:cs="Arial"/>
+          <w:lang w:val="en-US"/>
+        </w:rPr>
+        <w:t xml:space="preserve">    start_tijd = time.time()</w:t>
+      </w:r>
+    </w:p>
+    <w:p>
+      <w:pPr>
+        <w:rPr>
+          <w:rFonts w:ascii="Arial" w:hAnsi="Arial" w:cs="Arial"/>
+          <w:lang w:val="en-US"/>
+        </w:rPr>
+      </w:pPr>
+      <w:r>
+        <w:rPr>
+          <w:rFonts w:ascii="Arial" w:hAnsi="Arial" w:cs="Arial"/>
+          <w:lang w:val="en-US"/>
+        </w:rPr>
+        <w:t xml:space="preserve">    </w:t>
+      </w:r>
+    </w:p>
+    <w:p>
+      <w:pPr>
+        <w:rPr>
+          <w:rFonts w:ascii="Arial" w:hAnsi="Arial" w:cs="Arial"/>
+          <w:lang w:val="en-US"/>
+        </w:rPr>
+      </w:pPr>
+      <w:r>
+        <w:rPr>
+          <w:rFonts w:ascii="Arial" w:hAnsi="Arial" w:cs="Arial"/>
+          <w:lang w:val="en-US"/>
+        </w:rPr>
+        <w:t xml:space="preserve">    # Sending request to LM Studio</w:t>
+      </w:r>
+    </w:p>
+    <w:p>
+      <w:pPr>
+        <w:rPr>
+          <w:rFonts w:ascii="Arial" w:hAnsi="Arial" w:cs="Arial"/>
+          <w:lang w:val="en-US"/>
+        </w:rPr>
+      </w:pPr>
+      <w:r>
+        <w:rPr>
+          <w:rFonts w:ascii="Arial" w:hAnsi="Arial" w:cs="Arial"/>
+          <w:lang w:val="en-US"/>
+        </w:rPr>
+        <w:t xml:space="preserve">    response = client.chat.completions.create(</w:t>
+      </w:r>
+    </w:p>
+    <w:p>
+      <w:pPr>
+        <w:rPr>
+          <w:rFonts w:ascii="Arial" w:hAnsi="Arial" w:cs="Arial"/>
+          <w:lang w:val="en-US"/>
+        </w:rPr>
+      </w:pPr>
+      <w:r>
+        <w:rPr>
+          <w:rFonts w:ascii="Arial" w:hAnsi="Arial" w:cs="Arial"/>
+          <w:lang w:val="en-US"/>
+        </w:rPr>
+        <w:t xml:space="preserve">        model="local-model", # LM Studio automatically detects the loaded model</w:t>
+      </w:r>
+    </w:p>
+    <w:p>
+      <w:pPr>
+        <w:rPr>
+          <w:rFonts w:ascii="Arial" w:hAnsi="Arial" w:cs="Arial"/>
+          <w:lang w:val="en-US"/>
+        </w:rPr>
+      </w:pPr>
+      <w:r>
+        <w:rPr>
+          <w:rFonts w:ascii="Arial" w:hAnsi="Arial" w:cs="Arial"/>
+          <w:lang w:val="en-US"/>
+        </w:rPr>
+        <w:lastRenderedPageBreak/>
+        <w:t xml:space="preserve">        messages=[</w:t>
+      </w:r>
+    </w:p>
+    <w:p>
+      <w:pPr>
+        <w:rPr>
+          <w:rFonts w:ascii="Arial" w:hAnsi="Arial" w:cs="Arial"/>
+          <w:lang w:val="en-US"/>
+        </w:rPr>
+      </w:pPr>
+      <w:r>
+        <w:rPr>
+          <w:rFonts w:ascii="Arial" w:hAnsi="Arial" w:cs="Arial"/>
+          <w:lang w:val="en-US"/>
+        </w:rPr>
+        <w:t xml:space="preserve">            {"role": "user", "content": prompt}</w:t>
+      </w:r>
+    </w:p>
+    <w:p>
+      <w:pPr>
+        <w:rPr>
+          <w:rFonts w:ascii="Arial" w:hAnsi="Arial" w:cs="Arial"/>
+        </w:rPr>
+      </w:pPr>
+      <w:r>
+        <w:rPr>
+          <w:rFonts w:ascii="Arial" w:hAnsi="Arial" w:cs="Arial"/>
+          <w:lang w:val="en-US"/>
+        </w:rPr>
+        <w:t xml:space="preserve">        </w:t>
+      </w:r>
+      <w:r>
+        <w:rPr>
+          <w:rFonts w:ascii="Arial" w:hAnsi="Arial" w:cs="Arial"/>
+        </w:rPr>
+        <w:t>],</w:t>
+      </w:r>
+    </w:p>
+    <w:p>
+      <w:pPr>
+        <w:rPr>
+          <w:rFonts w:ascii="Arial" w:hAnsi="Arial" w:cs="Arial"/>
+        </w:rPr>
+      </w:pPr>
+      <w:r>
+        <w:rPr>
+          <w:rFonts w:ascii="Arial" w:hAnsi="Arial" w:cs="Arial"/>
+        </w:rPr>
+        <w:t xml:space="preserve">        temperature=0.7</w:t>
+      </w:r>
+    </w:p>
+    <w:p>
+      <w:pPr>
+        <w:rPr>
+          <w:rFonts w:ascii="Arial" w:hAnsi="Arial" w:cs="Arial"/>
+        </w:rPr>
+      </w:pPr>
+      <w:r>
+        <w:rPr>
+          <w:rFonts w:ascii="Arial" w:hAnsi="Arial" w:cs="Arial"/>
+        </w:rPr>
+        <w:t xml:space="preserve">    )</w:t>
+      </w:r>
+    </w:p>
+    <w:p>
+      <w:pPr>
+        <w:rPr>
+          <w:rFonts w:ascii="Arial" w:hAnsi="Arial" w:cs="Arial"/>
+        </w:rPr>
+      </w:pPr>
+      <w:r>
+        <w:rPr>
+          <w:rFonts w:ascii="Arial" w:hAnsi="Arial" w:cs="Arial"/>
+        </w:rPr>
+        <w:t xml:space="preserve">    </w:t>
+      </w:r>
+    </w:p>
+    <w:p>
+      <w:pPr>
+        <w:rPr>
+          <w:rFonts w:ascii="Arial" w:hAnsi="Arial" w:cs="Arial"/>
+        </w:rPr>
+      </w:pPr>
+      <w:r>
+        <w:rPr>
+          <w:rFonts w:ascii="Arial" w:hAnsi="Arial" w:cs="Arial"/>
+        </w:rPr>
+        <w:t xml:space="preserve">    eind_tijd = time.time()</w:t>
+      </w:r>
+    </w:p>
+    <w:p>
+      <w:pPr>
+        <w:rPr>
+          <w:rFonts w:ascii="Arial" w:hAnsi="Arial" w:cs="Arial"/>
+        </w:rPr>
+      </w:pPr>
+      <w:r>
+        <w:rPr>
+          <w:rFonts w:ascii="Arial" w:hAnsi="Arial" w:cs="Arial"/>
+        </w:rPr>
+        <w:t xml:space="preserve">    </w:t>
+      </w:r>
+    </w:p>
+    <w:p>
+      <w:pPr>
+        <w:rPr>
+          <w:rFonts w:ascii="Arial" w:hAnsi="Arial" w:cs="Arial"/>
+          <w:lang w:val="en-US"/>
+        </w:rPr>
+      </w:pPr>
+      <w:r>
+        <w:rPr>
+          <w:rFonts w:ascii="Arial" w:hAnsi="Arial" w:cs="Arial"/>
+        </w:rPr>
+        <w:t xml:space="preserve">    </w:t>
+      </w:r>
+      <w:r>
+        <w:rPr>
+          <w:rFonts w:ascii="Arial" w:hAnsi="Arial" w:cs="Arial"/>
+          <w:lang w:val="en-US"/>
+        </w:rPr>
+        <w:t># Collecting the required metadata</w:t>
+      </w:r>
+    </w:p>
+    <w:p>
+      <w:pPr>
+        <w:rPr>
+          <w:rFonts w:ascii="Arial" w:hAnsi="Arial" w:cs="Arial"/>
+          <w:lang w:val="en-US"/>
+        </w:rPr>
+      </w:pPr>
+      <w:r>
+        <w:rPr>
+          <w:rFonts w:ascii="Arial" w:hAnsi="Arial" w:cs="Arial"/>
+          <w:lang w:val="en-US"/>
+        </w:rPr>
+        <w:t xml:space="preserve">    antwoord = response.choices[0].message.content</w:t>
+      </w:r>
+    </w:p>
+    <w:p>
+      <w:pPr>
+        <w:rPr>
+          <w:rFonts w:ascii="Arial" w:hAnsi="Arial" w:cs="Arial"/>
+        </w:rPr>
+      </w:pPr>
+      <w:r>
+        <w:rPr>
+          <w:rFonts w:ascii="Arial" w:hAnsi="Arial" w:cs="Arial"/>
+          <w:lang w:val="en-US"/>
+        </w:rPr>
+        <w:t xml:space="preserve">    </w:t>
+      </w:r>
+      <w:r>
+        <w:rPr>
+          <w:rFonts w:ascii="Arial" w:hAnsi="Arial" w:cs="Arial"/>
+        </w:rPr>
+        <w:t>model_naam = response.model</w:t>
+      </w:r>
+    </w:p>
+    <w:p>
+      <w:pPr>
+        <w:rPr>
+          <w:rFonts w:ascii="Arial" w:hAnsi="Arial" w:cs="Arial"/>
+        </w:rPr>
+      </w:pPr>
+      <w:r>
+        <w:rPr>
+          <w:rFonts w:ascii="Arial" w:hAnsi="Arial" w:cs="Arial"/>
+        </w:rPr>
+        <w:t xml:space="preserve">    lengte_antwoord = len(antwoord)</w:t>
+      </w:r>
+    </w:p>
+    <w:p>
+      <w:pPr>
+        <w:rPr>
+          <w:rFonts w:ascii="Arial" w:hAnsi="Arial" w:cs="Arial"/>
+        </w:rPr>
+      </w:pPr>
+      <w:r>
+        <w:rPr>
+          <w:rFonts w:ascii="Arial" w:hAnsi="Arial" w:cs="Arial"/>
+        </w:rPr>
+        <w:t xml:space="preserve">    tijdsduur = round(eind_tijd - start_tijd, 2)</w:t>
+      </w:r>
+    </w:p>
+    <w:p>
+      <w:pPr>
+        <w:rPr>
+          <w:rFonts w:ascii="Arial" w:hAnsi="Arial" w:cs="Arial"/>
+        </w:rPr>
+      </w:pPr>
+      <w:r>
+        <w:rPr>
+          <w:rFonts w:ascii="Arial" w:hAnsi="Arial" w:cs="Arial"/>
+        </w:rPr>
+        <w:t xml:space="preserve">    </w:t>
+      </w:r>
+    </w:p>
+    <w:p>
+      <w:pPr>
+        <w:rPr>
+          <w:rFonts w:ascii="Arial" w:hAnsi="Arial" w:cs="Arial"/>
+          <w:lang w:val="en-US"/>
+        </w:rPr>
+      </w:pPr>
+      <w:r>
+        <w:rPr>
+          <w:rFonts w:ascii="Arial" w:hAnsi="Arial" w:cs="Arial"/>
+        </w:rPr>
+        <w:t xml:space="preserve">    </w:t>
+      </w:r>
+      <w:r>
+        <w:rPr>
+          <w:rFonts w:ascii="Arial" w:hAnsi="Arial" w:cs="Arial"/>
+          <w:lang w:val="en-US"/>
+        </w:rPr>
+        <w:t># Printing to console</w:t>
+      </w:r>
+    </w:p>
+    <w:p>
+      <w:pPr>
+        <w:rPr>
+          <w:rFonts w:ascii="Arial" w:hAnsi="Arial" w:cs="Arial"/>
+          <w:lang w:val="en-US"/>
+        </w:rPr>
+      </w:pPr>
+      <w:r>
+        <w:rPr>
+          <w:rFonts w:ascii="Arial" w:hAnsi="Arial" w:cs="Arial"/>
+          <w:lang w:val="en-US"/>
+        </w:rPr>
+        <w:t xml:space="preserve">    print(f"\n[Prompt {i+1}]: {prompt}")</w:t>
+      </w:r>
+    </w:p>
+    <w:p>
+      <w:pPr>
+        <w:rPr>
+          <w:rFonts w:ascii="Arial" w:hAnsi="Arial" w:cs="Arial"/>
+          <w:lang w:val="en-US"/>
+        </w:rPr>
+      </w:pPr>
+      <w:r>
+        <w:rPr>
+          <w:rFonts w:ascii="Arial" w:hAnsi="Arial" w:cs="Arial"/>
+          <w:lang w:val="en-US"/>
+        </w:rPr>
+        <w:t xml:space="preserve">    print(f"[Response]: {antwoord}")</w:t>
+      </w:r>
+    </w:p>
+    <w:p>
+      <w:pPr>
+        <w:rPr>
+          <w:rFonts w:ascii="Arial" w:hAnsi="Arial" w:cs="Arial"/>
+          <w:lang w:val="en-US"/>
+        </w:rPr>
+      </w:pPr>
+      <w:r>
+        <w:rPr>
+          <w:rFonts w:ascii="Arial" w:hAnsi="Arial" w:cs="Arial"/>
+          <w:lang w:val="en-US"/>
+        </w:rPr>
+        <w:t xml:space="preserve">    print(f"[Metadata] -&gt; Model: {model_naam} | Tijd: {tijdsduur} sec | Lengte: {lengte_antwoord} tekens")</w:t>
+      </w:r>
+    </w:p>
+    <w:p>
+      <w:pPr>
+        <w:rPr>
+          <w:rFonts w:ascii="Arial" w:hAnsi="Arial" w:cs="Arial"/>
+          <w:lang w:val="en-US"/>
+        </w:rPr>
+      </w:pPr>
+    </w:p>
+    <w:p>
+      <w:pPr>
+        <w:rPr>
+          <w:rFonts w:ascii="Arial" w:hAnsi="Arial" w:cs="Arial"/>
+        </w:rPr>
+      </w:pPr>
+      <w:r>
+        <w:rPr>
+          <w:rFonts w:ascii="Arial" w:hAnsi="Arial" w:cs="Arial"/>
+        </w:rPr>
+        <w:t>print("\n--- Test Voltooid ---")</w:t>
+      </w:r>
+    </w:p>
+    <w:p>
+      <w:pPr>
+        <w:rPr>
+          <w:rFonts w:ascii="Arial" w:hAnsi="Arial" w:cs="Arial"/>
+        </w:rPr>
+      </w:pPr>
+    </w:p>
+    <w:p>
+      <w:pPr>
+        <w:rPr>
+          <w:rFonts w:ascii="Arial" w:hAnsi="Arial" w:cs="Arial"/>
+        </w:rPr>
+      </w:pPr>
+    </w:p>
+    <w:p>
+      <w:pPr>
+        <w:rPr>
+          <w:rFonts w:ascii="Arial" w:hAnsi="Arial" w:cs="Arial"/>
+        </w:rPr>
+      </w:pPr>
+    </w:p>
+    <w:p>
+      <w:pPr>
+        <w:rPr>
+          <w:rFonts w:ascii="Arial" w:hAnsi="Arial" w:cs="Arial"/>
+        </w:rPr>
+      </w:pPr>
+    </w:p>
+    <w:p>
+      <w:pPr>
+        <w:rPr>
+          <w:rFonts w:ascii="Arial" w:hAnsi="Arial" w:cs="Arial"/>
+        </w:rPr>
+      </w:pPr>
+    </w:p>
+    <w:p>
+      <w:pPr>
+        <w:rPr>
+          <w:rFonts w:ascii="Arial" w:hAnsi="Arial" w:cs="Arial"/>
+        </w:rPr>
+      </w:pPr>
+    </w:p>
+    <w:p>
+      <w:pPr>
+        <w:rPr>
+          <w:rFonts w:ascii="Arial" w:hAnsi="Arial" w:cs="Arial"/>
+        </w:rPr>
+      </w:pPr>
+    </w:p>
+    <w:p>
+      <w:pPr>
+        <w:rPr>
+          <w:rFonts w:ascii="Arial" w:hAnsi="Arial" w:cs="Arial"/>
+        </w:rPr>
+      </w:pPr>
+    </w:p>
+    <w:p>
+      <w:pPr>
+        <w:rPr>
+          <w:rFonts w:ascii="Arial" w:hAnsi="Arial" w:cs="Arial"/>
+        </w:rPr>
+      </w:pPr>
+    </w:p>
+    <w:p>
+      <w:pPr>
+        <w:rPr>
+          <w:rFonts w:ascii="Arial" w:hAnsi="Arial" w:cs="Arial"/>
+        </w:rPr>
+      </w:pPr>
+    </w:p>
+    <w:p>
+      <w:pPr>
+        <w:rPr>
+          <w:rFonts w:ascii="Arial" w:hAnsi="Arial" w:cs="Arial"/>
+          <w:b/>
+          <w:bCs/>
+        </w:rPr>
+      </w:pPr>
+      <w:r>
+        <w:rPr>
+          <w:rFonts w:ascii="Arial" w:hAnsi="Arial" w:cs="Arial"/>
+          <w:b/>
+          <w:bCs/>
+        </w:rPr>
+        <w:t>Terminal Output (Resultaten &amp; Metadata):</w:t>
+      </w:r>
+    </w:p>
+    <w:p>
+      <w:pPr>
+        <w:rPr>
+          <w:rFonts w:ascii="Arial" w:hAnsi="Arial" w:cs="Arial"/>
+        </w:rPr>
+      </w:pPr>
+      <w:r>
+        <w:rPr>
+          <w:rFonts w:ascii="Arial" w:hAnsi="Arial" w:cs="Arial"/>
+        </w:rPr>
+        <w:t>--- Start Python API Test ---</w:t>
+      </w:r>
+    </w:p>
+    <w:p>
+      <w:pPr>
+        <w:rPr>
+          <w:rFonts w:ascii="Arial" w:hAnsi="Arial" w:cs="Arial"/>
+        </w:rPr>
+      </w:pPr>
+    </w:p>
+    <w:p>
+      <w:pPr>
+        <w:rPr>
+          <w:rFonts w:ascii="Arial" w:hAnsi="Arial" w:cs="Arial"/>
+        </w:rPr>
+      </w:pPr>
+      <w:r>
+        <w:rPr>
+          <w:rFonts w:ascii="Arial" w:hAnsi="Arial" w:cs="Arial"/>
+        </w:rPr>
+        <w:t>[Prompt 1]: Wat is de hoofdstad van Frankrijk?</w:t>
+      </w:r>
+    </w:p>
+    <w:p>
+      <w:pPr>
+        <w:rPr>
+          <w:rFonts w:ascii="Arial" w:hAnsi="Arial" w:cs="Arial"/>
+        </w:rPr>
+      </w:pPr>
+      <w:r>
+        <w:rPr>
+          <w:rFonts w:ascii="Arial" w:hAnsi="Arial" w:cs="Arial"/>
+        </w:rPr>
+        <w:t>[Response]: De hoofstad van Frankrijk is Parijs.</w:t>
+      </w:r>
+    </w:p>
+    <w:p>
+      <w:pPr>
+        <w:rPr>
+          <w:rFonts w:ascii="Arial" w:hAnsi="Arial" w:cs="Arial"/>
+        </w:rPr>
+      </w:pPr>
+      <w:r>
+        <w:rPr>
+          <w:rFonts w:ascii="Arial" w:hAnsi="Arial" w:cs="Arial"/>
+        </w:rPr>
+        <w:t>[Metadata] -&gt; Model: qwen1.5b-instruct-upscale-3.5b | Tijd: 9.71 sec | Lengte: 36 tekens</w:t>
+      </w:r>
+    </w:p>
+    <w:p>
+      <w:pPr>
+        <w:rPr>
+          <w:rFonts w:ascii="Arial" w:hAnsi="Arial" w:cs="Arial"/>
+        </w:rPr>
+      </w:pPr>
+    </w:p>
+    <w:p>
+      <w:pPr>
+        <w:rPr>
+          <w:rFonts w:ascii="Arial" w:hAnsi="Arial" w:cs="Arial"/>
+        </w:rPr>
+      </w:pPr>
+      <w:r>
+        <w:rPr>
+          <w:rFonts w:ascii="Arial" w:hAnsi="Arial" w:cs="Arial"/>
+        </w:rPr>
+        <w:t>[Prompt 2]: Leg in één korte zin uit wat een variabele is in programmeren.</w:t>
+      </w:r>
+    </w:p>
+    <w:p>
+      <w:pPr>
+        <w:rPr>
+          <w:rFonts w:ascii="Arial" w:hAnsi="Arial" w:cs="Arial"/>
+        </w:rPr>
+      </w:pPr>
+      <w:r>
+        <w:rPr>
+          <w:rFonts w:ascii="Arial" w:hAnsi="Arial" w:cs="Arial"/>
+        </w:rPr>
+        <w:t>[Response]: Een variabeelijst of variabel in programmering, is een element dat in de programmasprak kan worden aangegaf om later te gebruiken in een andere regel van het programma, of in een andere programmeerregel.</w:t>
+      </w:r>
+    </w:p>
+    <w:p>
+      <w:pPr>
+        <w:rPr>
+          <w:rFonts w:ascii="Arial" w:hAnsi="Arial" w:cs="Arial"/>
+        </w:rPr>
+      </w:pPr>
+      <w:r>
+        <w:rPr>
+          <w:rFonts w:ascii="Arial" w:hAnsi="Arial" w:cs="Arial"/>
+        </w:rPr>
+        <w:t>[Metadata] -&gt; Model: qwen1.5b-instruct-upscale-3.5b | Tijd: 8.73 sec | Lengte: 203 tekens</w:t>
+      </w:r>
+    </w:p>
+    <w:p>
+      <w:pPr>
+        <w:rPr>
+          <w:rFonts w:ascii="Arial" w:hAnsi="Arial" w:cs="Arial"/>
+        </w:rPr>
+      </w:pPr>
+    </w:p>
+    <w:p>
+      <w:pPr>
+        <w:rPr>
+          <w:rFonts w:ascii="Arial" w:hAnsi="Arial" w:cs="Arial"/>
+          <w:lang w:val="en-US"/>
+        </w:rPr>
+      </w:pPr>
+      <w:r>
+        <w:rPr>
+          <w:rFonts w:ascii="Arial" w:hAnsi="Arial" w:cs="Arial"/>
+          <w:lang w:val="en-US"/>
+        </w:rPr>
+        <w:t>[Prompt 3]: Wat is 5 + 7?</w:t>
+      </w:r>
+    </w:p>
+    <w:p>
+      <w:pPr>
+        <w:rPr>
+          <w:rFonts w:ascii="Arial" w:hAnsi="Arial" w:cs="Arial"/>
+          <w:lang w:val="en-US"/>
+        </w:rPr>
+      </w:pPr>
+      <w:r>
+        <w:rPr>
+          <w:rFonts w:ascii="Arial" w:hAnsi="Arial" w:cs="Arial"/>
+          <w:lang w:val="en-US"/>
+        </w:rPr>
+        <w:t>[Response]: 5 + 7 is equal to 12.</w:t>
+      </w:r>
+    </w:p>
+    <w:p>
+      <w:pPr>
+        <w:rPr>
+          <w:rFonts w:ascii="Arial" w:hAnsi="Arial" w:cs="Arial"/>
+        </w:rPr>
+      </w:pPr>
+      <w:r>
+        <w:rPr>
+          <w:rFonts w:ascii="Arial" w:hAnsi="Arial" w:cs="Arial"/>
+        </w:rPr>
+        <w:t>[Metadata] -&gt; Model: qwen1.5b-instruct-upscale-3.5b | Tijd: 2.87 sec | Lengte: 21 tekens</w:t>
+      </w:r>
+    </w:p>
+    <w:p>
+      <w:pPr>
+        <w:rPr>
+          <w:rFonts w:ascii="Arial" w:hAnsi="Arial" w:cs="Arial"/>
+        </w:rPr>
+      </w:pPr>
+    </w:p>
+    <w:p>
+      <w:pPr>
+        <w:rPr>
+          <w:rFonts w:ascii="Arial" w:hAnsi="Arial" w:cs="Arial"/>
+        </w:rPr>
+      </w:pPr>
+      <w:r>
+        <w:rPr>
+          <w:rFonts w:ascii="Arial" w:hAnsi="Arial" w:cs="Arial"/>
+        </w:rPr>
+        <w:t>--- Test Voltooid ---</w:t>
+      </w:r>
+    </w:p>
+    <w:p>
+      <w:pPr>
+        <w:rPr>
+          <w:rFonts w:ascii="Arial" w:hAnsi="Arial" w:cs="Arial"/>
+        </w:rPr>
+      </w:pPr>
+    </w:p>
+    <w:p>
+      <w:pPr>
+        <w:rPr>
+          <w:rFonts w:ascii="Arial" w:hAnsi="Arial" w:cs="Arial"/>
+        </w:rPr>
+      </w:pPr>
+      <w:r>
+        <w:rPr>
+          <w:rFonts w:ascii="Arial" w:hAnsi="Arial" w:cs="Arial"/>
+          <w:b/>
+          <w:bCs/>
+        </w:rPr>
+        <w:t>Korte Observatie:</w:t>
+      </w:r>
+      <w:r>
+        <w:rPr>
+          <w:rFonts w:ascii="Arial" w:hAnsi="Arial" w:cs="Arial"/>
+        </w:rPr>
+        <w:t xml:space="preserve"> De API-connectie werkte feilloos. Wat opvalt in de output is dat het model de wiskundige vraag (5 + 7) het snelst beantwoordde (2.87 seconden), maar wel overschakelde naar het Engels. De Nederlandse grammatica bij de uitleg over de variabele is functioneel maar houterig ("programmasprak", "aangegaf"), wat opnieuw de taallimitaties van hele kleine modellen bevestigt.</w:t>
+      </w:r>
+    </w:p>
+    <w:p>
+      <w:pPr>
+        <w:rPr>
+          <w:rFonts w:ascii="Arial" w:hAnsi="Arial" w:cs="Arial"/>
+        </w:rPr>
+      </w:pPr>
+    </w:p>
+    <w:p>
+      <w:pPr>
+        <w:rPr>
+          <w:rFonts w:ascii="Arial" w:hAnsi="Arial" w:cs="Arial"/>
+        </w:rPr>
+      </w:pPr>
+    </w:p>
+    <w:p>
+      <w:pPr>
+        <w:rPr>
+          <w:rFonts w:ascii="Arial" w:hAnsi="Arial" w:cs="Arial"/>
+        </w:rPr>
+      </w:pPr>
+    </w:p>
+    <w:p>
+      <w:pPr>
+        <w:rPr>
+          <w:rFonts w:ascii="Arial" w:hAnsi="Arial" w:cs="Arial"/>
+          <w:b/>
+          <w:bCs/>
+        </w:rPr>
+      </w:pPr>
+      <w:r>
+        <w:rPr>
+          <w:rFonts w:ascii="Arial" w:hAnsi="Arial" w:cs="Arial"/>
+          <w:b/>
+          <w:bCs/>
+        </w:rPr>
+        <w:lastRenderedPageBreak/>
+        <w:t>Deel G — Kritische reflectie / conclusie</w:t>
+      </w:r>
+    </w:p>
+    <w:p>
+      <w:pPr>
+        <w:rPr>
+          <w:rFonts w:ascii="Arial" w:hAnsi="Arial" w:cs="Arial"/>
+        </w:rPr>
+      </w:pPr>
+      <w:r>
+        <w:rPr>
+          <w:rFonts w:ascii="Arial" w:hAnsi="Arial" w:cs="Arial"/>
+        </w:rPr>
+        <w:t>Tijdens het lokaal draaien en evalueren van diverse LLM's ben ik tot de volgende inzichten gekomen:</w:t>
+      </w:r>
+    </w:p>
+    <w:p>
+      <w:pPr>
+        <w:numPr>
+          <w:ilvl w:val="0"/>
+          <w:numId w:val="13"/>
+        </w:numPr>
+        <w:rPr>
+          <w:rFonts w:ascii="Arial" w:hAnsi="Arial" w:cs="Arial"/>
+        </w:rPr>
+      </w:pPr>
+      <w:r>
+        <w:rPr>
+          <w:rFonts w:ascii="Arial" w:hAnsi="Arial" w:cs="Arial"/>
+          <w:b/>
+          <w:bCs/>
+        </w:rPr>
+        <w:t>Wat verraste je het meest?</w:t>
+      </w:r>
+      <w:r>
+        <w:rPr>
+          <w:rFonts w:ascii="Arial" w:hAnsi="Arial" w:cs="Arial"/>
+        </w:rPr>
+        <w:t xml:space="preserve"> Het meest verrassende was het fenomeen van de 'false refusal' bij het Llama 3.2 1B model, dat een simpele hardloopwedstrijd als 'illegaal' classificeerde. Ook de extreme hallucinaties van het Phi-3 model lieten duidelijk zien hoe snel een kleine LLM de context volledig kwijt kan raken bij non-Engelse prompts.</w:t>
+      </w:r>
+    </w:p>
+    <w:p>
+      <w:pPr>
+        <w:numPr>
+          <w:ilvl w:val="0"/>
+          <w:numId w:val="13"/>
+        </w:numPr>
+        <w:rPr>
+          <w:rFonts w:ascii="Arial" w:hAnsi="Arial" w:cs="Arial"/>
+        </w:rPr>
+      </w:pPr>
+      <w:r>
+        <w:rPr>
+          <w:rFonts w:ascii="Arial" w:hAnsi="Arial" w:cs="Arial"/>
+          <w:b/>
+          <w:bCs/>
+        </w:rPr>
+        <w:t>Hoe bruikbaar zijn kleine modellen?</w:t>
+      </w:r>
+      <w:r>
+        <w:rPr>
+          <w:rFonts w:ascii="Arial" w:hAnsi="Arial" w:cs="Arial"/>
+        </w:rPr>
+        <w:t xml:space="preserve"> Kleine modellen (1B - 3B parameters) zijn bruikbaar, maar hun scope is zeer beperkt. Ze presteren acceptabel bij simpele programmeringsvragen of feitelijkheden in het Engels, maar vallen genadeloos door de mand bij logisch redeneren of het genereren van correct Nederlands.</w:t>
+      </w:r>
+    </w:p>
+    <w:p>
+      <w:pPr>
+        <w:numPr>
+          <w:ilvl w:val="0"/>
+          <w:numId w:val="13"/>
+        </w:numPr>
+        <w:rPr>
+          <w:rFonts w:ascii="Arial" w:hAnsi="Arial" w:cs="Arial"/>
+        </w:rPr>
+      </w:pPr>
+      <w:r>
+        <w:rPr>
+          <w:rFonts w:ascii="Arial" w:hAnsi="Arial" w:cs="Arial"/>
+          <w:b/>
+          <w:bCs/>
+        </w:rPr>
+        <w:t>Welke trade-offs zag je (snelheid vs kwaliteit vs grootte)?</w:t>
+      </w:r>
+      <w:r>
+        <w:rPr>
+          <w:rFonts w:ascii="Arial" w:hAnsi="Arial" w:cs="Arial"/>
+        </w:rPr>
+        <w:t xml:space="preserve"> Om een LLM op mijn laptop (8 GB RAM, geïntegreerde GPU) te draaien, móést ik zwaar gekwantiseerde modellen (Q4) gebruiken. De bestandsgrootte was perfect (rond de 2 GB) en de snelheid was werkbaar via de CPU. De trade-off was echter pijnlijk zichtbaar in de outputkwaliteit: de intelligentie en de taalbeheersing leverden zwaar in om binnen het geheugenbudget te passen.</w:t>
+      </w:r>
+    </w:p>
+    <w:p>
+      <w:pPr>
+        <w:numPr>
+          <w:ilvl w:val="0"/>
+          <w:numId w:val="13"/>
+        </w:numPr>
+        <w:rPr>
+          <w:rFonts w:ascii="Arial" w:hAnsi="Arial" w:cs="Arial"/>
+        </w:rPr>
+      </w:pPr>
+      <w:r>
+        <w:rPr>
+          <w:rFonts w:ascii="Arial" w:hAnsi="Arial" w:cs="Arial"/>
+          <w:b/>
+          <w:bCs/>
+        </w:rPr>
+        <w:t>Wanneer kies je lokaal boven cloud? Wanneer niet?</w:t>
+      </w:r>
+      <w:r>
+        <w:rPr>
+          <w:rFonts w:ascii="Arial" w:hAnsi="Arial" w:cs="Arial"/>
+        </w:rPr>
+        <w:t xml:space="preserve"> Ik zou lokaal kiezen wanneer data privacy absolute prioriteit heeft (bijvoorbeeld bij propriëtaire code van een werkgever) of wanneer ik puur lokaal wil experimenteren met API's. Voor complexe logica, productie-applicaties of Nederlandstalige generatie zou ik altijd uitwijken naar cloud-API's (zoals OpenAI), omdat consumentenhardware simpelweg de rekenkracht mist voor de grote, betrouwbare modellen.</w:t>
+      </w:r>
+    </w:p>
+    <w:p>
+      <w:pPr>
+        <w:numPr>
+          <w:ilvl w:val="0"/>
+          <w:numId w:val="13"/>
+        </w:numPr>
+        <w:rPr>
+          <w:rFonts w:ascii="Arial" w:hAnsi="Arial" w:cs="Arial"/>
+        </w:rPr>
+      </w:pPr>
+      <w:r>
+        <w:rPr>
+          <w:rFonts w:ascii="Arial" w:hAnsi="Arial" w:cs="Arial"/>
+          <w:b/>
+          <w:bCs/>
+        </w:rPr>
+        <w:t>Hoe betrouwbaar waren de outputs?</w:t>
+      </w:r>
+      <w:r>
+        <w:rPr>
+          <w:rFonts w:ascii="Arial" w:hAnsi="Arial" w:cs="Arial"/>
+        </w:rPr>
+        <w:t xml:space="preserve"> De outputs waren over het algemeen onbetrouwbaar voor serieuze toepassingen. Zelfs bij het schrijven van een simpele Python-functie (palindroom-check) introduceerde het Phi-model een fatale logische bug. Blinde vertrouwen in lokale LLM's is gevaarlijk; menselijke validatie blijft cruciaal.</w:t>
+      </w:r>
+    </w:p>
+    <w:p>
+      <w:pPr>
+        <w:numPr>
+          <w:ilvl w:val="0"/>
+          <w:numId w:val="13"/>
+        </w:numPr>
+        <w:rPr>
+          <w:rFonts w:ascii="Arial" w:hAnsi="Arial" w:cs="Arial"/>
+        </w:rPr>
+      </w:pPr>
+      <w:r>
+        <w:rPr>
+          <w:rFonts w:ascii="Arial" w:hAnsi="Arial" w:cs="Arial"/>
+          <w:b/>
+          <w:bCs/>
+        </w:rPr>
+        <w:t>Zijn lokale LLM’s vooral educatief, praktisch, privacygericht of experimenteel?</w:t>
+      </w:r>
+      <w:r>
+        <w:rPr>
+          <w:rFonts w:ascii="Arial" w:hAnsi="Arial" w:cs="Arial"/>
+        </w:rPr>
+        <w:t xml:space="preserve"> Op dit moment en op deze schaal (laptops zonder zware dedicated VRAM) zijn lokale LLM's voornamelijk </w:t>
+      </w:r>
+      <w:r>
+        <w:rPr>
+          <w:rFonts w:ascii="Arial" w:hAnsi="Arial" w:cs="Arial"/>
+          <w:i/>
+          <w:iCs/>
+        </w:rPr>
+        <w:t>educatief</w:t>
+      </w:r>
+      <w:r>
+        <w:rPr>
+          <w:rFonts w:ascii="Arial" w:hAnsi="Arial" w:cs="Arial"/>
+        </w:rPr>
+        <w:t xml:space="preserve">, </w:t>
+      </w:r>
+      <w:r>
+        <w:rPr>
+          <w:rFonts w:ascii="Arial" w:hAnsi="Arial" w:cs="Arial"/>
+          <w:i/>
+          <w:iCs/>
+        </w:rPr>
+        <w:t>privacygericht</w:t>
+      </w:r>
+      <w:r>
+        <w:rPr>
+          <w:rFonts w:ascii="Arial" w:hAnsi="Arial" w:cs="Arial"/>
+        </w:rPr>
+        <w:t xml:space="preserve"> en </w:t>
+      </w:r>
+      <w:r>
+        <w:rPr>
+          <w:rFonts w:ascii="Arial" w:hAnsi="Arial" w:cs="Arial"/>
+          <w:i/>
+          <w:iCs/>
+        </w:rPr>
+        <w:t>experimenteel</w:t>
+      </w:r>
+      <w:r>
+        <w:rPr>
+          <w:rFonts w:ascii="Arial" w:hAnsi="Arial" w:cs="Arial"/>
+        </w:rPr>
+        <w:t xml:space="preserve">. Ze bieden een fantastische kans om te leren hoe Transformer-architecturen en quantisatie werken onder de motorkap. Voor dagelijks </w:t>
+      </w:r>
+      <w:r>
+        <w:rPr>
+          <w:rFonts w:ascii="Arial" w:hAnsi="Arial" w:cs="Arial"/>
+          <w:i/>
+          <w:iCs/>
+        </w:rPr>
+        <w:t>praktisch</w:t>
+      </w:r>
+      <w:r>
+        <w:rPr>
+          <w:rFonts w:ascii="Arial" w:hAnsi="Arial" w:cs="Arial"/>
+        </w:rPr>
+        <w:t xml:space="preserve"> en professioneel gebruik is de foutmarge momenteel nog te hoog.</w:t>
+      </w:r>
+    </w:p>
+    <w:p>
+      <w:pPr>
+        <w:rPr>
+          <w:rFonts w:ascii="Arial" w:hAnsi="Arial" w:cs="Arial"/>
+        </w:rPr>
+      </w:pPr>
+    </w:p>
     <w:sectPr>
       <w:pgSz w:w="11906" w:h="16838"/>
       <w:pgMar w:top="1417" w:right="1417" w:bottom="1417" w:left="1417" w:header="708" w:footer="708" w:gutter="0"/>
@@ -324,9 +4288,804 @@
 </w:document>
 </file>
 
+<file path=word/endnotes.xml><?xml version="1.0" encoding="utf-8"?>
+<w:endnotes xmlns:wpc="http://schemas.microsoft.com/office/word/2010/wordprocessingCanvas" xmlns:cx="http://schemas.microsoft.com/office/drawing/2014/chartex" xmlns:cx1="http://schemas.microsoft.com/office/drawing/2015/9/8/chartex" xmlns:cx2="http://schemas.microsoft.com/office/drawing/2015/10/21/chartex" xmlns:cx3="http://schemas.microsoft.com/office/drawing/2016/5/9/chartex" xmlns:cx4="http://schemas.microsoft.com/office/drawing/2016/5/10/chartex" xmlns:cx5="http://schemas.microsoft.com/office/drawing/2016/5/11/chartex" xmlns:cx6="http://schemas.microsoft.com/office/drawing/2016/5/12/chartex" xmlns:cx7="http://schemas.microsoft.com/office/drawing/2016/5/13/chartex" xmlns:cx8="http://schemas.microsoft.com/office/drawing/2016/5/14/chartex" xmlns:mc="http://schemas.openxmlformats.org/markup-compatibility/2006" xmlns:aink="http://schemas.microsoft.com/office/drawing/2016/ink" xmlns:am3d="http://schemas.microsoft.com/office/drawing/2017/model3d" xmlns:o="urn:schemas-microsoft-com:office:office" xmlns:oel="http://schemas.microsoft.com/office/2019/extlst" xmlns:r="http://schemas.openxmlformats.org/officeDocument/2006/relationships" xmlns:m="http://schemas.openxmlformats.org/officeDocument/2006/math" xmlns:v="urn:schemas-microsoft-com:vml" xmlns:wp14="http://schemas.microsoft.com/office/word/2010/wordprocessingDrawing" xmlns:wp="http://schemas.openxmlformats.org/drawingml/2006/wordprocessingDrawing" xmlns:w10="urn:schemas-microsoft-com:office:word" xmlns:w="http://schemas.openxmlformats.org/wordprocessingml/2006/main" xmlns:w14="http://schemas.microsoft.com/office/word/2010/wordml" xmlns:w15="http://schemas.microsoft.com/office/word/2012/wordml" xmlns:w16cex="http://schemas.microsoft.com/office/word/2018/wordml/cex" xmlns:w16cid="http://schemas.microsoft.com/office/word/2016/wordml/cid" xmlns:w16="http://schemas.microsoft.com/office/word/2018/wordml" xmlns:w16du="http://schemas.microsoft.com/office/word/2023/wordml/word16du" xmlns:w16sdtdh="http://schemas.microsoft.com/office/word/2020/wordml/sdtdatahash" xmlns:w16sdtfl="http://schemas.microsoft.com/office/word/2024/wordml/sdtformatlock" xmlns:w16se="http://schemas.microsoft.com/office/word/2015/wordml/symex" xmlns:wpg="http://schemas.microsoft.com/office/word/2010/wordprocessingGroup" xmlns:wpi="http://schemas.microsoft.com/office/word/2010/wordprocessingInk" xmlns:wne="http://schemas.microsoft.com/office/word/2006/wordml" xmlns:wps="http://schemas.microsoft.com/office/word/2010/wordprocessingShape" mc:Ignorable="w14 w15 w16se w16cid w16 w16cex w16sdtdh w16sdtfl w16du wp14">
+  <w:endnote w:type="separator" w:id="-1">
+    <w:p>
+      <w:pPr>
+        <w:spacing w:after="0" w:line="240" w:lineRule="auto"/>
+      </w:pPr>
+      <w:r>
+        <w:separator/>
+      </w:r>
+    </w:p>
+  </w:endnote>
+  <w:endnote w:type="continuationSeparator" w:id="0">
+    <w:p>
+      <w:pPr>
+        <w:spacing w:after="0" w:line="240" w:lineRule="auto"/>
+      </w:pPr>
+      <w:r>
+        <w:continuationSeparator/>
+      </w:r>
+    </w:p>
+  </w:endnote>
+</w:endnotes>
+</file>
+
+<file path=word/footnotes.xml><?xml version="1.0" encoding="utf-8"?>
+<w:footnotes xmlns:wpc="http://schemas.microsoft.com/office/word/2010/wordprocessingCanvas" xmlns:cx="http://schemas.microsoft.com/office/drawing/2014/chartex" xmlns:cx1="http://schemas.microsoft.com/office/drawing/2015/9/8/chartex" xmlns:cx2="http://schemas.microsoft.com/office/drawing/2015/10/21/chartex" xmlns:cx3="http://schemas.microsoft.com/office/drawing/2016/5/9/chartex" xmlns:cx4="http://schemas.microsoft.com/office/drawing/2016/5/10/chartex" xmlns:cx5="http://schemas.microsoft.com/office/drawing/2016/5/11/chartex" xmlns:cx6="http://schemas.microsoft.com/office/drawing/2016/5/12/chartex" xmlns:cx7="http://schemas.microsoft.com/office/drawing/2016/5/13/chartex" xmlns:cx8="http://schemas.microsoft.com/office/drawing/2016/5/14/chartex" xmlns:mc="http://schemas.openxmlformats.org/markup-compatibility/2006" xmlns:aink="http://schemas.microsoft.com/office/drawing/2016/ink" xmlns:am3d="http://schemas.microsoft.com/office/drawing/2017/model3d" xmlns:o="urn:schemas-microsoft-com:office:office" xmlns:oel="http://schemas.microsoft.com/office/2019/extlst" xmlns:r="http://schemas.openxmlformats.org/officeDocument/2006/relationships" xmlns:m="http://schemas.openxmlformats.org/officeDocument/2006/math" xmlns:v="urn:schemas-microsoft-com:vml" xmlns:wp14="http://schemas.microsoft.com/office/word/2010/wordprocessingDrawing" xmlns:wp="http://schemas.openxmlformats.org/drawingml/2006/wordprocessingDrawing" xmlns:w10="urn:schemas-microsoft-com:office:word" xmlns:w="http://schemas.openxmlformats.org/wordprocessingml/2006/main" xmlns:w14="http://schemas.microsoft.com/office/word/2010/wordml" xmlns:w15="http://schemas.microsoft.com/office/word/2012/wordml" xmlns:w16cex="http://schemas.microsoft.com/office/word/2018/wordml/cex" xmlns:w16cid="http://schemas.microsoft.com/office/word/2016/wordml/cid" xmlns:w16="http://schemas.microsoft.com/office/word/2018/wordml" xmlns:w16du="http://schemas.microsoft.com/office/word/2023/wordml/word16du" xmlns:w16sdtdh="http://schemas.microsoft.com/office/word/2020/wordml/sdtdatahash" xmlns:w16sdtfl="http://schemas.microsoft.com/office/word/2024/wordml/sdtformatlock" xmlns:w16se="http://schemas.microsoft.com/office/word/2015/wordml/symex" xmlns:wpg="http://schemas.microsoft.com/office/word/2010/wordprocessingGroup" xmlns:wpi="http://schemas.microsoft.com/office/word/2010/wordprocessingInk" xmlns:wne="http://schemas.microsoft.com/office/word/2006/wordml" xmlns:wps="http://schemas.microsoft.com/office/word/2010/wordprocessingShape" mc:Ignorable="w14 w15 w16se w16cid w16 w16cex w16sdtdh w16sdtfl w16du wp14">
+  <w:footnote w:type="separator" w:id="-1">
+    <w:p>
+      <w:pPr>
+        <w:spacing w:after="0" w:line="240" w:lineRule="auto"/>
+      </w:pPr>
+      <w:r>
+        <w:separator/>
+      </w:r>
+    </w:p>
+  </w:footnote>
+  <w:footnote w:type="continuationSeparator" w:id="0">
+    <w:p>
+      <w:pPr>
+        <w:spacing w:after="0" w:line="240" w:lineRule="auto"/>
+      </w:pPr>
+      <w:r>
+        <w:continuationSeparator/>
+      </w:r>
+    </w:p>
+  </w:footnote>
+</w:footnotes>
+</file>
+
 <file path=word/numbering.xml><?xml version="1.0" encoding="utf-8"?>
 <w:numbering xmlns:wpc="http://schemas.microsoft.com/office/word/2010/wordprocessingCanvas" xmlns:cx="http://schemas.microsoft.com/office/drawing/2014/chartex" xmlns:cx1="http://schemas.microsoft.com/office/drawing/2015/9/8/chartex" xmlns:cx2="http://schemas.microsoft.com/office/drawing/2015/10/21/chartex" xmlns:cx3="http://schemas.microsoft.com/office/drawing/2016/5/9/chartex" xmlns:cx4="http://schemas.microsoft.com/office/drawing/2016/5/10/chartex" xmlns:cx5="http://schemas.microsoft.com/office/drawing/2016/5/11/chartex" xmlns:cx6="http://schemas.microsoft.com/office/drawing/2016/5/12/chartex" xmlns:cx7="http://schemas.microsoft.com/office/drawing/2016/5/13/chartex" xmlns:cx8="http://schemas.microsoft.com/office/drawing/2016/5/14/chartex" xmlns:mc="http://schemas.openxmlformats.org/markup-compatibility/2006" xmlns:aink="http://schemas.microsoft.com/office/drawing/2016/ink" xmlns:am3d="http://schemas.microsoft.com/office/drawing/2017/model3d" xmlns:o="urn:schemas-microsoft-com:office:office" xmlns:oel="http://schemas.microsoft.com/office/2019/extlst" xmlns:r="http://schemas.openxmlformats.org/officeDocument/2006/relationships" xmlns:m="http://schemas.openxmlformats.org/officeDocument/2006/math" xmlns:v="urn:schemas-microsoft-com:vml" xmlns:wp14="http://schemas.microsoft.com/office/word/2010/wordprocessingDrawing" xmlns:wp="http://schemas.openxmlformats.org/drawingml/2006/wordprocessingDrawing" xmlns:w10="urn:schemas-microsoft-com:office:word" xmlns:w="http://schemas.openxmlformats.org/wordprocessingml/2006/main" xmlns:w14="http://schemas.microsoft.com/office/word/2010/wordml" xmlns:w15="http://schemas.microsoft.com/office/word/2012/wordml" xmlns:w16cex="http://schemas.microsoft.com/office/word/2018/wordml/cex" xmlns:w16cid="http://schemas.microsoft.com/office/word/2016/wordml/cid" xmlns:w16="http://schemas.microsoft.com/office/word/2018/wordml" xmlns:w16du="http://schemas.microsoft.com/office/word/2023/wordml/word16du" xmlns:w16sdtdh="http://schemas.microsoft.com/office/word/2020/wordml/sdtdatahash" xmlns:w16sdtfl="http://schemas.microsoft.com/office/word/2024/wordml/sdtformatlock" xmlns:w16se="http://schemas.microsoft.com/office/word/2015/wordml/symex" xmlns:wpg="http://schemas.microsoft.com/office/word/2010/wordprocessingGroup" xmlns:wpi="http://schemas.microsoft.com/office/word/2010/wordprocessingInk" xmlns:wne="http://schemas.microsoft.com/office/word/2006/wordml" xmlns:wps="http://schemas.microsoft.com/office/word/2010/wordprocessingShape" mc:Ignorable="w14 w15 w16se w16cid w16 w16cex w16sdtdh w16sdtfl w16du wp14">
   <w:abstractNum w:abstractNumId="0" w15:restartNumberingAfterBreak="0">
+    <w:nsid w:val="00C94028"/>
+    <w:multiLevelType w:val="multilevel"/>
+    <w:tmpl w:val="036805F2"/>
+    <w:lvl w:ilvl="0">
+      <w:start w:val="1"/>
+      <w:numFmt w:val="bullet"/>
+      <w:lvlText w:val=""/>
+      <w:lvlJc w:val="left"/>
+      <w:pPr>
+        <w:tabs>
+          <w:tab w:val="num" w:pos="720"/>
+        </w:tabs>
+        <w:ind w:left="720" w:hanging="360"/>
+      </w:pPr>
+      <w:rPr>
+        <w:rFonts w:ascii="Symbol" w:hAnsi="Symbol" w:hint="default"/>
+        <w:sz w:val="20"/>
+      </w:rPr>
+    </w:lvl>
+    <w:lvl w:ilvl="1" w:tentative="1">
+      <w:start w:val="1"/>
+      <w:numFmt w:val="bullet"/>
+      <w:lvlText w:val="o"/>
+      <w:lvlJc w:val="left"/>
+      <w:pPr>
+        <w:tabs>
+          <w:tab w:val="num" w:pos="1440"/>
+        </w:tabs>
+        <w:ind w:left="1440" w:hanging="360"/>
+      </w:pPr>
+      <w:rPr>
+        <w:rFonts w:ascii="Courier New" w:hAnsi="Courier New" w:hint="default"/>
+        <w:sz w:val="20"/>
+      </w:rPr>
+    </w:lvl>
+    <w:lvl w:ilvl="2" w:tentative="1">
+      <w:start w:val="1"/>
+      <w:numFmt w:val="bullet"/>
+      <w:lvlText w:val=""/>
+      <w:lvlJc w:val="left"/>
+      <w:pPr>
+        <w:tabs>
+          <w:tab w:val="num" w:pos="2160"/>
+        </w:tabs>
+        <w:ind w:left="2160" w:hanging="360"/>
+      </w:pPr>
+      <w:rPr>
+        <w:rFonts w:ascii="Wingdings" w:hAnsi="Wingdings" w:hint="default"/>
+        <w:sz w:val="20"/>
+      </w:rPr>
+    </w:lvl>
+    <w:lvl w:ilvl="3" w:tentative="1">
+      <w:start w:val="1"/>
+      <w:numFmt w:val="bullet"/>
+      <w:lvlText w:val=""/>
+      <w:lvlJc w:val="left"/>
+      <w:pPr>
+        <w:tabs>
+          <w:tab w:val="num" w:pos="2880"/>
+        </w:tabs>
+        <w:ind w:left="2880" w:hanging="360"/>
+      </w:pPr>
+      <w:rPr>
+        <w:rFonts w:ascii="Wingdings" w:hAnsi="Wingdings" w:hint="default"/>
+        <w:sz w:val="20"/>
+      </w:rPr>
+    </w:lvl>
+    <w:lvl w:ilvl="4" w:tentative="1">
+      <w:start w:val="1"/>
+      <w:numFmt w:val="bullet"/>
+      <w:lvlText w:val=""/>
+      <w:lvlJc w:val="left"/>
+      <w:pPr>
+        <w:tabs>
+          <w:tab w:val="num" w:pos="3600"/>
+        </w:tabs>
+        <w:ind w:left="3600" w:hanging="360"/>
+      </w:pPr>
+      <w:rPr>
+        <w:rFonts w:ascii="Wingdings" w:hAnsi="Wingdings" w:hint="default"/>
+        <w:sz w:val="20"/>
+      </w:rPr>
+    </w:lvl>
+    <w:lvl w:ilvl="5" w:tentative="1">
+      <w:start w:val="1"/>
+      <w:numFmt w:val="bullet"/>
+      <w:lvlText w:val=""/>
+      <w:lvlJc w:val="left"/>
+      <w:pPr>
+        <w:tabs>
+          <w:tab w:val="num" w:pos="4320"/>
+        </w:tabs>
+        <w:ind w:left="4320" w:hanging="360"/>
+      </w:pPr>
+      <w:rPr>
+        <w:rFonts w:ascii="Wingdings" w:hAnsi="Wingdings" w:hint="default"/>
+        <w:sz w:val="20"/>
+      </w:rPr>
+    </w:lvl>
+    <w:lvl w:ilvl="6" w:tentative="1">
+      <w:start w:val="1"/>
+      <w:numFmt w:val="bullet"/>
+      <w:lvlText w:val=""/>
+      <w:lvlJc w:val="left"/>
+      <w:pPr>
+        <w:tabs>
+          <w:tab w:val="num" w:pos="5040"/>
+        </w:tabs>
+        <w:ind w:left="5040" w:hanging="360"/>
+      </w:pPr>
+      <w:rPr>
+        <w:rFonts w:ascii="Wingdings" w:hAnsi="Wingdings" w:hint="default"/>
+        <w:sz w:val="20"/>
+      </w:rPr>
+    </w:lvl>
+    <w:lvl w:ilvl="7" w:tentative="1">
+      <w:start w:val="1"/>
+      <w:numFmt w:val="bullet"/>
+      <w:lvlText w:val=""/>
+      <w:lvlJc w:val="left"/>
+      <w:pPr>
+        <w:tabs>
+          <w:tab w:val="num" w:pos="5760"/>
+        </w:tabs>
+        <w:ind w:left="5760" w:hanging="360"/>
+      </w:pPr>
+      <w:rPr>
+        <w:rFonts w:ascii="Wingdings" w:hAnsi="Wingdings" w:hint="default"/>
+        <w:sz w:val="20"/>
+      </w:rPr>
+    </w:lvl>
+    <w:lvl w:ilvl="8" w:tentative="1">
+      <w:start w:val="1"/>
+      <w:numFmt w:val="bullet"/>
+      <w:lvlText w:val=""/>
+      <w:lvlJc w:val="left"/>
+      <w:pPr>
+        <w:tabs>
+          <w:tab w:val="num" w:pos="6480"/>
+        </w:tabs>
+        <w:ind w:left="6480" w:hanging="360"/>
+      </w:pPr>
+      <w:rPr>
+        <w:rFonts w:ascii="Wingdings" w:hAnsi="Wingdings" w:hint="default"/>
+        <w:sz w:val="20"/>
+      </w:rPr>
+    </w:lvl>
+  </w:abstractNum>
+  <w:abstractNum w:abstractNumId="1" w15:restartNumberingAfterBreak="0">
+    <w:nsid w:val="0D925B83"/>
+    <w:multiLevelType w:val="multilevel"/>
+    <w:tmpl w:val="FAC01970"/>
+    <w:lvl w:ilvl="0">
+      <w:start w:val="1"/>
+      <w:numFmt w:val="bullet"/>
+      <w:lvlText w:val=""/>
+      <w:lvlJc w:val="left"/>
+      <w:pPr>
+        <w:tabs>
+          <w:tab w:val="num" w:pos="720"/>
+        </w:tabs>
+        <w:ind w:left="720" w:hanging="360"/>
+      </w:pPr>
+      <w:rPr>
+        <w:rFonts w:ascii="Symbol" w:hAnsi="Symbol" w:hint="default"/>
+        <w:sz w:val="20"/>
+      </w:rPr>
+    </w:lvl>
+    <w:lvl w:ilvl="1" w:tentative="1">
+      <w:start w:val="1"/>
+      <w:numFmt w:val="bullet"/>
+      <w:lvlText w:val="o"/>
+      <w:lvlJc w:val="left"/>
+      <w:pPr>
+        <w:tabs>
+          <w:tab w:val="num" w:pos="1440"/>
+        </w:tabs>
+        <w:ind w:left="1440" w:hanging="360"/>
+      </w:pPr>
+      <w:rPr>
+        <w:rFonts w:ascii="Courier New" w:hAnsi="Courier New" w:hint="default"/>
+        <w:sz w:val="20"/>
+      </w:rPr>
+    </w:lvl>
+    <w:lvl w:ilvl="2" w:tentative="1">
+      <w:start w:val="1"/>
+      <w:numFmt w:val="bullet"/>
+      <w:lvlText w:val=""/>
+      <w:lvlJc w:val="left"/>
+      <w:pPr>
+        <w:tabs>
+          <w:tab w:val="num" w:pos="2160"/>
+        </w:tabs>
+        <w:ind w:left="2160" w:hanging="360"/>
+      </w:pPr>
+      <w:rPr>
+        <w:rFonts w:ascii="Wingdings" w:hAnsi="Wingdings" w:hint="default"/>
+        <w:sz w:val="20"/>
+      </w:rPr>
+    </w:lvl>
+    <w:lvl w:ilvl="3" w:tentative="1">
+      <w:start w:val="1"/>
+      <w:numFmt w:val="bullet"/>
+      <w:lvlText w:val=""/>
+      <w:lvlJc w:val="left"/>
+      <w:pPr>
+        <w:tabs>
+          <w:tab w:val="num" w:pos="2880"/>
+        </w:tabs>
+        <w:ind w:left="2880" w:hanging="360"/>
+      </w:pPr>
+      <w:rPr>
+        <w:rFonts w:ascii="Wingdings" w:hAnsi="Wingdings" w:hint="default"/>
+        <w:sz w:val="20"/>
+      </w:rPr>
+    </w:lvl>
+    <w:lvl w:ilvl="4" w:tentative="1">
+      <w:start w:val="1"/>
+      <w:numFmt w:val="bullet"/>
+      <w:lvlText w:val=""/>
+      <w:lvlJc w:val="left"/>
+      <w:pPr>
+        <w:tabs>
+          <w:tab w:val="num" w:pos="3600"/>
+        </w:tabs>
+        <w:ind w:left="3600" w:hanging="360"/>
+      </w:pPr>
+      <w:rPr>
+        <w:rFonts w:ascii="Wingdings" w:hAnsi="Wingdings" w:hint="default"/>
+        <w:sz w:val="20"/>
+      </w:rPr>
+    </w:lvl>
+    <w:lvl w:ilvl="5" w:tentative="1">
+      <w:start w:val="1"/>
+      <w:numFmt w:val="bullet"/>
+      <w:lvlText w:val=""/>
+      <w:lvlJc w:val="left"/>
+      <w:pPr>
+        <w:tabs>
+          <w:tab w:val="num" w:pos="4320"/>
+        </w:tabs>
+        <w:ind w:left="4320" w:hanging="360"/>
+      </w:pPr>
+      <w:rPr>
+        <w:rFonts w:ascii="Wingdings" w:hAnsi="Wingdings" w:hint="default"/>
+        <w:sz w:val="20"/>
+      </w:rPr>
+    </w:lvl>
+    <w:lvl w:ilvl="6" w:tentative="1">
+      <w:start w:val="1"/>
+      <w:numFmt w:val="bullet"/>
+      <w:lvlText w:val=""/>
+      <w:lvlJc w:val="left"/>
+      <w:pPr>
+        <w:tabs>
+          <w:tab w:val="num" w:pos="5040"/>
+        </w:tabs>
+        <w:ind w:left="5040" w:hanging="360"/>
+      </w:pPr>
+      <w:rPr>
+        <w:rFonts w:ascii="Wingdings" w:hAnsi="Wingdings" w:hint="default"/>
+        <w:sz w:val="20"/>
+      </w:rPr>
+    </w:lvl>
+    <w:lvl w:ilvl="7" w:tentative="1">
+      <w:start w:val="1"/>
+      <w:numFmt w:val="bullet"/>
+      <w:lvlText w:val=""/>
+      <w:lvlJc w:val="left"/>
+      <w:pPr>
+        <w:tabs>
+          <w:tab w:val="num" w:pos="5760"/>
+        </w:tabs>
+        <w:ind w:left="5760" w:hanging="360"/>
+      </w:pPr>
+      <w:rPr>
+        <w:rFonts w:ascii="Wingdings" w:hAnsi="Wingdings" w:hint="default"/>
+        <w:sz w:val="20"/>
+      </w:rPr>
+    </w:lvl>
+    <w:lvl w:ilvl="8" w:tentative="1">
+      <w:start w:val="1"/>
+      <w:numFmt w:val="bullet"/>
+      <w:lvlText w:val=""/>
+      <w:lvlJc w:val="left"/>
+      <w:pPr>
+        <w:tabs>
+          <w:tab w:val="num" w:pos="6480"/>
+        </w:tabs>
+        <w:ind w:left="6480" w:hanging="360"/>
+      </w:pPr>
+      <w:rPr>
+        <w:rFonts w:ascii="Wingdings" w:hAnsi="Wingdings" w:hint="default"/>
+        <w:sz w:val="20"/>
+      </w:rPr>
+    </w:lvl>
+  </w:abstractNum>
+  <w:abstractNum w:abstractNumId="2" w15:restartNumberingAfterBreak="0">
+    <w:nsid w:val="163C4169"/>
+    <w:multiLevelType w:val="multilevel"/>
+    <w:tmpl w:val="3732CD92"/>
+    <w:lvl w:ilvl="0">
+      <w:start w:val="1"/>
+      <w:numFmt w:val="bullet"/>
+      <w:lvlText w:val=""/>
+      <w:lvlJc w:val="left"/>
+      <w:pPr>
+        <w:tabs>
+          <w:tab w:val="num" w:pos="720"/>
+        </w:tabs>
+        <w:ind w:left="720" w:hanging="360"/>
+      </w:pPr>
+      <w:rPr>
+        <w:rFonts w:ascii="Symbol" w:hAnsi="Symbol" w:hint="default"/>
+        <w:sz w:val="20"/>
+      </w:rPr>
+    </w:lvl>
+    <w:lvl w:ilvl="1" w:tentative="1">
+      <w:start w:val="1"/>
+      <w:numFmt w:val="bullet"/>
+      <w:lvlText w:val="o"/>
+      <w:lvlJc w:val="left"/>
+      <w:pPr>
+        <w:tabs>
+          <w:tab w:val="num" w:pos="1440"/>
+        </w:tabs>
+        <w:ind w:left="1440" w:hanging="360"/>
+      </w:pPr>
+      <w:rPr>
+        <w:rFonts w:ascii="Courier New" w:hAnsi="Courier New" w:hint="default"/>
+        <w:sz w:val="20"/>
+      </w:rPr>
+    </w:lvl>
+    <w:lvl w:ilvl="2" w:tentative="1">
+      <w:start w:val="1"/>
+      <w:numFmt w:val="bullet"/>
+      <w:lvlText w:val=""/>
+      <w:lvlJc w:val="left"/>
+      <w:pPr>
+        <w:tabs>
+          <w:tab w:val="num" w:pos="2160"/>
+        </w:tabs>
+        <w:ind w:left="2160" w:hanging="360"/>
+      </w:pPr>
+      <w:rPr>
+        <w:rFonts w:ascii="Wingdings" w:hAnsi="Wingdings" w:hint="default"/>
+        <w:sz w:val="20"/>
+      </w:rPr>
+    </w:lvl>
+    <w:lvl w:ilvl="3" w:tentative="1">
+      <w:start w:val="1"/>
+      <w:numFmt w:val="bullet"/>
+      <w:lvlText w:val=""/>
+      <w:lvlJc w:val="left"/>
+      <w:pPr>
+        <w:tabs>
+          <w:tab w:val="num" w:pos="2880"/>
+        </w:tabs>
+        <w:ind w:left="2880" w:hanging="360"/>
+      </w:pPr>
+      <w:rPr>
+        <w:rFonts w:ascii="Wingdings" w:hAnsi="Wingdings" w:hint="default"/>
+        <w:sz w:val="20"/>
+      </w:rPr>
+    </w:lvl>
+    <w:lvl w:ilvl="4" w:tentative="1">
+      <w:start w:val="1"/>
+      <w:numFmt w:val="bullet"/>
+      <w:lvlText w:val=""/>
+      <w:lvlJc w:val="left"/>
+      <w:pPr>
+        <w:tabs>
+          <w:tab w:val="num" w:pos="3600"/>
+        </w:tabs>
+        <w:ind w:left="3600" w:hanging="360"/>
+      </w:pPr>
+      <w:rPr>
+        <w:rFonts w:ascii="Wingdings" w:hAnsi="Wingdings" w:hint="default"/>
+        <w:sz w:val="20"/>
+      </w:rPr>
+    </w:lvl>
+    <w:lvl w:ilvl="5" w:tentative="1">
+      <w:start w:val="1"/>
+      <w:numFmt w:val="bullet"/>
+      <w:lvlText w:val=""/>
+      <w:lvlJc w:val="left"/>
+      <w:pPr>
+        <w:tabs>
+          <w:tab w:val="num" w:pos="4320"/>
+        </w:tabs>
+        <w:ind w:left="4320" w:hanging="360"/>
+      </w:pPr>
+      <w:rPr>
+        <w:rFonts w:ascii="Wingdings" w:hAnsi="Wingdings" w:hint="default"/>
+        <w:sz w:val="20"/>
+      </w:rPr>
+    </w:lvl>
+    <w:lvl w:ilvl="6" w:tentative="1">
+      <w:start w:val="1"/>
+      <w:numFmt w:val="bullet"/>
+      <w:lvlText w:val=""/>
+      <w:lvlJc w:val="left"/>
+      <w:pPr>
+        <w:tabs>
+          <w:tab w:val="num" w:pos="5040"/>
+        </w:tabs>
+        <w:ind w:left="5040" w:hanging="360"/>
+      </w:pPr>
+      <w:rPr>
+        <w:rFonts w:ascii="Wingdings" w:hAnsi="Wingdings" w:hint="default"/>
+        <w:sz w:val="20"/>
+      </w:rPr>
+    </w:lvl>
+    <w:lvl w:ilvl="7" w:tentative="1">
+      <w:start w:val="1"/>
+      <w:numFmt w:val="bullet"/>
+      <w:lvlText w:val=""/>
+      <w:lvlJc w:val="left"/>
+      <w:pPr>
+        <w:tabs>
+          <w:tab w:val="num" w:pos="5760"/>
+        </w:tabs>
+        <w:ind w:left="5760" w:hanging="360"/>
+      </w:pPr>
+      <w:rPr>
+        <w:rFonts w:ascii="Wingdings" w:hAnsi="Wingdings" w:hint="default"/>
+        <w:sz w:val="20"/>
+      </w:rPr>
+    </w:lvl>
+    <w:lvl w:ilvl="8" w:tentative="1">
+      <w:start w:val="1"/>
+      <w:numFmt w:val="bullet"/>
+      <w:lvlText w:val=""/>
+      <w:lvlJc w:val="left"/>
+      <w:pPr>
+        <w:tabs>
+          <w:tab w:val="num" w:pos="6480"/>
+        </w:tabs>
+        <w:ind w:left="6480" w:hanging="360"/>
+      </w:pPr>
+      <w:rPr>
+        <w:rFonts w:ascii="Wingdings" w:hAnsi="Wingdings" w:hint="default"/>
+        <w:sz w:val="20"/>
+      </w:rPr>
+    </w:lvl>
+  </w:abstractNum>
+  <w:abstractNum w:abstractNumId="3" w15:restartNumberingAfterBreak="0">
+    <w:nsid w:val="38CA5ECC"/>
+    <w:multiLevelType w:val="multilevel"/>
+    <w:tmpl w:val="E7D46D74"/>
+    <w:lvl w:ilvl="0">
+      <w:start w:val="1"/>
+      <w:numFmt w:val="bullet"/>
+      <w:lvlText w:val=""/>
+      <w:lvlJc w:val="left"/>
+      <w:pPr>
+        <w:tabs>
+          <w:tab w:val="num" w:pos="720"/>
+        </w:tabs>
+        <w:ind w:left="720" w:hanging="360"/>
+      </w:pPr>
+      <w:rPr>
+        <w:rFonts w:ascii="Symbol" w:hAnsi="Symbol" w:hint="default"/>
+        <w:sz w:val="20"/>
+      </w:rPr>
+    </w:lvl>
+    <w:lvl w:ilvl="1" w:tentative="1">
+      <w:start w:val="1"/>
+      <w:numFmt w:val="bullet"/>
+      <w:lvlText w:val="o"/>
+      <w:lvlJc w:val="left"/>
+      <w:pPr>
+        <w:tabs>
+          <w:tab w:val="num" w:pos="1440"/>
+        </w:tabs>
+        <w:ind w:left="1440" w:hanging="360"/>
+      </w:pPr>
+      <w:rPr>
+        <w:rFonts w:ascii="Courier New" w:hAnsi="Courier New" w:hint="default"/>
+        <w:sz w:val="20"/>
+      </w:rPr>
+    </w:lvl>
+    <w:lvl w:ilvl="2" w:tentative="1">
+      <w:start w:val="1"/>
+      <w:numFmt w:val="bullet"/>
+      <w:lvlText w:val=""/>
+      <w:lvlJc w:val="left"/>
+      <w:pPr>
+        <w:tabs>
+          <w:tab w:val="num" w:pos="2160"/>
+        </w:tabs>
+        <w:ind w:left="2160" w:hanging="360"/>
+      </w:pPr>
+      <w:rPr>
+        <w:rFonts w:ascii="Wingdings" w:hAnsi="Wingdings" w:hint="default"/>
+        <w:sz w:val="20"/>
+      </w:rPr>
+    </w:lvl>
+    <w:lvl w:ilvl="3" w:tentative="1">
+      <w:start w:val="1"/>
+      <w:numFmt w:val="bullet"/>
+      <w:lvlText w:val=""/>
+      <w:lvlJc w:val="left"/>
+      <w:pPr>
+        <w:tabs>
+          <w:tab w:val="num" w:pos="2880"/>
+        </w:tabs>
+        <w:ind w:left="2880" w:hanging="360"/>
+      </w:pPr>
+      <w:rPr>
+        <w:rFonts w:ascii="Wingdings" w:hAnsi="Wingdings" w:hint="default"/>
+        <w:sz w:val="20"/>
+      </w:rPr>
+    </w:lvl>
+    <w:lvl w:ilvl="4" w:tentative="1">
+      <w:start w:val="1"/>
+      <w:numFmt w:val="bullet"/>
+      <w:lvlText w:val=""/>
+      <w:lvlJc w:val="left"/>
+      <w:pPr>
+        <w:tabs>
+          <w:tab w:val="num" w:pos="3600"/>
+        </w:tabs>
+        <w:ind w:left="3600" w:hanging="360"/>
+      </w:pPr>
+      <w:rPr>
+        <w:rFonts w:ascii="Wingdings" w:hAnsi="Wingdings" w:hint="default"/>
+        <w:sz w:val="20"/>
+      </w:rPr>
+    </w:lvl>
+    <w:lvl w:ilvl="5" w:tentative="1">
+      <w:start w:val="1"/>
+      <w:numFmt w:val="bullet"/>
+      <w:lvlText w:val=""/>
+      <w:lvlJc w:val="left"/>
+      <w:pPr>
+        <w:tabs>
+          <w:tab w:val="num" w:pos="4320"/>
+        </w:tabs>
+        <w:ind w:left="4320" w:hanging="360"/>
+      </w:pPr>
+      <w:rPr>
+        <w:rFonts w:ascii="Wingdings" w:hAnsi="Wingdings" w:hint="default"/>
+        <w:sz w:val="20"/>
+      </w:rPr>
+    </w:lvl>
+    <w:lvl w:ilvl="6" w:tentative="1">
+      <w:start w:val="1"/>
+      <w:numFmt w:val="bullet"/>
+      <w:lvlText w:val=""/>
+      <w:lvlJc w:val="left"/>
+      <w:pPr>
+        <w:tabs>
+          <w:tab w:val="num" w:pos="5040"/>
+        </w:tabs>
+        <w:ind w:left="5040" w:hanging="360"/>
+      </w:pPr>
+      <w:rPr>
+        <w:rFonts w:ascii="Wingdings" w:hAnsi="Wingdings" w:hint="default"/>
+        <w:sz w:val="20"/>
+      </w:rPr>
+    </w:lvl>
+    <w:lvl w:ilvl="7" w:tentative="1">
+      <w:start w:val="1"/>
+      <w:numFmt w:val="bullet"/>
+      <w:lvlText w:val=""/>
+      <w:lvlJc w:val="left"/>
+      <w:pPr>
+        <w:tabs>
+          <w:tab w:val="num" w:pos="5760"/>
+        </w:tabs>
+        <w:ind w:left="5760" w:hanging="360"/>
+      </w:pPr>
+      <w:rPr>
+        <w:rFonts w:ascii="Wingdings" w:hAnsi="Wingdings" w:hint="default"/>
+        <w:sz w:val="20"/>
+      </w:rPr>
+    </w:lvl>
+    <w:lvl w:ilvl="8" w:tentative="1">
+      <w:start w:val="1"/>
+      <w:numFmt w:val="bullet"/>
+      <w:lvlText w:val=""/>
+      <w:lvlJc w:val="left"/>
+      <w:pPr>
+        <w:tabs>
+          <w:tab w:val="num" w:pos="6480"/>
+        </w:tabs>
+        <w:ind w:left="6480" w:hanging="360"/>
+      </w:pPr>
+      <w:rPr>
+        <w:rFonts w:ascii="Wingdings" w:hAnsi="Wingdings" w:hint="default"/>
+        <w:sz w:val="20"/>
+      </w:rPr>
+    </w:lvl>
+  </w:abstractNum>
+  <w:abstractNum w:abstractNumId="4" w15:restartNumberingAfterBreak="0">
+    <w:nsid w:val="3DC31D8F"/>
+    <w:multiLevelType w:val="multilevel"/>
+    <w:tmpl w:val="80A00FC0"/>
+    <w:lvl w:ilvl="0">
+      <w:start w:val="1"/>
+      <w:numFmt w:val="bullet"/>
+      <w:lvlText w:val=""/>
+      <w:lvlJc w:val="left"/>
+      <w:pPr>
+        <w:tabs>
+          <w:tab w:val="num" w:pos="720"/>
+        </w:tabs>
+        <w:ind w:left="720" w:hanging="360"/>
+      </w:pPr>
+      <w:rPr>
+        <w:rFonts w:ascii="Symbol" w:hAnsi="Symbol" w:hint="default"/>
+        <w:sz w:val="20"/>
+      </w:rPr>
+    </w:lvl>
+    <w:lvl w:ilvl="1" w:tentative="1">
+      <w:start w:val="1"/>
+      <w:numFmt w:val="bullet"/>
+      <w:lvlText w:val="o"/>
+      <w:lvlJc w:val="left"/>
+      <w:pPr>
+        <w:tabs>
+          <w:tab w:val="num" w:pos="1440"/>
+        </w:tabs>
+        <w:ind w:left="1440" w:hanging="360"/>
+      </w:pPr>
+      <w:rPr>
+        <w:rFonts w:ascii="Courier New" w:hAnsi="Courier New" w:hint="default"/>
+        <w:sz w:val="20"/>
+      </w:rPr>
+    </w:lvl>
+    <w:lvl w:ilvl="2" w:tentative="1">
+      <w:start w:val="1"/>
+      <w:numFmt w:val="bullet"/>
+      <w:lvlText w:val=""/>
+      <w:lvlJc w:val="left"/>
+      <w:pPr>
+        <w:tabs>
+          <w:tab w:val="num" w:pos="2160"/>
+        </w:tabs>
+        <w:ind w:left="2160" w:hanging="360"/>
+      </w:pPr>
+      <w:rPr>
+        <w:rFonts w:ascii="Wingdings" w:hAnsi="Wingdings" w:hint="default"/>
+        <w:sz w:val="20"/>
+      </w:rPr>
+    </w:lvl>
+    <w:lvl w:ilvl="3" w:tentative="1">
+      <w:start w:val="1"/>
+      <w:numFmt w:val="bullet"/>
+      <w:lvlText w:val=""/>
+      <w:lvlJc w:val="left"/>
+      <w:pPr>
+        <w:tabs>
+          <w:tab w:val="num" w:pos="2880"/>
+        </w:tabs>
+        <w:ind w:left="2880" w:hanging="360"/>
+      </w:pPr>
+      <w:rPr>
+        <w:rFonts w:ascii="Wingdings" w:hAnsi="Wingdings" w:hint="default"/>
+        <w:sz w:val="20"/>
+      </w:rPr>
+    </w:lvl>
+    <w:lvl w:ilvl="4" w:tentative="1">
+      <w:start w:val="1"/>
+      <w:numFmt w:val="bullet"/>
+      <w:lvlText w:val=""/>
+      <w:lvlJc w:val="left"/>
+      <w:pPr>
+        <w:tabs>
+          <w:tab w:val="num" w:pos="3600"/>
+        </w:tabs>
+        <w:ind w:left="3600" w:hanging="360"/>
+      </w:pPr>
+      <w:rPr>
+        <w:rFonts w:ascii="Wingdings" w:hAnsi="Wingdings" w:hint="default"/>
+        <w:sz w:val="20"/>
+      </w:rPr>
+    </w:lvl>
+    <w:lvl w:ilvl="5" w:tentative="1">
+      <w:start w:val="1"/>
+      <w:numFmt w:val="bullet"/>
+      <w:lvlText w:val=""/>
+      <w:lvlJc w:val="left"/>
+      <w:pPr>
+        <w:tabs>
+          <w:tab w:val="num" w:pos="4320"/>
+        </w:tabs>
+        <w:ind w:left="4320" w:hanging="360"/>
+      </w:pPr>
+      <w:rPr>
+        <w:rFonts w:ascii="Wingdings" w:hAnsi="Wingdings" w:hint="default"/>
+        <w:sz w:val="20"/>
+      </w:rPr>
+    </w:lvl>
+    <w:lvl w:ilvl="6" w:tentative="1">
+      <w:start w:val="1"/>
+      <w:numFmt w:val="bullet"/>
+      <w:lvlText w:val=""/>
+      <w:lvlJc w:val="left"/>
+      <w:pPr>
+        <w:tabs>
+          <w:tab w:val="num" w:pos="5040"/>
+        </w:tabs>
+        <w:ind w:left="5040" w:hanging="360"/>
+      </w:pPr>
+      <w:rPr>
+        <w:rFonts w:ascii="Wingdings" w:hAnsi="Wingdings" w:hint="default"/>
+        <w:sz w:val="20"/>
+      </w:rPr>
+    </w:lvl>
+    <w:lvl w:ilvl="7" w:tentative="1">
+      <w:start w:val="1"/>
+      <w:numFmt w:val="bullet"/>
+      <w:lvlText w:val=""/>
+      <w:lvlJc w:val="left"/>
+      <w:pPr>
+        <w:tabs>
+          <w:tab w:val="num" w:pos="5760"/>
+        </w:tabs>
+        <w:ind w:left="5760" w:hanging="360"/>
+      </w:pPr>
+      <w:rPr>
+        <w:rFonts w:ascii="Wingdings" w:hAnsi="Wingdings" w:hint="default"/>
+        <w:sz w:val="20"/>
+      </w:rPr>
+    </w:lvl>
+    <w:lvl w:ilvl="8" w:tentative="1">
+      <w:start w:val="1"/>
+      <w:numFmt w:val="bullet"/>
+      <w:lvlText w:val=""/>
+      <w:lvlJc w:val="left"/>
+      <w:pPr>
+        <w:tabs>
+          <w:tab w:val="num" w:pos="6480"/>
+        </w:tabs>
+        <w:ind w:left="6480" w:hanging="360"/>
+      </w:pPr>
+      <w:rPr>
+        <w:rFonts w:ascii="Wingdings" w:hAnsi="Wingdings" w:hint="default"/>
+        <w:sz w:val="20"/>
+      </w:rPr>
+    </w:lvl>
+  </w:abstractNum>
+  <w:abstractNum w:abstractNumId="5" w15:restartNumberingAfterBreak="0">
     <w:nsid w:val="3FB71B53"/>
     <w:multiLevelType w:val="multilevel"/>
     <w:tmpl w:val="FE465CC6"/>
@@ -475,7 +5234,156 @@
       </w:rPr>
     </w:lvl>
   </w:abstractNum>
-  <w:abstractNum w:abstractNumId="1" w15:restartNumberingAfterBreak="0">
+  <w:abstractNum w:abstractNumId="6" w15:restartNumberingAfterBreak="0">
+    <w:nsid w:val="46265C4C"/>
+    <w:multiLevelType w:val="multilevel"/>
+    <w:tmpl w:val="0F3CD22C"/>
+    <w:lvl w:ilvl="0">
+      <w:start w:val="1"/>
+      <w:numFmt w:val="bullet"/>
+      <w:lvlText w:val=""/>
+      <w:lvlJc w:val="left"/>
+      <w:pPr>
+        <w:tabs>
+          <w:tab w:val="num" w:pos="720"/>
+        </w:tabs>
+        <w:ind w:left="720" w:hanging="360"/>
+      </w:pPr>
+      <w:rPr>
+        <w:rFonts w:ascii="Symbol" w:hAnsi="Symbol" w:hint="default"/>
+        <w:sz w:val="20"/>
+      </w:rPr>
+    </w:lvl>
+    <w:lvl w:ilvl="1" w:tentative="1">
+      <w:start w:val="1"/>
+      <w:numFmt w:val="bullet"/>
+      <w:lvlText w:val="o"/>
+      <w:lvlJc w:val="left"/>
+      <w:pPr>
+        <w:tabs>
+          <w:tab w:val="num" w:pos="1440"/>
+        </w:tabs>
+        <w:ind w:left="1440" w:hanging="360"/>
+      </w:pPr>
+      <w:rPr>
+        <w:rFonts w:ascii="Courier New" w:hAnsi="Courier New" w:hint="default"/>
+        <w:sz w:val="20"/>
+      </w:rPr>
+    </w:lvl>
+    <w:lvl w:ilvl="2" w:tentative="1">
+      <w:start w:val="1"/>
+      <w:numFmt w:val="bullet"/>
+      <w:lvlText w:val=""/>
+      <w:lvlJc w:val="left"/>
+      <w:pPr>
+        <w:tabs>
+          <w:tab w:val="num" w:pos="2160"/>
+        </w:tabs>
+        <w:ind w:left="2160" w:hanging="360"/>
+      </w:pPr>
+      <w:rPr>
+        <w:rFonts w:ascii="Wingdings" w:hAnsi="Wingdings" w:hint="default"/>
+        <w:sz w:val="20"/>
+      </w:rPr>
+    </w:lvl>
+    <w:lvl w:ilvl="3" w:tentative="1">
+      <w:start w:val="1"/>
+      <w:numFmt w:val="bullet"/>
+      <w:lvlText w:val=""/>
+      <w:lvlJc w:val="left"/>
+      <w:pPr>
+        <w:tabs>
+          <w:tab w:val="num" w:pos="2880"/>
+        </w:tabs>
+        <w:ind w:left="2880" w:hanging="360"/>
+      </w:pPr>
+      <w:rPr>
+        <w:rFonts w:ascii="Wingdings" w:hAnsi="Wingdings" w:hint="default"/>
+        <w:sz w:val="20"/>
+      </w:rPr>
+    </w:lvl>
+    <w:lvl w:ilvl="4" w:tentative="1">
+      <w:start w:val="1"/>
+      <w:numFmt w:val="bullet"/>
+      <w:lvlText w:val=""/>
+      <w:lvlJc w:val="left"/>
+      <w:pPr>
+        <w:tabs>
+          <w:tab w:val="num" w:pos="3600"/>
+        </w:tabs>
+        <w:ind w:left="3600" w:hanging="360"/>
+      </w:pPr>
+      <w:rPr>
+        <w:rFonts w:ascii="Wingdings" w:hAnsi="Wingdings" w:hint="default"/>
+        <w:sz w:val="20"/>
+      </w:rPr>
+    </w:lvl>
+    <w:lvl w:ilvl="5" w:tentative="1">
+      <w:start w:val="1"/>
+      <w:numFmt w:val="bullet"/>
+      <w:lvlText w:val=""/>
+      <w:lvlJc w:val="left"/>
+      <w:pPr>
+        <w:tabs>
+          <w:tab w:val="num" w:pos="4320"/>
+        </w:tabs>
+        <w:ind w:left="4320" w:hanging="360"/>
+      </w:pPr>
+      <w:rPr>
+        <w:rFonts w:ascii="Wingdings" w:hAnsi="Wingdings" w:hint="default"/>
+        <w:sz w:val="20"/>
+      </w:rPr>
+    </w:lvl>
+    <w:lvl w:ilvl="6" w:tentative="1">
+      <w:start w:val="1"/>
+      <w:numFmt w:val="bullet"/>
+      <w:lvlText w:val=""/>
+      <w:lvlJc w:val="left"/>
+      <w:pPr>
+        <w:tabs>
+          <w:tab w:val="num" w:pos="5040"/>
+        </w:tabs>
+        <w:ind w:left="5040" w:hanging="360"/>
+      </w:pPr>
+      <w:rPr>
+        <w:rFonts w:ascii="Wingdings" w:hAnsi="Wingdings" w:hint="default"/>
+        <w:sz w:val="20"/>
+      </w:rPr>
+    </w:lvl>
+    <w:lvl w:ilvl="7" w:tentative="1">
+      <w:start w:val="1"/>
+      <w:numFmt w:val="bullet"/>
+      <w:lvlText w:val=""/>
+      <w:lvlJc w:val="left"/>
+      <w:pPr>
+        <w:tabs>
+          <w:tab w:val="num" w:pos="5760"/>
+        </w:tabs>
+        <w:ind w:left="5760" w:hanging="360"/>
+      </w:pPr>
+      <w:rPr>
+        <w:rFonts w:ascii="Wingdings" w:hAnsi="Wingdings" w:hint="default"/>
+        <w:sz w:val="20"/>
+      </w:rPr>
+    </w:lvl>
+    <w:lvl w:ilvl="8" w:tentative="1">
+      <w:start w:val="1"/>
+      <w:numFmt w:val="bullet"/>
+      <w:lvlText w:val=""/>
+      <w:lvlJc w:val="left"/>
+      <w:pPr>
+        <w:tabs>
+          <w:tab w:val="num" w:pos="6480"/>
+        </w:tabs>
+        <w:ind w:left="6480" w:hanging="360"/>
+      </w:pPr>
+      <w:rPr>
+        <w:rFonts w:ascii="Wingdings" w:hAnsi="Wingdings" w:hint="default"/>
+        <w:sz w:val="20"/>
+      </w:rPr>
+    </w:lvl>
+  </w:abstractNum>
+  <w:abstractNum w:abstractNumId="7" w15:restartNumberingAfterBreak="0">
     <w:nsid w:val="4C5B75C3"/>
     <w:multiLevelType w:val="multilevel"/>
     <w:tmpl w:val="16BC8426"/>
@@ -624,7 +5532,156 @@
       </w:rPr>
     </w:lvl>
   </w:abstractNum>
-  <w:abstractNum w:abstractNumId="2" w15:restartNumberingAfterBreak="0">
+  <w:abstractNum w:abstractNumId="8" w15:restartNumberingAfterBreak="0">
+    <w:nsid w:val="505E776C"/>
+    <w:multiLevelType w:val="multilevel"/>
+    <w:tmpl w:val="58E010D2"/>
+    <w:lvl w:ilvl="0">
+      <w:start w:val="1"/>
+      <w:numFmt w:val="bullet"/>
+      <w:lvlText w:val=""/>
+      <w:lvlJc w:val="left"/>
+      <w:pPr>
+        <w:tabs>
+          <w:tab w:val="num" w:pos="720"/>
+        </w:tabs>
+        <w:ind w:left="720" w:hanging="360"/>
+      </w:pPr>
+      <w:rPr>
+        <w:rFonts w:ascii="Symbol" w:hAnsi="Symbol" w:hint="default"/>
+        <w:sz w:val="20"/>
+      </w:rPr>
+    </w:lvl>
+    <w:lvl w:ilvl="1" w:tentative="1">
+      <w:start w:val="1"/>
+      <w:numFmt w:val="bullet"/>
+      <w:lvlText w:val="o"/>
+      <w:lvlJc w:val="left"/>
+      <w:pPr>
+        <w:tabs>
+          <w:tab w:val="num" w:pos="1440"/>
+        </w:tabs>
+        <w:ind w:left="1440" w:hanging="360"/>
+      </w:pPr>
+      <w:rPr>
+        <w:rFonts w:ascii="Courier New" w:hAnsi="Courier New" w:hint="default"/>
+        <w:sz w:val="20"/>
+      </w:rPr>
+    </w:lvl>
+    <w:lvl w:ilvl="2" w:tentative="1">
+      <w:start w:val="1"/>
+      <w:numFmt w:val="bullet"/>
+      <w:lvlText w:val=""/>
+      <w:lvlJc w:val="left"/>
+      <w:pPr>
+        <w:tabs>
+          <w:tab w:val="num" w:pos="2160"/>
+        </w:tabs>
+        <w:ind w:left="2160" w:hanging="360"/>
+      </w:pPr>
+      <w:rPr>
+        <w:rFonts w:ascii="Wingdings" w:hAnsi="Wingdings" w:hint="default"/>
+        <w:sz w:val="20"/>
+      </w:rPr>
+    </w:lvl>
+    <w:lvl w:ilvl="3" w:tentative="1">
+      <w:start w:val="1"/>
+      <w:numFmt w:val="bullet"/>
+      <w:lvlText w:val=""/>
+      <w:lvlJc w:val="left"/>
+      <w:pPr>
+        <w:tabs>
+          <w:tab w:val="num" w:pos="2880"/>
+        </w:tabs>
+        <w:ind w:left="2880" w:hanging="360"/>
+      </w:pPr>
+      <w:rPr>
+        <w:rFonts w:ascii="Wingdings" w:hAnsi="Wingdings" w:hint="default"/>
+        <w:sz w:val="20"/>
+      </w:rPr>
+    </w:lvl>
+    <w:lvl w:ilvl="4" w:tentative="1">
+      <w:start w:val="1"/>
+      <w:numFmt w:val="bullet"/>
+      <w:lvlText w:val=""/>
+      <w:lvlJc w:val="left"/>
+      <w:pPr>
+        <w:tabs>
+          <w:tab w:val="num" w:pos="3600"/>
+        </w:tabs>
+        <w:ind w:left="3600" w:hanging="360"/>
+      </w:pPr>
+      <w:rPr>
+        <w:rFonts w:ascii="Wingdings" w:hAnsi="Wingdings" w:hint="default"/>
+        <w:sz w:val="20"/>
+      </w:rPr>
+    </w:lvl>
+    <w:lvl w:ilvl="5" w:tentative="1">
+      <w:start w:val="1"/>
+      <w:numFmt w:val="bullet"/>
+      <w:lvlText w:val=""/>
+      <w:lvlJc w:val="left"/>
+      <w:pPr>
+        <w:tabs>
+          <w:tab w:val="num" w:pos="4320"/>
+        </w:tabs>
+        <w:ind w:left="4320" w:hanging="360"/>
+      </w:pPr>
+      <w:rPr>
+        <w:rFonts w:ascii="Wingdings" w:hAnsi="Wingdings" w:hint="default"/>
+        <w:sz w:val="20"/>
+      </w:rPr>
+    </w:lvl>
+    <w:lvl w:ilvl="6" w:tentative="1">
+      <w:start w:val="1"/>
+      <w:numFmt w:val="bullet"/>
+      <w:lvlText w:val=""/>
+      <w:lvlJc w:val="left"/>
+      <w:pPr>
+        <w:tabs>
+          <w:tab w:val="num" w:pos="5040"/>
+        </w:tabs>
+        <w:ind w:left="5040" w:hanging="360"/>
+      </w:pPr>
+      <w:rPr>
+        <w:rFonts w:ascii="Wingdings" w:hAnsi="Wingdings" w:hint="default"/>
+        <w:sz w:val="20"/>
+      </w:rPr>
+    </w:lvl>
+    <w:lvl w:ilvl="7" w:tentative="1">
+      <w:start w:val="1"/>
+      <w:numFmt w:val="bullet"/>
+      <w:lvlText w:val=""/>
+      <w:lvlJc w:val="left"/>
+      <w:pPr>
+        <w:tabs>
+          <w:tab w:val="num" w:pos="5760"/>
+        </w:tabs>
+        <w:ind w:left="5760" w:hanging="360"/>
+      </w:pPr>
+      <w:rPr>
+        <w:rFonts w:ascii="Wingdings" w:hAnsi="Wingdings" w:hint="default"/>
+        <w:sz w:val="20"/>
+      </w:rPr>
+    </w:lvl>
+    <w:lvl w:ilvl="8" w:tentative="1">
+      <w:start w:val="1"/>
+      <w:numFmt w:val="bullet"/>
+      <w:lvlText w:val=""/>
+      <w:lvlJc w:val="left"/>
+      <w:pPr>
+        <w:tabs>
+          <w:tab w:val="num" w:pos="6480"/>
+        </w:tabs>
+        <w:ind w:left="6480" w:hanging="360"/>
+      </w:pPr>
+      <w:rPr>
+        <w:rFonts w:ascii="Wingdings" w:hAnsi="Wingdings" w:hint="default"/>
+        <w:sz w:val="20"/>
+      </w:rPr>
+    </w:lvl>
+  </w:abstractNum>
+  <w:abstractNum w:abstractNumId="9" w15:restartNumberingAfterBreak="0">
     <w:nsid w:val="54A637D9"/>
     <w:multiLevelType w:val="multilevel"/>
     <w:tmpl w:val="8FB69ECC"/>
@@ -773,7 +5830,156 @@
       </w:rPr>
     </w:lvl>
   </w:abstractNum>
-  <w:abstractNum w:abstractNumId="3" w15:restartNumberingAfterBreak="0">
+  <w:abstractNum w:abstractNumId="10" w15:restartNumberingAfterBreak="0">
+    <w:nsid w:val="67CA0A82"/>
+    <w:multiLevelType w:val="multilevel"/>
+    <w:tmpl w:val="967A2B7A"/>
+    <w:lvl w:ilvl="0">
+      <w:start w:val="1"/>
+      <w:numFmt w:val="bullet"/>
+      <w:lvlText w:val=""/>
+      <w:lvlJc w:val="left"/>
+      <w:pPr>
+        <w:tabs>
+          <w:tab w:val="num" w:pos="720"/>
+        </w:tabs>
+        <w:ind w:left="720" w:hanging="360"/>
+      </w:pPr>
+      <w:rPr>
+        <w:rFonts w:ascii="Symbol" w:hAnsi="Symbol" w:hint="default"/>
+        <w:sz w:val="20"/>
+      </w:rPr>
+    </w:lvl>
+    <w:lvl w:ilvl="1" w:tentative="1">
+      <w:start w:val="1"/>
+      <w:numFmt w:val="bullet"/>
+      <w:lvlText w:val="o"/>
+      <w:lvlJc w:val="left"/>
+      <w:pPr>
+        <w:tabs>
+          <w:tab w:val="num" w:pos="1440"/>
+        </w:tabs>
+        <w:ind w:left="1440" w:hanging="360"/>
+      </w:pPr>
+      <w:rPr>
+        <w:rFonts w:ascii="Courier New" w:hAnsi="Courier New" w:hint="default"/>
+        <w:sz w:val="20"/>
+      </w:rPr>
+    </w:lvl>
+    <w:lvl w:ilvl="2" w:tentative="1">
+      <w:start w:val="1"/>
+      <w:numFmt w:val="bullet"/>
+      <w:lvlText w:val=""/>
+      <w:lvlJc w:val="left"/>
+      <w:pPr>
+        <w:tabs>
+          <w:tab w:val="num" w:pos="2160"/>
+        </w:tabs>
+        <w:ind w:left="2160" w:hanging="360"/>
+      </w:pPr>
+      <w:rPr>
+        <w:rFonts w:ascii="Wingdings" w:hAnsi="Wingdings" w:hint="default"/>
+        <w:sz w:val="20"/>
+      </w:rPr>
+    </w:lvl>
+    <w:lvl w:ilvl="3" w:tentative="1">
+      <w:start w:val="1"/>
+      <w:numFmt w:val="bullet"/>
+      <w:lvlText w:val=""/>
+      <w:lvlJc w:val="left"/>
+      <w:pPr>
+        <w:tabs>
+          <w:tab w:val="num" w:pos="2880"/>
+        </w:tabs>
+        <w:ind w:left="2880" w:hanging="360"/>
+      </w:pPr>
+      <w:rPr>
+        <w:rFonts w:ascii="Wingdings" w:hAnsi="Wingdings" w:hint="default"/>
+        <w:sz w:val="20"/>
+      </w:rPr>
+    </w:lvl>
+    <w:lvl w:ilvl="4" w:tentative="1">
+      <w:start w:val="1"/>
+      <w:numFmt w:val="bullet"/>
+      <w:lvlText w:val=""/>
+      <w:lvlJc w:val="left"/>
+      <w:pPr>
+        <w:tabs>
+          <w:tab w:val="num" w:pos="3600"/>
+        </w:tabs>
+        <w:ind w:left="3600" w:hanging="360"/>
+      </w:pPr>
+      <w:rPr>
+        <w:rFonts w:ascii="Wingdings" w:hAnsi="Wingdings" w:hint="default"/>
+        <w:sz w:val="20"/>
+      </w:rPr>
+    </w:lvl>
+    <w:lvl w:ilvl="5" w:tentative="1">
+      <w:start w:val="1"/>
+      <w:numFmt w:val="bullet"/>
+      <w:lvlText w:val=""/>
+      <w:lvlJc w:val="left"/>
+      <w:pPr>
+        <w:tabs>
+          <w:tab w:val="num" w:pos="4320"/>
+        </w:tabs>
+        <w:ind w:left="4320" w:hanging="360"/>
+      </w:pPr>
+      <w:rPr>
+        <w:rFonts w:ascii="Wingdings" w:hAnsi="Wingdings" w:hint="default"/>
+        <w:sz w:val="20"/>
+      </w:rPr>
+    </w:lvl>
+    <w:lvl w:ilvl="6" w:tentative="1">
+      <w:start w:val="1"/>
+      <w:numFmt w:val="bullet"/>
+      <w:lvlText w:val=""/>
+      <w:lvlJc w:val="left"/>
+      <w:pPr>
+        <w:tabs>
+          <w:tab w:val="num" w:pos="5040"/>
+        </w:tabs>
+        <w:ind w:left="5040" w:hanging="360"/>
+      </w:pPr>
+      <w:rPr>
+        <w:rFonts w:ascii="Wingdings" w:hAnsi="Wingdings" w:hint="default"/>
+        <w:sz w:val="20"/>
+      </w:rPr>
+    </w:lvl>
+    <w:lvl w:ilvl="7" w:tentative="1">
+      <w:start w:val="1"/>
+      <w:numFmt w:val="bullet"/>
+      <w:lvlText w:val=""/>
+      <w:lvlJc w:val="left"/>
+      <w:pPr>
+        <w:tabs>
+          <w:tab w:val="num" w:pos="5760"/>
+        </w:tabs>
+        <w:ind w:left="5760" w:hanging="360"/>
+      </w:pPr>
+      <w:rPr>
+        <w:rFonts w:ascii="Wingdings" w:hAnsi="Wingdings" w:hint="default"/>
+        <w:sz w:val="20"/>
+      </w:rPr>
+    </w:lvl>
+    <w:lvl w:ilvl="8" w:tentative="1">
+      <w:start w:val="1"/>
+      <w:numFmt w:val="bullet"/>
+      <w:lvlText w:val=""/>
+      <w:lvlJc w:val="left"/>
+      <w:pPr>
+        <w:tabs>
+          <w:tab w:val="num" w:pos="6480"/>
+        </w:tabs>
+        <w:ind w:left="6480" w:hanging="360"/>
+      </w:pPr>
+      <w:rPr>
+        <w:rFonts w:ascii="Wingdings" w:hAnsi="Wingdings" w:hint="default"/>
+        <w:sz w:val="20"/>
+      </w:rPr>
+    </w:lvl>
+  </w:abstractNum>
+  <w:abstractNum w:abstractNumId="11" w15:restartNumberingAfterBreak="0">
     <w:nsid w:val="73194B6C"/>
     <w:multiLevelType w:val="multilevel"/>
     <w:tmpl w:val="6C100F82"/>
@@ -922,17 +6128,193 @@
       </w:rPr>
     </w:lvl>
   </w:abstractNum>
+  <w:abstractNum w:abstractNumId="12" w15:restartNumberingAfterBreak="0">
+    <w:nsid w:val="7B617C70"/>
+    <w:multiLevelType w:val="multilevel"/>
+    <w:tmpl w:val="702CD254"/>
+    <w:lvl w:ilvl="0">
+      <w:start w:val="1"/>
+      <w:numFmt w:val="bullet"/>
+      <w:lvlText w:val=""/>
+      <w:lvlJc w:val="left"/>
+      <w:pPr>
+        <w:tabs>
+          <w:tab w:val="num" w:pos="720"/>
+        </w:tabs>
+        <w:ind w:left="720" w:hanging="360"/>
+      </w:pPr>
+      <w:rPr>
+        <w:rFonts w:ascii="Symbol" w:hAnsi="Symbol" w:hint="default"/>
+        <w:sz w:val="20"/>
+      </w:rPr>
+    </w:lvl>
+    <w:lvl w:ilvl="1" w:tentative="1">
+      <w:start w:val="1"/>
+      <w:numFmt w:val="bullet"/>
+      <w:lvlText w:val="o"/>
+      <w:lvlJc w:val="left"/>
+      <w:pPr>
+        <w:tabs>
+          <w:tab w:val="num" w:pos="1440"/>
+        </w:tabs>
+        <w:ind w:left="1440" w:hanging="360"/>
+      </w:pPr>
+      <w:rPr>
+        <w:rFonts w:ascii="Courier New" w:hAnsi="Courier New" w:hint="default"/>
+        <w:sz w:val="20"/>
+      </w:rPr>
+    </w:lvl>
+    <w:lvl w:ilvl="2" w:tentative="1">
+      <w:start w:val="1"/>
+      <w:numFmt w:val="bullet"/>
+      <w:lvlText w:val=""/>
+      <w:lvlJc w:val="left"/>
+      <w:pPr>
+        <w:tabs>
+          <w:tab w:val="num" w:pos="2160"/>
+        </w:tabs>
+        <w:ind w:left="2160" w:hanging="360"/>
+      </w:pPr>
+      <w:rPr>
+        <w:rFonts w:ascii="Wingdings" w:hAnsi="Wingdings" w:hint="default"/>
+        <w:sz w:val="20"/>
+      </w:rPr>
+    </w:lvl>
+    <w:lvl w:ilvl="3" w:tentative="1">
+      <w:start w:val="1"/>
+      <w:numFmt w:val="bullet"/>
+      <w:lvlText w:val=""/>
+      <w:lvlJc w:val="left"/>
+      <w:pPr>
+        <w:tabs>
+          <w:tab w:val="num" w:pos="2880"/>
+        </w:tabs>
+        <w:ind w:left="2880" w:hanging="360"/>
+      </w:pPr>
+      <w:rPr>
+        <w:rFonts w:ascii="Wingdings" w:hAnsi="Wingdings" w:hint="default"/>
+        <w:sz w:val="20"/>
+      </w:rPr>
+    </w:lvl>
+    <w:lvl w:ilvl="4" w:tentative="1">
+      <w:start w:val="1"/>
+      <w:numFmt w:val="bullet"/>
+      <w:lvlText w:val=""/>
+      <w:lvlJc w:val="left"/>
+      <w:pPr>
+        <w:tabs>
+          <w:tab w:val="num" w:pos="3600"/>
+        </w:tabs>
+        <w:ind w:left="3600" w:hanging="360"/>
+      </w:pPr>
+      <w:rPr>
+        <w:rFonts w:ascii="Wingdings" w:hAnsi="Wingdings" w:hint="default"/>
+        <w:sz w:val="20"/>
+      </w:rPr>
+    </w:lvl>
+    <w:lvl w:ilvl="5" w:tentative="1">
+      <w:start w:val="1"/>
+      <w:numFmt w:val="bullet"/>
+      <w:lvlText w:val=""/>
+      <w:lvlJc w:val="left"/>
+      <w:pPr>
+        <w:tabs>
+          <w:tab w:val="num" w:pos="4320"/>
+        </w:tabs>
+        <w:ind w:left="4320" w:hanging="360"/>
+      </w:pPr>
+      <w:rPr>
+        <w:rFonts w:ascii="Wingdings" w:hAnsi="Wingdings" w:hint="default"/>
+        <w:sz w:val="20"/>
+      </w:rPr>
+    </w:lvl>
+    <w:lvl w:ilvl="6" w:tentative="1">
+      <w:start w:val="1"/>
+      <w:numFmt w:val="bullet"/>
+      <w:lvlText w:val=""/>
+      <w:lvlJc w:val="left"/>
+      <w:pPr>
+        <w:tabs>
+          <w:tab w:val="num" w:pos="5040"/>
+        </w:tabs>
+        <w:ind w:left="5040" w:hanging="360"/>
+      </w:pPr>
+      <w:rPr>
+        <w:rFonts w:ascii="Wingdings" w:hAnsi="Wingdings" w:hint="default"/>
+        <w:sz w:val="20"/>
+      </w:rPr>
+    </w:lvl>
+    <w:lvl w:ilvl="7" w:tentative="1">
+      <w:start w:val="1"/>
+      <w:numFmt w:val="bullet"/>
+      <w:lvlText w:val=""/>
+      <w:lvlJc w:val="left"/>
+      <w:pPr>
+        <w:tabs>
+          <w:tab w:val="num" w:pos="5760"/>
+        </w:tabs>
+        <w:ind w:left="5760" w:hanging="360"/>
+      </w:pPr>
+      <w:rPr>
+        <w:rFonts w:ascii="Wingdings" w:hAnsi="Wingdings" w:hint="default"/>
+        <w:sz w:val="20"/>
+      </w:rPr>
+    </w:lvl>
+    <w:lvl w:ilvl="8" w:tentative="1">
+      <w:start w:val="1"/>
+      <w:numFmt w:val="bullet"/>
+      <w:lvlText w:val=""/>
+      <w:lvlJc w:val="left"/>
+      <w:pPr>
+        <w:tabs>
+          <w:tab w:val="num" w:pos="6480"/>
+        </w:tabs>
+        <w:ind w:left="6480" w:hanging="360"/>
+      </w:pPr>
+      <w:rPr>
+        <w:rFonts w:ascii="Wingdings" w:hAnsi="Wingdings" w:hint="default"/>
+        <w:sz w:val="20"/>
+      </w:rPr>
+    </w:lvl>
+  </w:abstractNum>
   <w:num w:numId="1" w16cid:durableId="520898109">
-    <w:abstractNumId w:val="3"/>
+    <w:abstractNumId w:val="11"/>
   </w:num>
   <w:num w:numId="2" w16cid:durableId="811337206">
+    <w:abstractNumId w:val="9"/>
+  </w:num>
+  <w:num w:numId="3" w16cid:durableId="230234101">
+    <w:abstractNumId w:val="7"/>
+  </w:num>
+  <w:num w:numId="4" w16cid:durableId="956760665">
+    <w:abstractNumId w:val="5"/>
+  </w:num>
+  <w:num w:numId="5" w16cid:durableId="2136636794">
     <w:abstractNumId w:val="2"/>
   </w:num>
-  <w:num w:numId="3" w16cid:durableId="230234101">
+  <w:num w:numId="6" w16cid:durableId="594019095">
     <w:abstractNumId w:val="1"/>
   </w:num>
-  <w:num w:numId="4" w16cid:durableId="956760665">
+  <w:num w:numId="7" w16cid:durableId="1533806893">
+    <w:abstractNumId w:val="4"/>
+  </w:num>
+  <w:num w:numId="8" w16cid:durableId="820540025">
+    <w:abstractNumId w:val="6"/>
+  </w:num>
+  <w:num w:numId="9" w16cid:durableId="696007427">
+    <w:abstractNumId w:val="10"/>
+  </w:num>
+  <w:num w:numId="10" w16cid:durableId="980616882">
     <w:abstractNumId w:val="0"/>
+  </w:num>
+  <w:num w:numId="11" w16cid:durableId="1386446676">
+    <w:abstractNumId w:val="8"/>
+  </w:num>
+  <w:num w:numId="12" w16cid:durableId="871042634">
+    <w:abstractNumId w:val="12"/>
+  </w:num>
+  <w:num w:numId="13" w16cid:durableId="958534377">
+    <w:abstractNumId w:val="3"/>
   </w:num>
 </w:numbering>
 </file>
@@ -1334,15 +6716,15 @@
     <w:lsdException w:name="Unresolved Mention" w:semiHidden="1" w:unhideWhenUsed="1"/>
     <w:lsdException w:name="Smart Link" w:semiHidden="1" w:unhideWhenUsed="1"/>
   </w:latentStyles>
-  <w:style w:type="paragraph" w:default="1" w:styleId="Normal">
+  <w:style w:type="paragraph" w:default="1" w:styleId="Standaard">
     <w:name w:val="Normal"/>
     <w:qFormat/>
   </w:style>
-  <w:style w:type="paragraph" w:styleId="Heading1">
+  <w:style w:type="paragraph" w:styleId="Kop1">
     <w:name w:val="heading 1"/>
-    <w:basedOn w:val="Normal"/>
-    <w:next w:val="Normal"/>
-    <w:link w:val="Heading1Char"/>
+    <w:basedOn w:val="Standaard"/>
+    <w:next w:val="Standaard"/>
+    <w:link w:val="Kop1Char"/>
     <w:uiPriority w:val="9"/>
     <w:qFormat/>
     <w:rsid w:val="00735D29"/>
@@ -1359,11 +6741,11 @@
       <w:szCs w:val="40"/>
     </w:rPr>
   </w:style>
-  <w:style w:type="paragraph" w:styleId="Heading2">
+  <w:style w:type="paragraph" w:styleId="Kop2">
     <w:name w:val="heading 2"/>
-    <w:basedOn w:val="Normal"/>
-    <w:next w:val="Normal"/>
-    <w:link w:val="Heading2Char"/>
+    <w:basedOn w:val="Standaard"/>
+    <w:next w:val="Standaard"/>
+    <w:link w:val="Kop2Char"/>
     <w:uiPriority w:val="9"/>
     <w:semiHidden/>
     <w:unhideWhenUsed/>
@@ -1382,13 +6764,12 @@
       <w:szCs w:val="32"/>
     </w:rPr>
   </w:style>
-  <w:style w:type="paragraph" w:styleId="Heading3">
+  <w:style w:type="paragraph" w:styleId="Kop3">
     <w:name w:val="heading 3"/>
-    <w:basedOn w:val="Normal"/>
-    <w:next w:val="Normal"/>
-    <w:link w:val="Heading3Char"/>
+    <w:basedOn w:val="Standaard"/>
+    <w:next w:val="Standaard"/>
+    <w:link w:val="Kop3Char"/>
     <w:uiPriority w:val="9"/>
-    <w:semiHidden/>
     <w:unhideWhenUsed/>
     <w:qFormat/>
     <w:rsid w:val="00735D29"/>
@@ -1405,11 +6786,11 @@
       <w:szCs w:val="28"/>
     </w:rPr>
   </w:style>
-  <w:style w:type="paragraph" w:styleId="Heading4">
+  <w:style w:type="paragraph" w:styleId="Kop4">
     <w:name w:val="heading 4"/>
-    <w:basedOn w:val="Normal"/>
-    <w:next w:val="Normal"/>
-    <w:link w:val="Heading4Char"/>
+    <w:basedOn w:val="Standaard"/>
+    <w:next w:val="Standaard"/>
+    <w:link w:val="Kop4Char"/>
     <w:uiPriority w:val="9"/>
     <w:semiHidden/>
     <w:unhideWhenUsed/>
@@ -1428,11 +6809,11 @@
       <w:color w:val="0F4761" w:themeColor="accent1" w:themeShade="BF"/>
     </w:rPr>
   </w:style>
-  <w:style w:type="paragraph" w:styleId="Heading5">
+  <w:style w:type="paragraph" w:styleId="Kop5">
     <w:name w:val="heading 5"/>
-    <w:basedOn w:val="Normal"/>
-    <w:next w:val="Normal"/>
-    <w:link w:val="Heading5Char"/>
+    <w:basedOn w:val="Standaard"/>
+    <w:next w:val="Standaard"/>
+    <w:link w:val="Kop5Char"/>
     <w:uiPriority w:val="9"/>
     <w:semiHidden/>
     <w:unhideWhenUsed/>
@@ -1449,11 +6830,11 @@
       <w:color w:val="0F4761" w:themeColor="accent1" w:themeShade="BF"/>
     </w:rPr>
   </w:style>
-  <w:style w:type="paragraph" w:styleId="Heading6">
+  <w:style w:type="paragraph" w:styleId="Kop6">
     <w:name w:val="heading 6"/>
-    <w:basedOn w:val="Normal"/>
-    <w:next w:val="Normal"/>
-    <w:link w:val="Heading6Char"/>
+    <w:basedOn w:val="Standaard"/>
+    <w:next w:val="Standaard"/>
+    <w:link w:val="Kop6Char"/>
     <w:uiPriority w:val="9"/>
     <w:semiHidden/>
     <w:unhideWhenUsed/>
@@ -1472,11 +6853,11 @@
       <w:color w:val="595959" w:themeColor="text1" w:themeTint="A6"/>
     </w:rPr>
   </w:style>
-  <w:style w:type="paragraph" w:styleId="Heading7">
+  <w:style w:type="paragraph" w:styleId="Kop7">
     <w:name w:val="heading 7"/>
-    <w:basedOn w:val="Normal"/>
-    <w:next w:val="Normal"/>
-    <w:link w:val="Heading7Char"/>
+    <w:basedOn w:val="Standaard"/>
+    <w:next w:val="Standaard"/>
+    <w:link w:val="Kop7Char"/>
     <w:uiPriority w:val="9"/>
     <w:semiHidden/>
     <w:unhideWhenUsed/>
@@ -1493,11 +6874,11 @@
       <w:color w:val="595959" w:themeColor="text1" w:themeTint="A6"/>
     </w:rPr>
   </w:style>
-  <w:style w:type="paragraph" w:styleId="Heading8">
+  <w:style w:type="paragraph" w:styleId="Kop8">
     <w:name w:val="heading 8"/>
-    <w:basedOn w:val="Normal"/>
-    <w:next w:val="Normal"/>
-    <w:link w:val="Heading8Char"/>
+    <w:basedOn w:val="Standaard"/>
+    <w:next w:val="Standaard"/>
+    <w:link w:val="Kop8Char"/>
     <w:uiPriority w:val="9"/>
     <w:semiHidden/>
     <w:unhideWhenUsed/>
@@ -1516,11 +6897,11 @@
       <w:color w:val="272727" w:themeColor="text1" w:themeTint="D8"/>
     </w:rPr>
   </w:style>
-  <w:style w:type="paragraph" w:styleId="Heading9">
+  <w:style w:type="paragraph" w:styleId="Kop9">
     <w:name w:val="heading 9"/>
-    <w:basedOn w:val="Normal"/>
-    <w:next w:val="Normal"/>
-    <w:link w:val="Heading9Char"/>
+    <w:basedOn w:val="Standaard"/>
+    <w:next w:val="Standaard"/>
+    <w:link w:val="Kop9Char"/>
     <w:uiPriority w:val="9"/>
     <w:semiHidden/>
     <w:unhideWhenUsed/>
@@ -1537,12 +6918,12 @@
       <w:color w:val="272727" w:themeColor="text1" w:themeTint="D8"/>
     </w:rPr>
   </w:style>
-  <w:style w:type="character" w:default="1" w:styleId="DefaultParagraphFont">
+  <w:style w:type="character" w:default="1" w:styleId="Standaardalinea-lettertype">
     <w:name w:val="Default Paragraph Font"/>
     <w:uiPriority w:val="1"/>
     <w:unhideWhenUsed/>
   </w:style>
-  <w:style w:type="table" w:default="1" w:styleId="TableNormal">
+  <w:style w:type="table" w:default="1" w:styleId="Standaardtabel">
     <w:name w:val="Normal Table"/>
     <w:uiPriority w:val="99"/>
     <w:semiHidden/>
@@ -1557,16 +6938,16 @@
       </w:tblCellMar>
     </w:tblPr>
   </w:style>
-  <w:style w:type="numbering" w:default="1" w:styleId="NoList">
+  <w:style w:type="numbering" w:default="1" w:styleId="Geenlijst">
     <w:name w:val="No List"/>
     <w:uiPriority w:val="99"/>
     <w:semiHidden/>
     <w:unhideWhenUsed/>
   </w:style>
-  <w:style w:type="character" w:customStyle="1" w:styleId="Heading1Char">
-    <w:name w:val="Heading 1 Char"/>
-    <w:basedOn w:val="DefaultParagraphFont"/>
-    <w:link w:val="Heading1"/>
+  <w:style w:type="character" w:customStyle="1" w:styleId="Kop1Char">
+    <w:name w:val="Kop 1 Char"/>
+    <w:basedOn w:val="Standaardalinea-lettertype"/>
+    <w:link w:val="Kop1"/>
     <w:uiPriority w:val="9"/>
     <w:rsid w:val="00735D29"/>
     <w:rPr>
@@ -1576,10 +6957,10 @@
       <w:szCs w:val="40"/>
     </w:rPr>
   </w:style>
-  <w:style w:type="character" w:customStyle="1" w:styleId="Heading2Char">
-    <w:name w:val="Heading 2 Char"/>
-    <w:basedOn w:val="DefaultParagraphFont"/>
-    <w:link w:val="Heading2"/>
+  <w:style w:type="character" w:customStyle="1" w:styleId="Kop2Char">
+    <w:name w:val="Kop 2 Char"/>
+    <w:basedOn w:val="Standaardalinea-lettertype"/>
+    <w:link w:val="Kop2"/>
     <w:uiPriority w:val="9"/>
     <w:semiHidden/>
     <w:rsid w:val="00735D29"/>
@@ -1590,12 +6971,11 @@
       <w:szCs w:val="32"/>
     </w:rPr>
   </w:style>
-  <w:style w:type="character" w:customStyle="1" w:styleId="Heading3Char">
-    <w:name w:val="Heading 3 Char"/>
-    <w:basedOn w:val="DefaultParagraphFont"/>
-    <w:link w:val="Heading3"/>
+  <w:style w:type="character" w:customStyle="1" w:styleId="Kop3Char">
+    <w:name w:val="Kop 3 Char"/>
+    <w:basedOn w:val="Standaardalinea-lettertype"/>
+    <w:link w:val="Kop3"/>
     <w:uiPriority w:val="9"/>
-    <w:semiHidden/>
     <w:rsid w:val="00735D29"/>
     <w:rPr>
       <w:rFonts w:eastAsiaTheme="majorEastAsia" w:cstheme="majorBidi"/>
@@ -1604,10 +6984,10 @@
       <w:szCs w:val="28"/>
     </w:rPr>
   </w:style>
-  <w:style w:type="character" w:customStyle="1" w:styleId="Heading4Char">
-    <w:name w:val="Heading 4 Char"/>
-    <w:basedOn w:val="DefaultParagraphFont"/>
-    <w:link w:val="Heading4"/>
+  <w:style w:type="character" w:customStyle="1" w:styleId="Kop4Char">
+    <w:name w:val="Kop 4 Char"/>
+    <w:basedOn w:val="Standaardalinea-lettertype"/>
+    <w:link w:val="Kop4"/>
     <w:uiPriority w:val="9"/>
     <w:semiHidden/>
     <w:rsid w:val="00735D29"/>
@@ -1618,10 +6998,10 @@
       <w:color w:val="0F4761" w:themeColor="accent1" w:themeShade="BF"/>
     </w:rPr>
   </w:style>
-  <w:style w:type="character" w:customStyle="1" w:styleId="Heading5Char">
-    <w:name w:val="Heading 5 Char"/>
-    <w:basedOn w:val="DefaultParagraphFont"/>
-    <w:link w:val="Heading5"/>
+  <w:style w:type="character" w:customStyle="1" w:styleId="Kop5Char">
+    <w:name w:val="Kop 5 Char"/>
+    <w:basedOn w:val="Standaardalinea-lettertype"/>
+    <w:link w:val="Kop5"/>
     <w:uiPriority w:val="9"/>
     <w:semiHidden/>
     <w:rsid w:val="00735D29"/>
@@ -1630,10 +7010,10 @@
       <w:color w:val="0F4761" w:themeColor="accent1" w:themeShade="BF"/>
     </w:rPr>
   </w:style>
-  <w:style w:type="character" w:customStyle="1" w:styleId="Heading6Char">
-    <w:name w:val="Heading 6 Char"/>
-    <w:basedOn w:val="DefaultParagraphFont"/>
-    <w:link w:val="Heading6"/>
+  <w:style w:type="character" w:customStyle="1" w:styleId="Kop6Char">
+    <w:name w:val="Kop 6 Char"/>
+    <w:basedOn w:val="Standaardalinea-lettertype"/>
+    <w:link w:val="Kop6"/>
     <w:uiPriority w:val="9"/>
     <w:semiHidden/>
     <w:rsid w:val="00735D29"/>
@@ -1644,10 +7024,10 @@
       <w:color w:val="595959" w:themeColor="text1" w:themeTint="A6"/>
     </w:rPr>
   </w:style>
-  <w:style w:type="character" w:customStyle="1" w:styleId="Heading7Char">
-    <w:name w:val="Heading 7 Char"/>
-    <w:basedOn w:val="DefaultParagraphFont"/>
-    <w:link w:val="Heading7"/>
+  <w:style w:type="character" w:customStyle="1" w:styleId="Kop7Char">
+    <w:name w:val="Kop 7 Char"/>
+    <w:basedOn w:val="Standaardalinea-lettertype"/>
+    <w:link w:val="Kop7"/>
     <w:uiPriority w:val="9"/>
     <w:semiHidden/>
     <w:rsid w:val="00735D29"/>
@@ -1656,10 +7036,10 @@
       <w:color w:val="595959" w:themeColor="text1" w:themeTint="A6"/>
     </w:rPr>
   </w:style>
-  <w:style w:type="character" w:customStyle="1" w:styleId="Heading8Char">
-    <w:name w:val="Heading 8 Char"/>
-    <w:basedOn w:val="DefaultParagraphFont"/>
-    <w:link w:val="Heading8"/>
+  <w:style w:type="character" w:customStyle="1" w:styleId="Kop8Char">
+    <w:name w:val="Kop 8 Char"/>
+    <w:basedOn w:val="Standaardalinea-lettertype"/>
+    <w:link w:val="Kop8"/>
     <w:uiPriority w:val="9"/>
     <w:semiHidden/>
     <w:rsid w:val="00735D29"/>
@@ -1670,10 +7050,10 @@
       <w:color w:val="272727" w:themeColor="text1" w:themeTint="D8"/>
     </w:rPr>
   </w:style>
-  <w:style w:type="character" w:customStyle="1" w:styleId="Heading9Char">
-    <w:name w:val="Heading 9 Char"/>
-    <w:basedOn w:val="DefaultParagraphFont"/>
-    <w:link w:val="Heading9"/>
+  <w:style w:type="character" w:customStyle="1" w:styleId="Kop9Char">
+    <w:name w:val="Kop 9 Char"/>
+    <w:basedOn w:val="Standaardalinea-lettertype"/>
+    <w:link w:val="Kop9"/>
     <w:uiPriority w:val="9"/>
     <w:semiHidden/>
     <w:rsid w:val="00735D29"/>
@@ -1682,11 +7062,11 @@
       <w:color w:val="272727" w:themeColor="text1" w:themeTint="D8"/>
     </w:rPr>
   </w:style>
-  <w:style w:type="paragraph" w:styleId="Title">
+  <w:style w:type="paragraph" w:styleId="Titel">
     <w:name w:val="Title"/>
-    <w:basedOn w:val="Normal"/>
-    <w:next w:val="Normal"/>
-    <w:link w:val="TitleChar"/>
+    <w:basedOn w:val="Standaard"/>
+    <w:next w:val="Standaard"/>
+    <w:link w:val="TitelChar"/>
     <w:uiPriority w:val="10"/>
     <w:qFormat/>
     <w:rsid w:val="00735D29"/>
@@ -1702,10 +7082,10 @@
       <w:szCs w:val="56"/>
     </w:rPr>
   </w:style>
-  <w:style w:type="character" w:customStyle="1" w:styleId="TitleChar">
-    <w:name w:val="Title Char"/>
-    <w:basedOn w:val="DefaultParagraphFont"/>
-    <w:link w:val="Title"/>
+  <w:style w:type="character" w:customStyle="1" w:styleId="TitelChar">
+    <w:name w:val="Titel Char"/>
+    <w:basedOn w:val="Standaardalinea-lettertype"/>
+    <w:link w:val="Titel"/>
     <w:uiPriority w:val="10"/>
     <w:rsid w:val="00735D29"/>
     <w:rPr>
@@ -1716,11 +7096,11 @@
       <w:szCs w:val="56"/>
     </w:rPr>
   </w:style>
-  <w:style w:type="paragraph" w:styleId="Subtitle">
+  <w:style w:type="paragraph" w:styleId="Ondertitel">
     <w:name w:val="Subtitle"/>
-    <w:basedOn w:val="Normal"/>
-    <w:next w:val="Normal"/>
-    <w:link w:val="SubtitleChar"/>
+    <w:basedOn w:val="Standaard"/>
+    <w:next w:val="Standaard"/>
+    <w:link w:val="OndertitelChar"/>
     <w:uiPriority w:val="11"/>
     <w:qFormat/>
     <w:rsid w:val="00735D29"/>
@@ -1737,10 +7117,10 @@
       <w:szCs w:val="28"/>
     </w:rPr>
   </w:style>
-  <w:style w:type="character" w:customStyle="1" w:styleId="SubtitleChar">
-    <w:name w:val="Subtitle Char"/>
-    <w:basedOn w:val="DefaultParagraphFont"/>
-    <w:link w:val="Subtitle"/>
+  <w:style w:type="character" w:customStyle="1" w:styleId="OndertitelChar">
+    <w:name w:val="Ondertitel Char"/>
+    <w:basedOn w:val="Standaardalinea-lettertype"/>
+    <w:link w:val="Ondertitel"/>
     <w:uiPriority w:val="11"/>
     <w:rsid w:val="00735D29"/>
     <w:rPr>
@@ -1751,11 +7131,11 @@
       <w:szCs w:val="28"/>
     </w:rPr>
   </w:style>
-  <w:style w:type="paragraph" w:styleId="Quote">
+  <w:style w:type="paragraph" w:styleId="Citaat">
     <w:name w:val="Quote"/>
-    <w:basedOn w:val="Normal"/>
-    <w:next w:val="Normal"/>
-    <w:link w:val="QuoteChar"/>
+    <w:basedOn w:val="Standaard"/>
+    <w:next w:val="Standaard"/>
+    <w:link w:val="CitaatChar"/>
     <w:uiPriority w:val="29"/>
     <w:qFormat/>
     <w:rsid w:val="00735D29"/>
@@ -1769,10 +7149,10 @@
       <w:color w:val="404040" w:themeColor="text1" w:themeTint="BF"/>
     </w:rPr>
   </w:style>
-  <w:style w:type="character" w:customStyle="1" w:styleId="QuoteChar">
-    <w:name w:val="Quote Char"/>
-    <w:basedOn w:val="DefaultParagraphFont"/>
-    <w:link w:val="Quote"/>
+  <w:style w:type="character" w:customStyle="1" w:styleId="CitaatChar">
+    <w:name w:val="Citaat Char"/>
+    <w:basedOn w:val="Standaardalinea-lettertype"/>
+    <w:link w:val="Citaat"/>
     <w:uiPriority w:val="29"/>
     <w:rsid w:val="00735D29"/>
     <w:rPr>
@@ -1781,9 +7161,9 @@
       <w:color w:val="404040" w:themeColor="text1" w:themeTint="BF"/>
     </w:rPr>
   </w:style>
-  <w:style w:type="paragraph" w:styleId="ListParagraph">
+  <w:style w:type="paragraph" w:styleId="Lijstalinea">
     <w:name w:val="List Paragraph"/>
-    <w:basedOn w:val="Normal"/>
+    <w:basedOn w:val="Standaard"/>
     <w:uiPriority w:val="34"/>
     <w:qFormat/>
     <w:rsid w:val="00735D29"/>
@@ -1792,9 +7172,9 @@
       <w:contextualSpacing/>
     </w:pPr>
   </w:style>
-  <w:style w:type="character" w:styleId="IntenseEmphasis">
+  <w:style w:type="character" w:styleId="Intensievebenadrukking">
     <w:name w:val="Intense Emphasis"/>
-    <w:basedOn w:val="DefaultParagraphFont"/>
+    <w:basedOn w:val="Standaardalinea-lettertype"/>
     <w:uiPriority w:val="21"/>
     <w:qFormat/>
     <w:rsid w:val="00735D29"/>
@@ -1804,11 +7184,11 @@
       <w:color w:val="0F4761" w:themeColor="accent1" w:themeShade="BF"/>
     </w:rPr>
   </w:style>
-  <w:style w:type="paragraph" w:styleId="IntenseQuote">
+  <w:style w:type="paragraph" w:styleId="Duidelijkcitaat">
     <w:name w:val="Intense Quote"/>
-    <w:basedOn w:val="Normal"/>
-    <w:next w:val="Normal"/>
-    <w:link w:val="IntenseQuoteChar"/>
+    <w:basedOn w:val="Standaard"/>
+    <w:next w:val="Standaard"/>
+    <w:link w:val="DuidelijkcitaatChar"/>
     <w:uiPriority w:val="30"/>
     <w:qFormat/>
     <w:rsid w:val="00735D29"/>
@@ -1827,10 +7207,10 @@
       <w:color w:val="0F4761" w:themeColor="accent1" w:themeShade="BF"/>
     </w:rPr>
   </w:style>
-  <w:style w:type="character" w:customStyle="1" w:styleId="IntenseQuoteChar">
-    <w:name w:val="Intense Quote Char"/>
-    <w:basedOn w:val="DefaultParagraphFont"/>
-    <w:link w:val="IntenseQuote"/>
+  <w:style w:type="character" w:customStyle="1" w:styleId="DuidelijkcitaatChar">
+    <w:name w:val="Duidelijk citaat Char"/>
+    <w:basedOn w:val="Standaardalinea-lettertype"/>
+    <w:link w:val="Duidelijkcitaat"/>
     <w:uiPriority w:val="30"/>
     <w:rsid w:val="00735D29"/>
     <w:rPr>
@@ -1839,9 +7219,9 @@
       <w:color w:val="0F4761" w:themeColor="accent1" w:themeShade="BF"/>
     </w:rPr>
   </w:style>
-  <w:style w:type="character" w:styleId="IntenseReference">
+  <w:style w:type="character" w:styleId="Intensieveverwijzing">
     <w:name w:val="Intense Reference"/>
-    <w:basedOn w:val="DefaultParagraphFont"/>
+    <w:basedOn w:val="Standaardalinea-lettertype"/>
     <w:uiPriority w:val="32"/>
     <w:qFormat/>
     <w:rsid w:val="00735D29"/>
@@ -1852,6 +7232,80 @@
       <w:color w:val="0F4761" w:themeColor="accent1" w:themeShade="BF"/>
       <w:spacing w:val="5"/>
     </w:rPr>
+  </w:style>
+  <w:style w:type="paragraph" w:styleId="Normaalweb">
+    <w:name w:val="Normal (Web)"/>
+    <w:basedOn w:val="Standaard"/>
+    <w:uiPriority w:val="99"/>
+    <w:semiHidden/>
+    <w:unhideWhenUsed/>
+    <w:rsid w:val="004A29A4"/>
+    <w:pPr>
+      <w:spacing w:before="100" w:beforeAutospacing="1" w:after="100" w:afterAutospacing="1" w:line="240" w:lineRule="auto"/>
+    </w:pPr>
+    <w:rPr>
+      <w:rFonts w:ascii="Times New Roman" w:eastAsia="Times New Roman" w:hAnsi="Times New Roman" w:cs="Times New Roman"/>
+      <w:kern w:val="0"/>
+      <w:lang w:eastAsia="nl-NL"/>
+      <w14:ligatures w14:val="none"/>
+    </w:rPr>
+  </w:style>
+  <w:style w:type="character" w:styleId="HTMLCode">
+    <w:name w:val="HTML Code"/>
+    <w:basedOn w:val="Standaardalinea-lettertype"/>
+    <w:uiPriority w:val="99"/>
+    <w:semiHidden/>
+    <w:unhideWhenUsed/>
+    <w:rsid w:val="004A29A4"/>
+    <w:rPr>
+      <w:rFonts w:ascii="Courier New" w:eastAsia="Times New Roman" w:hAnsi="Courier New" w:cs="Courier New"/>
+      <w:sz w:val="20"/>
+      <w:szCs w:val="20"/>
+    </w:rPr>
+  </w:style>
+  <w:style w:type="paragraph" w:styleId="Koptekst">
+    <w:name w:val="header"/>
+    <w:basedOn w:val="Standaard"/>
+    <w:link w:val="KoptekstChar"/>
+    <w:uiPriority w:val="99"/>
+    <w:unhideWhenUsed/>
+    <w:rsid w:val="00D173A0"/>
+    <w:pPr>
+      <w:tabs>
+        <w:tab w:val="center" w:pos="4536"/>
+        <w:tab w:val="right" w:pos="9072"/>
+      </w:tabs>
+      <w:spacing w:after="0" w:line="240" w:lineRule="auto"/>
+    </w:pPr>
+  </w:style>
+  <w:style w:type="character" w:customStyle="1" w:styleId="KoptekstChar">
+    <w:name w:val="Koptekst Char"/>
+    <w:basedOn w:val="Standaardalinea-lettertype"/>
+    <w:link w:val="Koptekst"/>
+    <w:uiPriority w:val="99"/>
+    <w:rsid w:val="00D173A0"/>
+  </w:style>
+  <w:style w:type="paragraph" w:styleId="Voettekst">
+    <w:name w:val="footer"/>
+    <w:basedOn w:val="Standaard"/>
+    <w:link w:val="VoettekstChar"/>
+    <w:uiPriority w:val="99"/>
+    <w:unhideWhenUsed/>
+    <w:rsid w:val="00D173A0"/>
+    <w:pPr>
+      <w:tabs>
+        <w:tab w:val="center" w:pos="4536"/>
+        <w:tab w:val="right" w:pos="9072"/>
+      </w:tabs>
+      <w:spacing w:after="0" w:line="240" w:lineRule="auto"/>
+    </w:pPr>
+  </w:style>
+  <w:style w:type="character" w:customStyle="1" w:styleId="VoettekstChar">
+    <w:name w:val="Voettekst Char"/>
+    <w:basedOn w:val="Standaardalinea-lettertype"/>
+    <w:link w:val="Voettekst"/>
+    <w:uiPriority w:val="99"/>
+    <w:rsid w:val="00D173A0"/>
   </w:style>
 </w:styles>
 </file>
